--- a/docs/期末書面報告.docx
+++ b/docs/期末書面報告.docx
@@ -10,9 +10,11 @@
       <w:r>
         <w:t xml:space="preserve">Math Defense </w:t>
       </w:r>
+      <w:proofErr w:type="spellStart"/>
       <w:r>
         <w:t>期末專題書面報告</w:t>
       </w:r>
+      <w:proofErr w:type="spellEnd"/>
     </w:p>
     <w:p>
       <w:pPr>
@@ -24,27 +26,43 @@
           <w:i/>
           <w:color w:val="666666"/>
         </w:rPr>
-        <w:t>Computer Programming II</w:t>
-      </w:r>
+        <w:t xml:space="preserve">Computer Programming </w:t>
+      </w:r>
+      <w:proofErr w:type="spellStart"/>
       <w:r>
         <w:rPr>
           <w:i/>
           <w:color w:val="666666"/>
         </w:rPr>
-        <w:t>，</w:t>
+        <w:t>II</w:t>
       </w:r>
       <w:r>
         <w:rPr>
           <w:i/>
           <w:color w:val="666666"/>
         </w:rPr>
-        <w:t>Spring 2026</w:t>
+        <w:t>，</w:t>
       </w:r>
       <w:r>
         <w:rPr>
           <w:i/>
           <w:color w:val="666666"/>
         </w:rPr>
+        <w:t>Spring</w:t>
+      </w:r>
+      <w:proofErr w:type="spellEnd"/>
+      <w:r>
+        <w:rPr>
+          <w:i/>
+          <w:color w:val="666666"/>
+        </w:rPr>
+        <w:t xml:space="preserve"> 2026</w:t>
+      </w:r>
+      <w:r>
+        <w:rPr>
+          <w:i/>
+          <w:color w:val="666666"/>
+        </w:rPr>
         <w:t>，期末專題</w:t>
       </w:r>
     </w:p>
@@ -53,6 +71,7 @@
         <w:spacing w:after="40"/>
         <w:ind w:left="216"/>
       </w:pPr>
+      <w:proofErr w:type="spellStart"/>
       <w:r>
         <w:rPr>
           <w:i/>
@@ -60,6 +79,7 @@
         </w:rPr>
         <w:t>組別</w:t>
       </w:r>
+      <w:proofErr w:type="spellEnd"/>
       <w:r>
         <w:rPr>
           <w:i/>
@@ -73,6 +93,7 @@
         <w:spacing w:after="40"/>
         <w:ind w:left="216"/>
       </w:pPr>
+      <w:proofErr w:type="spellStart"/>
       <w:r>
         <w:rPr>
           <w:i/>
@@ -80,6 +101,7 @@
         </w:rPr>
         <w:t>黃晨瑋</w:t>
       </w:r>
+      <w:proofErr w:type="spellEnd"/>
       <w:r>
         <w:rPr>
           <w:i/>
@@ -107,6 +129,7 @@
         <w:spacing w:after="40"/>
         <w:ind w:left="216"/>
       </w:pPr>
+      <w:proofErr w:type="spellStart"/>
       <w:r>
         <w:rPr>
           <w:i/>
@@ -114,6 +137,7 @@
         </w:rPr>
         <w:t>王晨嬡</w:t>
       </w:r>
+      <w:proofErr w:type="spellEnd"/>
       <w:r>
         <w:rPr>
           <w:i/>
@@ -141,6 +165,7 @@
         <w:spacing w:after="40"/>
         <w:ind w:left="216"/>
       </w:pPr>
+      <w:proofErr w:type="spellStart"/>
       <w:r>
         <w:rPr>
           <w:i/>
@@ -148,6 +173,7 @@
         </w:rPr>
         <w:t>邵顯智</w:t>
       </w:r>
+      <w:proofErr w:type="spellEnd"/>
       <w:r>
         <w:rPr>
           <w:i/>
@@ -184,81 +210,99 @@
       <w:pPr>
         <w:pStyle w:val="21"/>
       </w:pPr>
+      <w:proofErr w:type="spellStart"/>
       <w:r>
         <w:t>目錄</w:t>
       </w:r>
+      <w:proofErr w:type="spellEnd"/>
     </w:p>
     <w:p>
       <w:pPr>
         <w:pStyle w:val="a"/>
         <w:spacing w:after="0" w:line="240" w:lineRule="auto"/>
       </w:pPr>
+      <w:proofErr w:type="spellStart"/>
       <w:r>
         <w:t>專題簡介與主題關聯</w:t>
       </w:r>
+      <w:proofErr w:type="spellEnd"/>
     </w:p>
     <w:p>
       <w:pPr>
         <w:pStyle w:val="a"/>
         <w:spacing w:after="0" w:line="240" w:lineRule="auto"/>
       </w:pPr>
+      <w:proofErr w:type="spellStart"/>
       <w:r>
         <w:t>必要聲明</w:t>
       </w:r>
+      <w:proofErr w:type="spellEnd"/>
     </w:p>
     <w:p>
       <w:pPr>
         <w:pStyle w:val="a"/>
         <w:spacing w:after="0" w:line="240" w:lineRule="auto"/>
       </w:pPr>
+      <w:proofErr w:type="spellStart"/>
       <w:r>
         <w:t>遊戲玩法</w:t>
       </w:r>
+      <w:proofErr w:type="spellEnd"/>
     </w:p>
     <w:p>
       <w:pPr>
         <w:pStyle w:val="a"/>
         <w:spacing w:after="0" w:line="240" w:lineRule="auto"/>
       </w:pPr>
+      <w:proofErr w:type="spellStart"/>
       <w:r>
         <w:t>塔、敵人與法術詳解</w:t>
       </w:r>
+      <w:proofErr w:type="spellEnd"/>
     </w:p>
     <w:p>
       <w:pPr>
         <w:pStyle w:val="a"/>
         <w:spacing w:after="0" w:line="240" w:lineRule="auto"/>
       </w:pPr>
+      <w:proofErr w:type="spellStart"/>
       <w:r>
         <w:t>系統架構</w:t>
       </w:r>
+      <w:proofErr w:type="spellEnd"/>
     </w:p>
     <w:p>
       <w:pPr>
         <w:pStyle w:val="a"/>
         <w:spacing w:after="0" w:line="240" w:lineRule="auto"/>
       </w:pPr>
+      <w:proofErr w:type="spellStart"/>
       <w:r>
         <w:t>技術實作亮點</w:t>
       </w:r>
+      <w:proofErr w:type="spellEnd"/>
     </w:p>
     <w:p>
       <w:pPr>
         <w:pStyle w:val="a"/>
         <w:spacing w:after="0" w:line="240" w:lineRule="auto"/>
       </w:pPr>
+      <w:proofErr w:type="spellStart"/>
       <w:r>
         <w:t>創意、新意與原創性</w:t>
       </w:r>
+      <w:proofErr w:type="spellEnd"/>
     </w:p>
     <w:p>
       <w:pPr>
         <w:pStyle w:val="a"/>
         <w:spacing w:after="0" w:line="240" w:lineRule="auto"/>
       </w:pPr>
+      <w:proofErr w:type="spellStart"/>
       <w:r>
         <w:t>美術與介面設計</w:t>
       </w:r>
+      <w:proofErr w:type="spellEnd"/>
     </w:p>
     <w:p>
       <w:pPr>
@@ -286,35 +330,43 @@
         <w:pStyle w:val="a"/>
         <w:spacing w:after="0" w:line="240" w:lineRule="auto"/>
       </w:pPr>
+      <w:proofErr w:type="spellStart"/>
       <w:r>
         <w:t>開發歷程與遭遇的困難</w:t>
       </w:r>
+      <w:proofErr w:type="spellEnd"/>
     </w:p>
     <w:p>
       <w:pPr>
         <w:pStyle w:val="a"/>
         <w:spacing w:after="0" w:line="240" w:lineRule="auto"/>
       </w:pPr>
+      <w:proofErr w:type="spellStart"/>
       <w:r>
         <w:t>分工</w:t>
       </w:r>
+      <w:proofErr w:type="spellEnd"/>
     </w:p>
     <w:p>
       <w:pPr>
         <w:pStyle w:val="a"/>
         <w:spacing w:after="0" w:line="240" w:lineRule="auto"/>
       </w:pPr>
+      <w:proofErr w:type="spellStart"/>
       <w:r>
         <w:t>結論與未來展望</w:t>
       </w:r>
+      <w:proofErr w:type="spellEnd"/>
     </w:p>
     <w:p>
       <w:pPr>
         <w:pStyle w:val="a"/>
       </w:pPr>
+      <w:proofErr w:type="spellStart"/>
       <w:r>
         <w:t>參考資料與素材來源</w:t>
       </w:r>
+      <w:proofErr w:type="spellEnd"/>
     </w:p>
     <w:p>
       <w:pPr>
@@ -323,9 +375,11 @@
       <w:r>
         <w:t xml:space="preserve">1. </w:t>
       </w:r>
+      <w:proofErr w:type="spellStart"/>
       <w:r>
         <w:t>專題簡介與主題關聯</w:t>
       </w:r>
+      <w:proofErr w:type="spellEnd"/>
     </w:p>
     <w:p>
       <w:pPr>
@@ -462,14 +516,14 @@
         <w:rPr>
           <w:lang w:eastAsia="zh-TW"/>
         </w:rPr>
-        <w:t>具體來說，整個遊戲世界是一個座標平面。每一個關卡都會在平面上放置一個玩家必須防守的目標點，這個點並非任意指定，而是該關卡中所有敵人行進路徑曲線的唯一共同交點。換句話說，系統會先生成數條都通過同一點的多項式曲線作為敵人的進攻路徑，而那個它們共同穿越的交會處，正是玩家要守住的據點。敵人從</w:t>
+        <w:t>具體來說，整個遊戲世界是一個座標平面。每一個關卡都會在平面上放置一個玩家必須防守的目標點，這個點並非任意指定，而是該關卡中所有敵人行進路徑曲線的唯一共同交點。換句話說，系統會先生成數條都通過同一點的多項式曲線作為敵人的進攻路徑，而它們共同的交會處，正是玩家要守住的據點。敵人從</w:t>
       </w:r>
       <w:r>
         <w:rPr>
           <w:rFonts w:hint="eastAsia"/>
           <w:lang w:eastAsia="zh-TW"/>
         </w:rPr>
-        <w:t>函數與座標平面的</w:t>
+        <w:t>函數與座標平面</w:t>
       </w:r>
       <w:r>
         <w:rPr>
@@ -482,6 +536,13 @@
           <w:rFonts w:hint="eastAsia"/>
           <w:lang w:eastAsia="zh-TW"/>
         </w:rPr>
+        <w:t>的</w:t>
+      </w:r>
+      <w:r>
+        <w:rPr>
+          <w:rFonts w:hint="eastAsia"/>
+          <w:lang w:eastAsia="zh-TW"/>
+        </w:rPr>
         <w:t>交點</w:t>
       </w:r>
       <w:r>
@@ -502,7 +563,33 @@
         <w:rPr>
           <w:lang w:eastAsia="zh-TW"/>
         </w:rPr>
-        <w:t>沿著這些曲線朝目標前進，玩家則建造各自對應到不同數學主題的「塔」來攔截它們。一座塔能不能命中敵人、造成多少傷害，取決於玩家如何設定它背後的數學運算，例如掃描塔的扇形涵蓋範圍、矩陣塔配對向量的內積大小、極限塔所選答案的數學意義等等。</w:t>
+        <w:t>沿這些曲線朝目標前進，玩家則建造各自對應到不同數學主題的「塔」來攔截它們</w:t>
+      </w:r>
+      <w:r>
+        <w:rPr>
+          <w:rFonts w:hint="eastAsia"/>
+          <w:lang w:eastAsia="zh-TW"/>
+        </w:rPr>
+        <w:t>，</w:t>
+      </w:r>
+      <w:r>
+        <w:rPr>
+          <w:lang w:eastAsia="zh-TW"/>
+        </w:rPr>
+        <w:t>能</w:t>
+      </w:r>
+      <w:r>
+        <w:rPr>
+          <w:rFonts w:hint="eastAsia"/>
+          <w:lang w:eastAsia="zh-TW"/>
+        </w:rPr>
+        <w:t>否</w:t>
+      </w:r>
+      <w:r>
+        <w:rPr>
+          <w:lang w:eastAsia="zh-TW"/>
+        </w:rPr>
+        <w:t>命中敵人、造成多少傷害，取決於玩家如何設定它背後的數學運算，例如掃描塔的扇形涵蓋範圍、矩陣塔配對向量的內積大小、極限塔選答案的數學意義等等。</w:t>
       </w:r>
     </w:p>
     <w:p>
@@ -545,6 +632,13 @@
         </w:rPr>
       </w:pPr>
       <w:r>
+        <w:rPr>
+          <w:lang w:eastAsia="zh-TW"/>
+        </w:rPr>
+        <w:tab/>
+      </w:r>
+      <w:proofErr w:type="spellStart"/>
+      <w:r>
         <w:t>在技術層面，這款遊戲採用三層鬆耦合的執行環境</w:t>
       </w:r>
       <w:r>
@@ -553,6 +647,7 @@
       <w:r>
         <w:t>以</w:t>
       </w:r>
+      <w:proofErr w:type="spellEnd"/>
       <w:r>
         <w:t xml:space="preserve"> Vue 3 </w:t>
       </w:r>
@@ -562,11 +657,21 @@
       <w:r>
         <w:t xml:space="preserve"> TypeScript </w:t>
       </w:r>
+      <w:proofErr w:type="spellStart"/>
       <w:r>
         <w:t>撰寫的前端遊戲引擎、以</w:t>
       </w:r>
-      <w:r>
-        <w:t xml:space="preserve"> FastAPI </w:t>
+      <w:proofErr w:type="spellEnd"/>
+      <w:r>
+        <w:t xml:space="preserve"> </w:t>
+      </w:r>
+      <w:proofErr w:type="spellStart"/>
+      <w:r>
+        <w:t>FastAPI</w:t>
+      </w:r>
+      <w:proofErr w:type="spellEnd"/>
+      <w:r>
+        <w:t xml:space="preserve"> </w:t>
       </w:r>
       <w:r>
         <w:t>與</w:t>
@@ -574,20 +679,37 @@
       <w:r>
         <w:t xml:space="preserve"> PostgreSQL </w:t>
       </w:r>
+      <w:proofErr w:type="spellStart"/>
       <w:r>
         <w:t>構成的後端服務，以及以</w:t>
       </w:r>
+      <w:proofErr w:type="spellEnd"/>
       <w:r>
         <w:t xml:space="preserve"> C </w:t>
       </w:r>
+      <w:proofErr w:type="spellStart"/>
       <w:r>
         <w:t>語言撰寫、再編譯成</w:t>
       </w:r>
-      <w:r>
-        <w:t xml:space="preserve"> WebAssembly </w:t>
-      </w:r>
-      <w:r>
-        <w:t>的數學運算核心。</w:t>
+      <w:proofErr w:type="spellEnd"/>
+      <w:r>
+        <w:t xml:space="preserve"> </w:t>
+      </w:r>
+      <w:proofErr w:type="spellStart"/>
+      <w:r>
+        <w:t>WebAssembly</w:t>
+      </w:r>
+      <w:proofErr w:type="spellEnd"/>
+      <w:r>
+        <w:t xml:space="preserve"> </w:t>
+      </w:r>
+      <w:proofErr w:type="spellStart"/>
+      <w:r>
+        <w:t>的數學運算核心</w:t>
+      </w:r>
+      <w:proofErr w:type="spellEnd"/>
+      <w:r>
+        <w:t>。</w:t>
       </w:r>
       <w:r>
         <w:rPr>
@@ -1006,7 +1128,21 @@
         <w:rPr>
           <w:lang w:eastAsia="zh-TW"/>
         </w:rPr>
-        <w:t xml:space="preserve"> WebAssembly </w:t>
+        <w:t xml:space="preserve"> </w:t>
+      </w:r>
+      <w:proofErr w:type="spellStart"/>
+      <w:r>
+        <w:rPr>
+          <w:lang w:eastAsia="zh-TW"/>
+        </w:rPr>
+        <w:t>WebAssembly</w:t>
+      </w:r>
+      <w:proofErr w:type="spellEnd"/>
+      <w:r>
+        <w:rPr>
+          <w:lang w:eastAsia="zh-TW"/>
+        </w:rPr>
+        <w:t xml:space="preserve"> </w:t>
       </w:r>
       <w:r>
         <w:rPr>
@@ -1243,8 +1379,17 @@
           <w:rFonts w:ascii="Consolas" w:eastAsia="Consolas" w:hAnsi="Consolas"/>
           <w:lang w:eastAsia="zh-TW"/>
         </w:rPr>
-        <w:t>frontend/package.json</w:t>
-      </w:r>
+        <w:t>frontend/</w:t>
+      </w:r>
+      <w:proofErr w:type="spellStart"/>
+      <w:r>
+        <w:rPr>
+          <w:rFonts w:ascii="Consolas" w:eastAsia="Consolas" w:hAnsi="Consolas"/>
+          <w:lang w:eastAsia="zh-TW"/>
+        </w:rPr>
+        <w:t>package.json</w:t>
+      </w:r>
+      <w:proofErr w:type="spellEnd"/>
       <w:r>
         <w:rPr>
           <w:lang w:eastAsia="zh-TW"/>
@@ -1275,12 +1420,14 @@
         </w:rPr>
         <w:t>、</w:t>
       </w:r>
+      <w:proofErr w:type="spellStart"/>
       <w:r>
         <w:rPr>
           <w:lang w:eastAsia="zh-TW"/>
         </w:rPr>
         <w:t>Pinia</w:t>
       </w:r>
+      <w:proofErr w:type="spellEnd"/>
       <w:r>
         <w:rPr>
           <w:lang w:eastAsia="zh-TW"/>
@@ -1303,8 +1450,16 @@
         <w:rPr>
           <w:lang w:eastAsia="zh-TW"/>
         </w:rPr>
-        <w:t xml:space="preserve"> KaTeX</w:t>
-      </w:r>
+        <w:t xml:space="preserve"> </w:t>
+      </w:r>
+      <w:proofErr w:type="spellStart"/>
+      <w:r>
+        <w:rPr>
+          <w:lang w:eastAsia="zh-TW"/>
+        </w:rPr>
+        <w:t>KaTeX</w:t>
+      </w:r>
+      <w:proofErr w:type="spellEnd"/>
       <w:r>
         <w:rPr>
           <w:lang w:eastAsia="zh-TW"/>
@@ -1348,11 +1503,19 @@
         </w:rPr>
         <w:t>仍然站在公開的基礎設施之上，包括前後端的開源框架與函式庫、</w:t>
       </w:r>
-      <w:r>
-        <w:rPr>
-          <w:lang w:eastAsia="zh-TW"/>
-        </w:rPr>
-        <w:t xml:space="preserve">Emscripten </w:t>
+      <w:proofErr w:type="spellStart"/>
+      <w:r>
+        <w:rPr>
+          <w:lang w:eastAsia="zh-TW"/>
+        </w:rPr>
+        <w:t>Emscripten</w:t>
+      </w:r>
+      <w:proofErr w:type="spellEnd"/>
+      <w:r>
+        <w:rPr>
+          <w:lang w:eastAsia="zh-TW"/>
+        </w:rPr>
+        <w:t xml:space="preserve"> </w:t>
       </w:r>
       <w:r>
         <w:rPr>
@@ -1364,7 +1527,21 @@
         <w:rPr>
           <w:lang w:eastAsia="zh-TW"/>
         </w:rPr>
-        <w:t xml:space="preserve"> musl </w:t>
+        <w:t xml:space="preserve"> </w:t>
+      </w:r>
+      <w:proofErr w:type="spellStart"/>
+      <w:r>
+        <w:rPr>
+          <w:lang w:eastAsia="zh-TW"/>
+        </w:rPr>
+        <w:t>musl</w:t>
+      </w:r>
+      <w:proofErr w:type="spellEnd"/>
+      <w:r>
+        <w:rPr>
+          <w:lang w:eastAsia="zh-TW"/>
+        </w:rPr>
+        <w:t xml:space="preserve"> </w:t>
       </w:r>
       <w:r>
         <w:rPr>
@@ -1435,8 +1612,16 @@
         <w:rPr>
           <w:lang w:eastAsia="zh-TW"/>
         </w:rPr>
-        <w:t xml:space="preserve"> PaGamO</w:t>
-      </w:r>
+        <w:t xml:space="preserve"> </w:t>
+      </w:r>
+      <w:proofErr w:type="spellStart"/>
+      <w:r>
+        <w:rPr>
+          <w:lang w:eastAsia="zh-TW"/>
+        </w:rPr>
+        <w:t>PaGamO</w:t>
+      </w:r>
+      <w:proofErr w:type="spellEnd"/>
       <w:r>
         <w:rPr>
           <w:lang w:eastAsia="zh-TW"/>
@@ -2305,13 +2490,31 @@
         </w:rPr>
         <w:t xml:space="preserve"> </w:t>
       </w:r>
+      <w:proofErr w:type="spellStart"/>
       <w:r>
         <w:rPr>
           <w:rFonts w:ascii="Consolas" w:eastAsia="Consolas" w:hAnsi="Consolas"/>
           <w:lang w:eastAsia="zh-TW"/>
         </w:rPr>
-        <w:t>wasm/math_engine.c</w:t>
-      </w:r>
+        <w:t>wasm</w:t>
+      </w:r>
+      <w:proofErr w:type="spellEnd"/>
+      <w:r>
+        <w:rPr>
+          <w:rFonts w:ascii="Consolas" w:eastAsia="Consolas" w:hAnsi="Consolas"/>
+          <w:lang w:eastAsia="zh-TW"/>
+        </w:rPr>
+        <w:t>/</w:t>
+      </w:r>
+      <w:proofErr w:type="spellStart"/>
+      <w:r>
+        <w:rPr>
+          <w:rFonts w:ascii="Consolas" w:eastAsia="Consolas" w:hAnsi="Consolas"/>
+          <w:lang w:eastAsia="zh-TW"/>
+        </w:rPr>
+        <w:t>math_engine.c</w:t>
+      </w:r>
+      <w:proofErr w:type="spellEnd"/>
       <w:r>
         <w:rPr>
           <w:lang w:eastAsia="zh-TW"/>
@@ -2323,12 +2526,21 @@
       <w:pPr>
         <w:spacing w:after="0" w:line="240" w:lineRule="auto"/>
       </w:pPr>
+      <w:proofErr w:type="spellStart"/>
       <w:r>
         <w:rPr>
           <w:rFonts w:ascii="Consolas" w:eastAsia="Consolas" w:hAnsi="Consolas"/>
           <w:sz w:val="19"/>
         </w:rPr>
-        <w:t>activeTime =</w:t>
+        <w:t>activeTime</w:t>
+      </w:r>
+      <w:proofErr w:type="spellEnd"/>
+      <w:r>
+        <w:rPr>
+          <w:rFonts w:ascii="Consolas" w:eastAsia="Consolas" w:hAnsi="Consolas"/>
+          <w:sz w:val="19"/>
+        </w:rPr>
+        <w:t xml:space="preserve"> =</w:t>
       </w:r>
     </w:p>
     <w:p>
@@ -2340,7 +2552,39 @@
           <w:rFonts w:ascii="Consolas" w:eastAsia="Consolas" w:hAnsi="Consolas"/>
           <w:sz w:val="19"/>
         </w:rPr>
-        <w:t xml:space="preserve">        max(0.001， timeTotal − Σ建造階段耗時)</w:t>
+        <w:t xml:space="preserve">        max(0.001， </w:t>
+      </w:r>
+      <w:proofErr w:type="spellStart"/>
+      <w:r>
+        <w:rPr>
+          <w:rFonts w:ascii="Consolas" w:eastAsia="Consolas" w:hAnsi="Consolas"/>
+          <w:sz w:val="19"/>
+        </w:rPr>
+        <w:t>timeTotal</w:t>
+      </w:r>
+      <w:proofErr w:type="spellEnd"/>
+      <w:r>
+        <w:rPr>
+          <w:rFonts w:ascii="Consolas" w:eastAsia="Consolas" w:hAnsi="Consolas"/>
+          <w:sz w:val="19"/>
+        </w:rPr>
+        <w:t xml:space="preserve"> − </w:t>
+      </w:r>
+      <w:proofErr w:type="spellStart"/>
+      <w:r>
+        <w:rPr>
+          <w:rFonts w:ascii="Consolas" w:eastAsia="Consolas" w:hAnsi="Consolas"/>
+          <w:sz w:val="19"/>
+        </w:rPr>
+        <w:t>Σ建造階段耗時</w:t>
+      </w:r>
+      <w:proofErr w:type="spellEnd"/>
+      <w:r>
+        <w:rPr>
+          <w:rFonts w:ascii="Consolas" w:eastAsia="Consolas" w:hAnsi="Consolas"/>
+          <w:sz w:val="19"/>
+        </w:rPr>
+        <w:t>)</w:t>
       </w:r>
     </w:p>
     <w:p>
@@ -2352,8 +2596,33 @@
           <w:rFonts w:ascii="Consolas" w:eastAsia="Consolas" w:hAnsi="Consolas"/>
           <w:sz w:val="19"/>
         </w:rPr>
-        <w:t>S1         = killValue / activeTime</w:t>
-      </w:r>
+        <w:t xml:space="preserve">S1         = </w:t>
+      </w:r>
+      <w:proofErr w:type="spellStart"/>
+      <w:r>
+        <w:rPr>
+          <w:rFonts w:ascii="Consolas" w:eastAsia="Consolas" w:hAnsi="Consolas"/>
+          <w:sz w:val="19"/>
+        </w:rPr>
+        <w:t>killValue</w:t>
+      </w:r>
+      <w:proofErr w:type="spellEnd"/>
+      <w:r>
+        <w:rPr>
+          <w:rFonts w:ascii="Consolas" w:eastAsia="Consolas" w:hAnsi="Consolas"/>
+          <w:sz w:val="19"/>
+        </w:rPr>
+        <w:t xml:space="preserve"> / </w:t>
+      </w:r>
+      <w:proofErr w:type="spellStart"/>
+      <w:r>
+        <w:rPr>
+          <w:rFonts w:ascii="Consolas" w:eastAsia="Consolas" w:hAnsi="Consolas"/>
+          <w:sz w:val="19"/>
+        </w:rPr>
+        <w:t>activeTime</w:t>
+      </w:r>
+      <w:proofErr w:type="spellEnd"/>
     </w:p>
     <w:p>
       <w:pPr>
@@ -2364,8 +2633,33 @@
           <w:rFonts w:ascii="Consolas" w:eastAsia="Consolas" w:hAnsi="Consolas"/>
           <w:sz w:val="19"/>
         </w:rPr>
-        <w:t>S2         = killValue / costTotal</w:t>
-      </w:r>
+        <w:t xml:space="preserve">S2         = </w:t>
+      </w:r>
+      <w:proofErr w:type="spellStart"/>
+      <w:r>
+        <w:rPr>
+          <w:rFonts w:ascii="Consolas" w:eastAsia="Consolas" w:hAnsi="Consolas"/>
+          <w:sz w:val="19"/>
+        </w:rPr>
+        <w:t>killValue</w:t>
+      </w:r>
+      <w:proofErr w:type="spellEnd"/>
+      <w:r>
+        <w:rPr>
+          <w:rFonts w:ascii="Consolas" w:eastAsia="Consolas" w:hAnsi="Consolas"/>
+          <w:sz w:val="19"/>
+        </w:rPr>
+        <w:t xml:space="preserve"> / </w:t>
+      </w:r>
+      <w:proofErr w:type="spellStart"/>
+      <w:r>
+        <w:rPr>
+          <w:rFonts w:ascii="Consolas" w:eastAsia="Consolas" w:hAnsi="Consolas"/>
+          <w:sz w:val="19"/>
+        </w:rPr>
+        <w:t>costTotal</w:t>
+      </w:r>
+      <w:proofErr w:type="spellEnd"/>
     </w:p>
     <w:p>
       <w:pPr>
@@ -2376,7 +2670,39 @@
           <w:rFonts w:ascii="Consolas" w:eastAsia="Consolas" w:hAnsi="Consolas"/>
           <w:sz w:val="19"/>
         </w:rPr>
-        <w:t xml:space="preserve">             (costTotal 大於 0，否則為 0)</w:t>
+        <w:t xml:space="preserve">             (</w:t>
+      </w:r>
+      <w:proofErr w:type="spellStart"/>
+      <w:r>
+        <w:rPr>
+          <w:rFonts w:ascii="Consolas" w:eastAsia="Consolas" w:hAnsi="Consolas"/>
+          <w:sz w:val="19"/>
+        </w:rPr>
+        <w:t>costTotal</w:t>
+      </w:r>
+      <w:proofErr w:type="spellEnd"/>
+      <w:r>
+        <w:rPr>
+          <w:rFonts w:ascii="Consolas" w:eastAsia="Consolas" w:hAnsi="Consolas"/>
+          <w:sz w:val="19"/>
+        </w:rPr>
+        <w:t xml:space="preserve"> </w:t>
+      </w:r>
+      <w:proofErr w:type="spellStart"/>
+      <w:r>
+        <w:rPr>
+          <w:rFonts w:ascii="Consolas" w:eastAsia="Consolas" w:hAnsi="Consolas"/>
+          <w:sz w:val="19"/>
+        </w:rPr>
+        <w:t>大於</w:t>
+      </w:r>
+      <w:proofErr w:type="spellEnd"/>
+      <w:r>
+        <w:rPr>
+          <w:rFonts w:ascii="Consolas" w:eastAsia="Consolas" w:hAnsi="Consolas"/>
+          <w:sz w:val="19"/>
+        </w:rPr>
+        <w:t xml:space="preserve"> 0，否則為 0)</w:t>
       </w:r>
     </w:p>
     <w:p>
@@ -2400,7 +2726,23 @@
           <w:rFonts w:ascii="Consolas" w:eastAsia="Consolas" w:hAnsi="Consolas"/>
           <w:sz w:val="19"/>
         </w:rPr>
-        <w:t xml:space="preserve">             (S1 + S2 大於 0，否則為 0)</w:t>
+        <w:t xml:space="preserve">             (S1 + S2 </w:t>
+      </w:r>
+      <w:proofErr w:type="spellStart"/>
+      <w:r>
+        <w:rPr>
+          <w:rFonts w:ascii="Consolas" w:eastAsia="Consolas" w:hAnsi="Consolas"/>
+          <w:sz w:val="19"/>
+        </w:rPr>
+        <w:t>大於</w:t>
+      </w:r>
+      <w:proofErr w:type="spellEnd"/>
+      <w:r>
+        <w:rPr>
+          <w:rFonts w:ascii="Consolas" w:eastAsia="Consolas" w:hAnsi="Consolas"/>
+          <w:sz w:val="19"/>
+        </w:rPr>
+        <w:t xml:space="preserve"> 0，否則為 0)</w:t>
       </w:r>
     </w:p>
     <w:p>
@@ -2424,7 +2766,55 @@
           <w:rFonts w:ascii="Consolas" w:eastAsia="Consolas" w:hAnsi="Consolas"/>
           <w:sz w:val="19"/>
         </w:rPr>
-        <w:t>exponent   = 1 / sqrt(max(1， 1 + (2 + healthOrigin − healthFinal − initialAnswer)))</w:t>
+        <w:t xml:space="preserve">exponent   = 1 / sqrt(max(1， 1 + (2 + </w:t>
+      </w:r>
+      <w:proofErr w:type="spellStart"/>
+      <w:r>
+        <w:rPr>
+          <w:rFonts w:ascii="Consolas" w:eastAsia="Consolas" w:hAnsi="Consolas"/>
+          <w:sz w:val="19"/>
+        </w:rPr>
+        <w:t>healthOrigin</w:t>
+      </w:r>
+      <w:proofErr w:type="spellEnd"/>
+      <w:r>
+        <w:rPr>
+          <w:rFonts w:ascii="Consolas" w:eastAsia="Consolas" w:hAnsi="Consolas"/>
+          <w:sz w:val="19"/>
+        </w:rPr>
+        <w:t xml:space="preserve"> − </w:t>
+      </w:r>
+      <w:proofErr w:type="spellStart"/>
+      <w:r>
+        <w:rPr>
+          <w:rFonts w:ascii="Consolas" w:eastAsia="Consolas" w:hAnsi="Consolas"/>
+          <w:sz w:val="19"/>
+        </w:rPr>
+        <w:t>healthFinal</w:t>
+      </w:r>
+      <w:proofErr w:type="spellEnd"/>
+      <w:r>
+        <w:rPr>
+          <w:rFonts w:ascii="Consolas" w:eastAsia="Consolas" w:hAnsi="Consolas"/>
+          <w:sz w:val="19"/>
+        </w:rPr>
+        <w:t xml:space="preserve"> − </w:t>
+      </w:r>
+      <w:proofErr w:type="spellStart"/>
+      <w:r>
+        <w:rPr>
+          <w:rFonts w:ascii="Consolas" w:eastAsia="Consolas" w:hAnsi="Consolas"/>
+          <w:sz w:val="19"/>
+        </w:rPr>
+        <w:t>initialAnswer</w:t>
+      </w:r>
+      <w:proofErr w:type="spellEnd"/>
+      <w:r>
+        <w:rPr>
+          <w:rFonts w:ascii="Consolas" w:eastAsia="Consolas" w:hAnsi="Consolas"/>
+          <w:sz w:val="19"/>
+        </w:rPr>
+        <w:t>)))</w:t>
       </w:r>
     </w:p>
     <w:p>
@@ -2436,19 +2826,44 @@
           <w:rFonts w:ascii="Consolas" w:eastAsia="Consolas" w:hAnsi="Consolas"/>
           <w:sz w:val="19"/>
         </w:rPr>
-        <w:t>core       = max(0， killValue)^exponent · K</w:t>
+        <w:t xml:space="preserve">core       = max(0， </w:t>
+      </w:r>
+      <w:proofErr w:type="spellStart"/>
+      <w:r>
+        <w:rPr>
+          <w:rFonts w:ascii="Consolas" w:eastAsia="Consolas" w:hAnsi="Consolas"/>
+          <w:sz w:val="19"/>
+        </w:rPr>
+        <w:t>killValue</w:t>
+      </w:r>
+      <w:proofErr w:type="spellEnd"/>
+      <w:r>
+        <w:rPr>
+          <w:rFonts w:ascii="Consolas" w:eastAsia="Consolas" w:hAnsi="Consolas"/>
+          <w:sz w:val="19"/>
+        </w:rPr>
+        <w:t>)^exponent · K</w:t>
       </w:r>
     </w:p>
     <w:p>
       <w:pPr>
         <w:spacing w:after="120" w:line="240" w:lineRule="auto"/>
       </w:pPr>
+      <w:proofErr w:type="spellStart"/>
       <w:r>
         <w:rPr>
           <w:rFonts w:ascii="Consolas" w:eastAsia="Consolas" w:hAnsi="Consolas"/>
           <w:sz w:val="19"/>
         </w:rPr>
-        <w:t>TotalScore = core · SCALE · difficulty</w:t>
+        <w:t>TotalScore</w:t>
+      </w:r>
+      <w:proofErr w:type="spellEnd"/>
+      <w:r>
+        <w:rPr>
+          <w:rFonts w:ascii="Consolas" w:eastAsia="Consolas" w:hAnsi="Consolas"/>
+          <w:sz w:val="19"/>
+        </w:rPr>
+        <w:t xml:space="preserve"> = core · SCALE · difficulty</w:t>
       </w:r>
     </w:p>
     <w:p>
@@ -2628,7 +3043,21 @@
         <w:rPr>
           <w:lang w:eastAsia="zh-TW"/>
         </w:rPr>
-        <w:t xml:space="preserve"> WebAssembly </w:t>
+        <w:t xml:space="preserve"> </w:t>
+      </w:r>
+      <w:proofErr w:type="spellStart"/>
+      <w:r>
+        <w:rPr>
+          <w:lang w:eastAsia="zh-TW"/>
+        </w:rPr>
+        <w:t>WebAssembly</w:t>
+      </w:r>
+      <w:proofErr w:type="spellEnd"/>
+      <w:r>
+        <w:rPr>
+          <w:lang w:eastAsia="zh-TW"/>
+        </w:rPr>
+        <w:t xml:space="preserve"> </w:t>
       </w:r>
       <w:r>
         <w:rPr>
@@ -4749,7 +5178,21 @@
         <w:rPr>
           <w:lang w:eastAsia="zh-TW"/>
         </w:rPr>
-        <w:t xml:space="preserve">(eˣ) &amp; </w:t>
+        <w:t>(</w:t>
+      </w:r>
+      <w:proofErr w:type="spellStart"/>
+      <w:r>
+        <w:rPr>
+          <w:lang w:eastAsia="zh-TW"/>
+        </w:rPr>
+        <w:t>eˣ</w:t>
+      </w:r>
+      <w:proofErr w:type="spellEnd"/>
+      <w:r>
+        <w:rPr>
+          <w:lang w:eastAsia="zh-TW"/>
+        </w:rPr>
+        <w:t xml:space="preserve">) &amp; </w:t>
       </w:r>
       <w:r>
         <w:rPr>
@@ -4825,6 +5268,12 @@
         <w:rPr>
           <w:lang w:eastAsia="zh-TW"/>
         </w:rPr>
+        <w:tab/>
+      </w:r>
+      <w:r>
+        <w:rPr>
+          <w:lang w:eastAsia="zh-TW"/>
+        </w:rPr>
         <w:t>漸近線法術以趨近於零為名，花費六十金幣，冷卻十五秒，讓半徑四格內的敵人減速到原速的四成、持續五秒</w:t>
       </w:r>
       <w:r>
@@ -4922,48 +5371,122 @@
         <w:rPr>
           <w:lang w:eastAsia="zh-TW"/>
         </w:rPr>
-        <w:t>函數把所有能量集中在一點的特性，適合用來補刀已經被打穿護盾的頭目或一擊處理再生兵。加速法術以速度對時間的導數</w:t>
-      </w:r>
-      <w:r>
-        <w:rPr>
-          <w:lang w:eastAsia="zh-TW"/>
-        </w:rPr>
-        <w:t>dv/dt</w:t>
-      </w:r>
-      <w:r>
-        <w:rPr>
-          <w:lang w:eastAsia="zh-TW"/>
-        </w:rPr>
-        <w:t>為名，花費一百二十金幣，冷卻二十五秒，施放後的八秒內使所有塔造成一點五倍傷害</w:t>
-      </w:r>
-      <w:r>
-        <w:rPr>
-          <w:lang w:eastAsia="zh-TW"/>
-        </w:rPr>
-        <w:t>；</w:t>
-      </w:r>
-      <w:r>
-        <w:rPr>
-          <w:lang w:eastAsia="zh-TW"/>
-        </w:rPr>
-        <w:t>命名取自輸出如加速度般陡升的意象，</w:t>
+        <w:t>函數把所有能量集中在一點的特性，適合用來補刀已經被打穿護盾的頭目或一擊處理再生兵</w:t>
       </w:r>
       <w:r>
         <w:rPr>
           <w:rFonts w:hint="eastAsia"/>
           <w:lang w:eastAsia="zh-TW"/>
         </w:rPr>
-        <w:t>為</w:t>
-      </w:r>
-      <w:r>
-        <w:rPr>
-          <w:lang w:eastAsia="zh-TW"/>
-        </w:rPr>
-        <w:t>波次比預期更密集時的應急按鈕。</w:t>
+        <w:t>。</w:t>
       </w:r>
     </w:p>
     <w:p>
       <w:pPr>
+        <w:jc w:val="both"/>
+        <w:rPr>
+          <w:lang w:eastAsia="zh-TW"/>
+        </w:rPr>
+      </w:pPr>
+      <w:r>
+        <w:rPr>
+          <w:lang w:eastAsia="zh-TW"/>
+        </w:rPr>
+        <w:tab/>
+      </w:r>
+      <w:r>
+        <w:rPr>
+          <w:lang w:eastAsia="zh-TW"/>
+        </w:rPr>
+        <w:t>加速法術以速度對時間的導數</w:t>
+      </w:r>
+      <w:r>
+        <w:rPr>
+          <w:lang w:eastAsia="zh-TW"/>
+        </w:rPr>
+        <w:t>dv/dt</w:t>
+      </w:r>
+      <w:r>
+        <w:rPr>
+          <w:lang w:eastAsia="zh-TW"/>
+        </w:rPr>
+        <w:t>為名，花費一百二十金幣，冷卻二十五秒，施放後的八秒內</w:t>
+      </w:r>
+      <w:r>
+        <w:rPr>
+          <w:rFonts w:hint="eastAsia"/>
+          <w:lang w:eastAsia="zh-TW"/>
+        </w:rPr>
+        <w:t>令</w:t>
+      </w:r>
+      <w:r>
+        <w:rPr>
+          <w:lang w:eastAsia="zh-TW"/>
+        </w:rPr>
+        <w:t>所有塔造成一點五倍傷害</w:t>
+      </w:r>
+      <w:r>
+        <w:rPr>
+          <w:lang w:eastAsia="zh-TW"/>
+        </w:rPr>
+        <w:t>；</w:t>
+      </w:r>
+      <w:r>
+        <w:rPr>
+          <w:lang w:eastAsia="zh-TW"/>
+        </w:rPr>
+        <w:t>命名取自輸出如加速度般陡升的意象，</w:t>
+      </w:r>
+      <w:r>
+        <w:rPr>
+          <w:rFonts w:hint="eastAsia"/>
+          <w:lang w:eastAsia="zh-TW"/>
+        </w:rPr>
+        <w:t>作</w:t>
+      </w:r>
+      <w:r>
+        <w:rPr>
+          <w:rFonts w:hint="eastAsia"/>
+          <w:lang w:eastAsia="zh-TW"/>
+        </w:rPr>
+        <w:t>為</w:t>
+      </w:r>
+      <w:r>
+        <w:rPr>
+          <w:rFonts w:hint="eastAsia"/>
+          <w:lang w:eastAsia="zh-TW"/>
+        </w:rPr>
+        <w:t>一種</w:t>
+      </w:r>
+      <w:r>
+        <w:rPr>
+          <w:lang w:eastAsia="zh-TW"/>
+        </w:rPr>
+        <w:t>應急</w:t>
+      </w:r>
+      <w:r>
+        <w:rPr>
+          <w:rFonts w:hint="eastAsia"/>
+          <w:lang w:eastAsia="zh-TW"/>
+        </w:rPr>
+        <w:t>用</w:t>
+      </w:r>
+      <w:r>
+        <w:rPr>
+          <w:rFonts w:hint="eastAsia"/>
+          <w:lang w:eastAsia="zh-TW"/>
+        </w:rPr>
+        <w:t>法術</w:t>
+      </w:r>
+      <w:r>
+        <w:rPr>
+          <w:lang w:eastAsia="zh-TW"/>
+        </w:rPr>
+        <w:t>。</w:t>
+      </w:r>
+    </w:p>
+    <w:p>
+      <w:pPr>
         <w:pStyle w:val="21"/>
         <w:rPr>
           <w:lang w:eastAsia="zh-TW"/>
@@ -5068,7 +5591,25 @@
           <w:sz w:val="19"/>
           <w:lang w:eastAsia="zh-TW"/>
         </w:rPr>
-        <w:t xml:space="preserve">    ├─ Pinia 狀態管理(反應式橋接)</w:t>
+        <w:t xml:space="preserve">    ├─ </w:t>
+      </w:r>
+      <w:proofErr w:type="spellStart"/>
+      <w:r>
+        <w:rPr>
+          <w:rFonts w:ascii="Consolas" w:eastAsia="Consolas" w:hAnsi="Consolas"/>
+          <w:sz w:val="19"/>
+          <w:lang w:eastAsia="zh-TW"/>
+        </w:rPr>
+        <w:t>Pinia</w:t>
+      </w:r>
+      <w:proofErr w:type="spellEnd"/>
+      <w:r>
+        <w:rPr>
+          <w:rFonts w:ascii="Consolas" w:eastAsia="Consolas" w:hAnsi="Consolas"/>
+          <w:sz w:val="19"/>
+          <w:lang w:eastAsia="zh-TW"/>
+        </w:rPr>
+        <w:t xml:space="preserve"> 狀態管理(反應式橋接)</w:t>
       </w:r>
     </w:p>
     <w:p>
@@ -5100,7 +5641,23 @@
           <w:sz w:val="19"/>
           <w:lang w:eastAsia="zh-TW"/>
         </w:rPr>
-        <w:t xml:space="preserve">       (ECS 風格系統、Canvas 渲染、固定 60 FPS)</w:t>
+        <w:t xml:space="preserve">    </w:t>
+      </w:r>
+      <w:r>
+        <w:rPr>
+          <w:rFonts w:ascii="Consolas" w:eastAsia="Consolas" w:hAnsi="Consolas"/>
+          <w:sz w:val="19"/>
+          <w:lang w:eastAsia="zh-TW"/>
+        </w:rPr>
+        <w:t>│</w:t>
+      </w:r>
+      <w:r>
+        <w:rPr>
+          <w:rFonts w:ascii="Consolas" w:eastAsia="Consolas" w:hAnsi="Consolas"/>
+          <w:sz w:val="19"/>
+          <w:lang w:eastAsia="zh-TW"/>
+        </w:rPr>
+        <w:t xml:space="preserve">  (ECS 風格系統、Canvas 渲染、固定 60 FPS)</w:t>
       </w:r>
     </w:p>
     <w:p>
@@ -5152,8 +5709,17 @@
           <w:rFonts w:ascii="Consolas" w:eastAsia="Consolas" w:hAnsi="Consolas"/>
           <w:sz w:val="19"/>
         </w:rPr>
-        <w:t>│    └─ WasmBridge</w:t>
-      </w:r>
+        <w:t xml:space="preserve">│    └─ </w:t>
+      </w:r>
+      <w:proofErr w:type="spellStart"/>
+      <w:r>
+        <w:rPr>
+          <w:rFonts w:ascii="Consolas" w:eastAsia="Consolas" w:hAnsi="Consolas"/>
+          <w:sz w:val="19"/>
+        </w:rPr>
+        <w:t>WasmBridge</w:t>
+      </w:r>
+      <w:proofErr w:type="spellEnd"/>
     </w:p>
     <w:p>
       <w:pPr>
@@ -5164,7 +5730,53 @@
           <w:rFonts w:ascii="Consolas" w:eastAsia="Consolas" w:hAnsi="Consolas"/>
           <w:sz w:val="19"/>
         </w:rPr>
-        <w:t xml:space="preserve">             → math_engine.wasm(C 語言)</w:t>
+        <w:t xml:space="preserve">    </w:t>
+      </w:r>
+      <w:r>
+        <w:rPr>
+          <w:rFonts w:ascii="Consolas" w:eastAsia="Consolas" w:hAnsi="Consolas"/>
+          <w:sz w:val="19"/>
+        </w:rPr>
+        <w:t>│</w:t>
+      </w:r>
+      <w:r>
+        <w:rPr>
+          <w:rFonts w:ascii="Consolas" w:eastAsia="Consolas" w:hAnsi="Consolas"/>
+          <w:sz w:val="19"/>
+        </w:rPr>
+        <w:t xml:space="preserve">        → </w:t>
+      </w:r>
+      <w:proofErr w:type="spellStart"/>
+      <w:r>
+        <w:rPr>
+          <w:rFonts w:ascii="Consolas" w:eastAsia="Consolas" w:hAnsi="Consolas"/>
+          <w:sz w:val="19"/>
+        </w:rPr>
+        <w:t>math_engine.wasm</w:t>
+      </w:r>
+      <w:proofErr w:type="spellEnd"/>
+      <w:r>
+        <w:rPr>
+          <w:rFonts w:ascii="Consolas" w:eastAsia="Consolas" w:hAnsi="Consolas"/>
+          <w:sz w:val="19"/>
+        </w:rPr>
+        <w:t xml:space="preserve">(C </w:t>
+      </w:r>
+      <w:proofErr w:type="spellStart"/>
+      <w:r>
+        <w:rPr>
+          <w:rFonts w:ascii="Consolas" w:eastAsia="Consolas" w:hAnsi="Consolas"/>
+          <w:sz w:val="19"/>
+        </w:rPr>
+        <w:t>語言</w:t>
+      </w:r>
+      <w:proofErr w:type="spellEnd"/>
+      <w:r>
+        <w:rPr>
+          <w:rFonts w:ascii="Consolas" w:eastAsia="Consolas" w:hAnsi="Consolas"/>
+          <w:sz w:val="19"/>
+        </w:rPr>
+        <w:t>)</w:t>
       </w:r>
     </w:p>
     <w:p>
@@ -5176,8 +5788,62 @@
           <w:rFonts w:ascii="Consolas" w:eastAsia="Consolas" w:hAnsi="Consolas"/>
           <w:sz w:val="19"/>
         </w:rPr>
-        <w:t xml:space="preserve">             + JavaScript 後備</w:t>
-      </w:r>
+        <w:t xml:space="preserve">    </w:t>
+      </w:r>
+      <w:r>
+        <w:rPr>
+          <w:rFonts w:ascii="Consolas" w:eastAsia="Consolas" w:hAnsi="Consolas"/>
+          <w:sz w:val="19"/>
+        </w:rPr>
+        <w:t>│</w:t>
+      </w:r>
+      <w:r>
+        <w:rPr>
+          <w:rFonts w:ascii="Consolas" w:eastAsia="Consolas" w:hAnsi="Consolas"/>
+          <w:sz w:val="19"/>
+        </w:rPr>
+        <w:t xml:space="preserve">         </w:t>
+      </w:r>
+      <w:r>
+        <w:rPr>
+          <w:rFonts w:ascii="新細明體" w:eastAsia="新細明體" w:hAnsi="新細明體" w:hint="eastAsia"/>
+          <w:sz w:val="19"/>
+          <w:lang w:eastAsia="zh-TW"/>
+        </w:rPr>
+        <w:t xml:space="preserve"> </w:t>
+      </w:r>
+      <w:r>
+        <w:rPr>
+          <w:rFonts w:ascii="新細明體" w:eastAsia="新細明體" w:hAnsi="新細明體" w:hint="eastAsia"/>
+          <w:sz w:val="19"/>
+          <w:lang w:eastAsia="zh-TW"/>
+        </w:rPr>
+        <w:t xml:space="preserve"> </w:t>
+      </w:r>
+      <w:r>
+        <w:rPr>
+          <w:rFonts w:ascii="新細明體" w:eastAsia="新細明體" w:hAnsi="新細明體" w:hint="eastAsia"/>
+          <w:sz w:val="19"/>
+          <w:lang w:eastAsia="zh-TW"/>
+        </w:rPr>
+        <w:t xml:space="preserve"> </w:t>
+      </w:r>
+      <w:r>
+        <w:rPr>
+          <w:rFonts w:ascii="Consolas" w:eastAsia="Consolas" w:hAnsi="Consolas"/>
+          <w:sz w:val="19"/>
+        </w:rPr>
+        <w:t xml:space="preserve">+ JavaScript </w:t>
+      </w:r>
+      <w:proofErr w:type="spellStart"/>
+      <w:r>
+        <w:rPr>
+          <w:rFonts w:ascii="Consolas" w:eastAsia="Consolas" w:hAnsi="Consolas"/>
+          <w:sz w:val="19"/>
+        </w:rPr>
+        <w:t>後備</w:t>
+      </w:r>
+      <w:proofErr w:type="spellEnd"/>
     </w:p>
     <w:p>
       <w:pPr>
@@ -5188,8 +5854,49 @@
           <w:rFonts w:ascii="Consolas" w:eastAsia="Consolas" w:hAnsi="Consolas"/>
           <w:sz w:val="19"/>
         </w:rPr>
-        <w:t xml:space="preserve">    └─ 服務層 → FastAPI 後端</w:t>
-      </w:r>
+        <w:t xml:space="preserve">    └─ </w:t>
+      </w:r>
+      <w:proofErr w:type="spellStart"/>
+      <w:r>
+        <w:rPr>
+          <w:rFonts w:ascii="Consolas" w:eastAsia="Consolas" w:hAnsi="Consolas"/>
+          <w:sz w:val="19"/>
+        </w:rPr>
+        <w:t>服務層</w:t>
+      </w:r>
+      <w:proofErr w:type="spellEnd"/>
+      <w:r>
+        <w:rPr>
+          <w:rFonts w:ascii="Consolas" w:eastAsia="Consolas" w:hAnsi="Consolas"/>
+          <w:sz w:val="19"/>
+        </w:rPr>
+        <w:t xml:space="preserve"> → </w:t>
+      </w:r>
+      <w:proofErr w:type="spellStart"/>
+      <w:r>
+        <w:rPr>
+          <w:rFonts w:ascii="Consolas" w:eastAsia="Consolas" w:hAnsi="Consolas"/>
+          <w:sz w:val="19"/>
+        </w:rPr>
+        <w:t>FastAPI</w:t>
+      </w:r>
+      <w:proofErr w:type="spellEnd"/>
+      <w:r>
+        <w:rPr>
+          <w:rFonts w:ascii="Consolas" w:eastAsia="Consolas" w:hAnsi="Consolas"/>
+          <w:sz w:val="19"/>
+        </w:rPr>
+        <w:t xml:space="preserve"> </w:t>
+      </w:r>
+      <w:proofErr w:type="spellStart"/>
+      <w:r>
+        <w:rPr>
+          <w:rFonts w:ascii="Consolas" w:eastAsia="Consolas" w:hAnsi="Consolas"/>
+          <w:sz w:val="19"/>
+        </w:rPr>
+        <w:t>後端</w:t>
+      </w:r>
+      <w:proofErr w:type="spellEnd"/>
     </w:p>
     <w:p>
       <w:pPr>
@@ -5200,7 +5907,23 @@
           <w:rFonts w:ascii="Consolas" w:eastAsia="Consolas" w:hAnsi="Consolas"/>
           <w:sz w:val="19"/>
         </w:rPr>
-        <w:t xml:space="preserve">                ├─ Routers(薄控制器)</w:t>
+        <w:t xml:space="preserve">                ├─ Routers(</w:t>
+      </w:r>
+      <w:proofErr w:type="spellStart"/>
+      <w:r>
+        <w:rPr>
+          <w:rFonts w:ascii="Consolas" w:eastAsia="Consolas" w:hAnsi="Consolas"/>
+          <w:sz w:val="19"/>
+        </w:rPr>
+        <w:t>薄控制器</w:t>
+      </w:r>
+      <w:proofErr w:type="spellEnd"/>
+      <w:r>
+        <w:rPr>
+          <w:rFonts w:ascii="Consolas" w:eastAsia="Consolas" w:hAnsi="Consolas"/>
+          <w:sz w:val="19"/>
+        </w:rPr>
+        <w:t>)</w:t>
       </w:r>
     </w:p>
     <w:p>
@@ -5236,8 +5959,33 @@
           <w:rFonts w:ascii="Consolas" w:eastAsia="Consolas" w:hAnsi="Consolas"/>
           <w:sz w:val="19"/>
         </w:rPr>
-        <w:t xml:space="preserve">                    (領域聚合)+ 貝氏能力估計</w:t>
-      </w:r>
+        <w:t xml:space="preserve">                    (</w:t>
+      </w:r>
+      <w:proofErr w:type="spellStart"/>
+      <w:r>
+        <w:rPr>
+          <w:rFonts w:ascii="Consolas" w:eastAsia="Consolas" w:hAnsi="Consolas"/>
+          <w:sz w:val="19"/>
+        </w:rPr>
+        <w:t>領域聚合</w:t>
+      </w:r>
+      <w:proofErr w:type="spellEnd"/>
+      <w:r>
+        <w:rPr>
+          <w:rFonts w:ascii="Consolas" w:eastAsia="Consolas" w:hAnsi="Consolas"/>
+          <w:sz w:val="19"/>
+        </w:rPr>
+        <w:t xml:space="preserve">)+ </w:t>
+      </w:r>
+      <w:proofErr w:type="spellStart"/>
+      <w:r>
+        <w:rPr>
+          <w:rFonts w:ascii="Consolas" w:eastAsia="Consolas" w:hAnsi="Consolas"/>
+          <w:sz w:val="19"/>
+        </w:rPr>
+        <w:t>貝氏能力估計</w:t>
+      </w:r>
+      <w:proofErr w:type="spellEnd"/>
     </w:p>
     <w:p>
       <w:pPr>
@@ -5248,7 +5996,23 @@
           <w:rFonts w:ascii="Consolas" w:eastAsia="Consolas" w:hAnsi="Consolas"/>
           <w:sz w:val="19"/>
         </w:rPr>
-        <w:t xml:space="preserve">                   └─ SQLAlchemy Repositories</w:t>
+        <w:t xml:space="preserve">                   └─ </w:t>
+      </w:r>
+      <w:proofErr w:type="spellStart"/>
+      <w:r>
+        <w:rPr>
+          <w:rFonts w:ascii="Consolas" w:eastAsia="Consolas" w:hAnsi="Consolas"/>
+          <w:sz w:val="19"/>
+        </w:rPr>
+        <w:t>SQLAlchemy</w:t>
+      </w:r>
+      <w:proofErr w:type="spellEnd"/>
+      <w:r>
+        <w:rPr>
+          <w:rFonts w:ascii="Consolas" w:eastAsia="Consolas" w:hAnsi="Consolas"/>
+          <w:sz w:val="19"/>
+        </w:rPr>
+        <w:t xml:space="preserve"> Repositories</w:t>
       </w:r>
     </w:p>
     <w:p>
@@ -5271,6 +6035,12 @@
         </w:rPr>
       </w:pPr>
       <w:r>
+        <w:rPr>
+          <w:lang w:eastAsia="zh-TW"/>
+        </w:rPr>
+        <w:tab/>
+      </w:r>
+      <w:r>
         <w:t>前端負責所有的遊戲邏輯、畫面渲染與玩家互動。遊戲的核心進行，包括關卡生成、遊戲迴圈與即時計分，完全在前端執行，而與後端的同步也設計成非阻塞，因此即使同步暫時失敗，單機遊玩的流暢度也不受影響。</w:t>
       </w:r>
       <w:r>
@@ -5295,7 +6065,21 @@
         <w:rPr>
           <w:lang w:eastAsia="zh-TW"/>
         </w:rPr>
-        <w:t xml:space="preserve"> WebAssembly </w:t>
+        <w:t xml:space="preserve"> </w:t>
+      </w:r>
+      <w:proofErr w:type="spellStart"/>
+      <w:r>
+        <w:rPr>
+          <w:lang w:eastAsia="zh-TW"/>
+        </w:rPr>
+        <w:t>WebAssembly</w:t>
+      </w:r>
+      <w:proofErr w:type="spellEnd"/>
+      <w:r>
+        <w:rPr>
+          <w:lang w:eastAsia="zh-TW"/>
+        </w:rPr>
+        <w:t xml:space="preserve"> </w:t>
       </w:r>
       <w:r>
         <w:rPr>
@@ -5303,11 +6087,19 @@
         </w:rPr>
         <w:t>數學核心，處理的是數值密集且需要可重現性的運算，主要是關卡生成與計分。</w:t>
       </w:r>
-      <w:r>
-        <w:rPr>
-          <w:lang w:eastAsia="zh-TW"/>
-        </w:rPr>
-        <w:t xml:space="preserve">WebAssembly </w:t>
+      <w:proofErr w:type="spellStart"/>
+      <w:r>
+        <w:rPr>
+          <w:lang w:eastAsia="zh-TW"/>
+        </w:rPr>
+        <w:t>WebAssembly</w:t>
+      </w:r>
+      <w:proofErr w:type="spellEnd"/>
+      <w:r>
+        <w:rPr>
+          <w:lang w:eastAsia="zh-TW"/>
+        </w:rPr>
+        <w:t xml:space="preserve"> </w:t>
       </w:r>
       <w:r>
         <w:rPr>
@@ -5335,9 +6127,11 @@
       <w:r>
         <w:t xml:space="preserve">5.2 </w:t>
       </w:r>
+      <w:proofErr w:type="spellStart"/>
       <w:r>
         <w:t>技術棧</w:t>
       </w:r>
+      <w:proofErr w:type="spellEnd"/>
     </w:p>
     <w:p>
       <w:pPr>
@@ -5346,29 +6140,45 @@
           <w:lang w:eastAsia="zh-TW"/>
         </w:rPr>
       </w:pPr>
+      <w:proofErr w:type="spellStart"/>
       <w:r>
         <w:t>前端以</w:t>
       </w:r>
+      <w:proofErr w:type="spellEnd"/>
       <w:r>
         <w:t xml:space="preserve"> Vue 3.5 </w:t>
       </w:r>
+      <w:proofErr w:type="spellStart"/>
       <w:r>
         <w:t>的組合式</w:t>
       </w:r>
+      <w:proofErr w:type="spellEnd"/>
       <w:r>
         <w:t xml:space="preserve"> API </w:t>
       </w:r>
+      <w:proofErr w:type="spellStart"/>
       <w:r>
         <w:t>搭配嚴格模式的</w:t>
       </w:r>
+      <w:proofErr w:type="spellEnd"/>
       <w:r>
         <w:t xml:space="preserve"> TypeScript 6.0 </w:t>
       </w:r>
+      <w:proofErr w:type="spellStart"/>
       <w:r>
         <w:t>撰寫，狀態管理使用</w:t>
       </w:r>
-      <w:r>
-        <w:t xml:space="preserve"> Pinia 3</w:t>
+      <w:proofErr w:type="spellEnd"/>
+      <w:r>
+        <w:t xml:space="preserve"> </w:t>
+      </w:r>
+      <w:proofErr w:type="spellStart"/>
+      <w:r>
+        <w:t>Pinia</w:t>
+      </w:r>
+      <w:proofErr w:type="spellEnd"/>
+      <w:r>
+        <w:t xml:space="preserve"> 3</w:t>
       </w:r>
       <w:r>
         <w:t>，路由使用</w:t>
@@ -5380,13 +6190,29 @@
         <w:t>，建置工具為</w:t>
       </w:r>
       <w:r>
-        <w:t xml:space="preserve"> Vite 8</w:t>
+        <w:t xml:space="preserve"> </w:t>
+      </w:r>
+      <w:proofErr w:type="spellStart"/>
+      <w:r>
+        <w:t>Vite</w:t>
+      </w:r>
+      <w:proofErr w:type="spellEnd"/>
+      <w:r>
+        <w:t xml:space="preserve"> 8</w:t>
       </w:r>
       <w:r>
         <w:t>，測試框架為</w:t>
       </w:r>
       <w:r>
-        <w:t xml:space="preserve"> Vitest 4</w:t>
+        <w:t xml:space="preserve"> </w:t>
+      </w:r>
+      <w:proofErr w:type="spellStart"/>
+      <w:r>
+        <w:t>Vitest</w:t>
+      </w:r>
+      <w:proofErr w:type="spellEnd"/>
+      <w:r>
+        <w:t xml:space="preserve"> 4</w:t>
       </w:r>
       <w:r>
         <w:t>。</w:t>
@@ -5401,7 +6227,21 @@
         <w:rPr>
           <w:lang w:eastAsia="zh-TW"/>
         </w:rPr>
-        <w:t xml:space="preserve"> FastAPI </w:t>
+        <w:t xml:space="preserve"> </w:t>
+      </w:r>
+      <w:proofErr w:type="spellStart"/>
+      <w:r>
+        <w:rPr>
+          <w:lang w:eastAsia="zh-TW"/>
+        </w:rPr>
+        <w:t>FastAPI</w:t>
+      </w:r>
+      <w:proofErr w:type="spellEnd"/>
+      <w:r>
+        <w:rPr>
+          <w:lang w:eastAsia="zh-TW"/>
+        </w:rPr>
+        <w:t xml:space="preserve"> </w:t>
       </w:r>
       <w:r>
         <w:rPr>
@@ -5413,19 +6253,35 @@
         <w:rPr>
           <w:lang w:eastAsia="zh-TW"/>
         </w:rPr>
-        <w:t xml:space="preserve"> Uvicorn</w:t>
-      </w:r>
+        <w:t xml:space="preserve"> </w:t>
+      </w:r>
+      <w:proofErr w:type="spellStart"/>
+      <w:r>
+        <w:rPr>
+          <w:lang w:eastAsia="zh-TW"/>
+        </w:rPr>
+        <w:t>Uvicorn</w:t>
+      </w:r>
+      <w:proofErr w:type="spellEnd"/>
       <w:r>
         <w:rPr>
           <w:lang w:eastAsia="zh-TW"/>
         </w:rPr>
         <w:t>、</w:t>
       </w:r>
-      <w:r>
-        <w:rPr>
-          <w:lang w:eastAsia="zh-TW"/>
-        </w:rPr>
-        <w:t>SQLAlchemy 2.0</w:t>
+      <w:proofErr w:type="spellStart"/>
+      <w:r>
+        <w:rPr>
+          <w:lang w:eastAsia="zh-TW"/>
+        </w:rPr>
+        <w:t>SQLAlchemy</w:t>
+      </w:r>
+      <w:proofErr w:type="spellEnd"/>
+      <w:r>
+        <w:rPr>
+          <w:lang w:eastAsia="zh-TW"/>
+        </w:rPr>
+        <w:t xml:space="preserve"> 2.0</w:t>
       </w:r>
       <w:r>
         <w:rPr>
@@ -5433,11 +6289,19 @@
         </w:rPr>
         <w:t>、</w:t>
       </w:r>
-      <w:r>
-        <w:rPr>
-          <w:lang w:eastAsia="zh-TW"/>
-        </w:rPr>
-        <w:t>Pydantic v2</w:t>
+      <w:proofErr w:type="spellStart"/>
+      <w:r>
+        <w:rPr>
+          <w:lang w:eastAsia="zh-TW"/>
+        </w:rPr>
+        <w:t>Pydantic</w:t>
+      </w:r>
+      <w:proofErr w:type="spellEnd"/>
+      <w:r>
+        <w:rPr>
+          <w:lang w:eastAsia="zh-TW"/>
+        </w:rPr>
+        <w:t xml:space="preserve"> v2</w:t>
       </w:r>
       <w:r>
         <w:rPr>
@@ -5449,7 +6313,21 @@
         <w:rPr>
           <w:lang w:eastAsia="zh-TW"/>
         </w:rPr>
-        <w:t xml:space="preserve"> PyJWT </w:t>
+        <w:t xml:space="preserve"> </w:t>
+      </w:r>
+      <w:proofErr w:type="spellStart"/>
+      <w:r>
+        <w:rPr>
+          <w:lang w:eastAsia="zh-TW"/>
+        </w:rPr>
+        <w:t>PyJWT</w:t>
+      </w:r>
+      <w:proofErr w:type="spellEnd"/>
+      <w:r>
+        <w:rPr>
+          <w:lang w:eastAsia="zh-TW"/>
+        </w:rPr>
+        <w:t xml:space="preserve"> </w:t>
       </w:r>
       <w:r>
         <w:rPr>
@@ -5463,12 +6341,14 @@
         </w:rPr>
         <w:t xml:space="preserve"> </w:t>
       </w:r>
+      <w:proofErr w:type="spellStart"/>
       <w:r>
         <w:rPr>
           <w:lang w:eastAsia="zh-TW"/>
         </w:rPr>
         <w:t>bcrypt</w:t>
       </w:r>
+      <w:proofErr w:type="spellEnd"/>
       <w:r>
         <w:rPr>
           <w:lang w:eastAsia="zh-TW"/>
@@ -5479,8 +6359,16 @@
         <w:rPr>
           <w:lang w:eastAsia="zh-TW"/>
         </w:rPr>
-        <w:t xml:space="preserve"> slowapi</w:t>
-      </w:r>
+        <w:t xml:space="preserve"> </w:t>
+      </w:r>
+      <w:proofErr w:type="spellStart"/>
+      <w:r>
+        <w:rPr>
+          <w:lang w:eastAsia="zh-TW"/>
+        </w:rPr>
+        <w:t>slowapi</w:t>
+      </w:r>
+      <w:proofErr w:type="spellEnd"/>
       <w:r>
         <w:rPr>
           <w:lang w:eastAsia="zh-TW"/>
@@ -5503,7 +6391,21 @@
         <w:rPr>
           <w:lang w:eastAsia="zh-TW"/>
         </w:rPr>
-        <w:t xml:space="preserve"> Emscripten </w:t>
+        <w:t xml:space="preserve"> </w:t>
+      </w:r>
+      <w:proofErr w:type="spellStart"/>
+      <w:r>
+        <w:rPr>
+          <w:lang w:eastAsia="zh-TW"/>
+        </w:rPr>
+        <w:t>Emscripten</w:t>
+      </w:r>
+      <w:proofErr w:type="spellEnd"/>
+      <w:r>
+        <w:rPr>
+          <w:lang w:eastAsia="zh-TW"/>
+        </w:rPr>
+        <w:t xml:space="preserve"> </w:t>
       </w:r>
       <w:r>
         <w:rPr>
@@ -5563,7 +6465,21 @@
         <w:rPr>
           <w:lang w:eastAsia="zh-TW"/>
         </w:rPr>
-        <w:t xml:space="preserve"> wasmtime </w:t>
+        <w:t xml:space="preserve"> </w:t>
+      </w:r>
+      <w:proofErr w:type="spellStart"/>
+      <w:r>
+        <w:rPr>
+          <w:lang w:eastAsia="zh-TW"/>
+        </w:rPr>
+        <w:t>wasmtime</w:t>
+      </w:r>
+      <w:proofErr w:type="spellEnd"/>
+      <w:r>
+        <w:rPr>
+          <w:lang w:eastAsia="zh-TW"/>
+        </w:rPr>
+        <w:t xml:space="preserve"> </w:t>
       </w:r>
       <w:r>
         <w:rPr>
@@ -5575,7 +6491,21 @@
         <w:rPr>
           <w:lang w:eastAsia="zh-TW"/>
         </w:rPr>
-        <w:t xml:space="preserve"> WebAssembly </w:t>
+        <w:t xml:space="preserve"> </w:t>
+      </w:r>
+      <w:proofErr w:type="spellStart"/>
+      <w:r>
+        <w:rPr>
+          <w:lang w:eastAsia="zh-TW"/>
+        </w:rPr>
+        <w:t>WebAssembly</w:t>
+      </w:r>
+      <w:proofErr w:type="spellEnd"/>
+      <w:r>
+        <w:rPr>
+          <w:lang w:eastAsia="zh-TW"/>
+        </w:rPr>
+        <w:t xml:space="preserve"> </w:t>
       </w:r>
       <w:r>
         <w:rPr>
@@ -5615,7 +6545,66 @@
         <w:rPr>
           <w:lang w:eastAsia="zh-TW"/>
         </w:rPr>
-        <w:t>為了避免前後端的參數各自漂移，專案以</w:t>
+        <w:t>為了</w:t>
+      </w:r>
+      <w:r>
+        <w:rPr>
+          <w:rFonts w:hint="eastAsia"/>
+          <w:lang w:eastAsia="zh-TW"/>
+        </w:rPr>
+        <w:t>預防</w:t>
+      </w:r>
+      <w:r>
+        <w:rPr>
+          <w:lang w:eastAsia="zh-TW"/>
+        </w:rPr>
+        <w:t>前後端的參數</w:t>
+      </w:r>
+      <w:r>
+        <w:rPr>
+          <w:rFonts w:hint="eastAsia"/>
+          <w:lang w:eastAsia="zh-TW"/>
+        </w:rPr>
+        <w:t>於開發過程中</w:t>
+      </w:r>
+      <w:r>
+        <w:rPr>
+          <w:rFonts w:hint="eastAsia"/>
+          <w:lang w:eastAsia="zh-TW"/>
+        </w:rPr>
+        <w:t>不慎</w:t>
+      </w:r>
+      <w:r>
+        <w:rPr>
+          <w:lang w:eastAsia="zh-TW"/>
+        </w:rPr>
+        <w:t>各自漂移，</w:t>
+      </w:r>
+      <w:r>
+        <w:rPr>
+          <w:rFonts w:hint="eastAsia"/>
+          <w:lang w:eastAsia="zh-TW"/>
+        </w:rPr>
+        <w:t>本</w:t>
+      </w:r>
+      <w:r>
+        <w:rPr>
+          <w:lang w:eastAsia="zh-TW"/>
+        </w:rPr>
+        <w:t>專案</w:t>
+      </w:r>
+      <w:r>
+        <w:rPr>
+          <w:rFonts w:hint="eastAsia"/>
+          <w:lang w:eastAsia="zh-TW"/>
+        </w:rPr>
+        <w:t>採</w:t>
+      </w:r>
+      <w:r>
+        <w:rPr>
+          <w:lang w:eastAsia="zh-TW"/>
+        </w:rPr>
+        <w:t>以</w:t>
       </w:r>
       <w:r>
         <w:rPr>
@@ -5628,8 +6617,17 @@
           <w:rFonts w:ascii="Consolas" w:eastAsia="Consolas" w:hAnsi="Consolas"/>
           <w:lang w:eastAsia="zh-TW"/>
         </w:rPr>
-        <w:t>shared/game-constants.json</w:t>
-      </w:r>
+        <w:t>shared/game-</w:t>
+      </w:r>
+      <w:proofErr w:type="spellStart"/>
+      <w:r>
+        <w:rPr>
+          <w:rFonts w:ascii="Consolas" w:eastAsia="Consolas" w:hAnsi="Consolas"/>
+          <w:lang w:eastAsia="zh-TW"/>
+        </w:rPr>
+        <w:t>constants.json</w:t>
+      </w:r>
+      <w:proofErr w:type="spellEnd"/>
       <w:r>
         <w:rPr>
           <w:lang w:eastAsia="zh-TW"/>
@@ -5640,7 +6638,7 @@
         <w:rPr>
           <w:lang w:eastAsia="zh-TW"/>
         </w:rPr>
-        <w:t>作為單一真實來源，前後端都從這份檔案讀取共用數值。其中包含畫布尺寸為一千兩百八十乘七百二十像素、座標格線範圍在正負十四之間、玩家初始為二十點生命值與兩百枚金幣</w:t>
+        <w:t>作為單一真實來源，前後端從這份檔案讀取共用數值。其中包含畫布尺寸為一千兩百八十乘七百二十像素、座標格線範圍在正負十四之間、玩家初始為二十點生命值與兩百枚金幣</w:t>
       </w:r>
       <w:r>
         <w:rPr>
@@ -5664,7 +6662,7 @@
         <w:rPr>
           <w:lang w:eastAsia="zh-TW"/>
         </w:rPr>
-        <w:t>、目標每秒六十幀，以及各星等的經濟參數與波次獎勵等。把這些常數集中在一處，可確保前端顯示、後端驗算與測試三方對同一組數字有一致的認知。</w:t>
+        <w:t>、目標每秒六十幀，以及各星等的經濟參數與波次獎勵等。把這些常數集中在一處，確保前端顯示、後端驗算與測試三方對同一組數字有一致的認知。</w:t>
       </w:r>
     </w:p>
     <w:p>
@@ -5722,8 +6720,16 @@
         <w:rPr>
           <w:lang w:eastAsia="zh-TW"/>
         </w:rPr>
-        <w:t xml:space="preserve"> WebAssembly</w:t>
-      </w:r>
+        <w:t xml:space="preserve"> </w:t>
+      </w:r>
+      <w:proofErr w:type="spellStart"/>
+      <w:r>
+        <w:rPr>
+          <w:lang w:eastAsia="zh-TW"/>
+        </w:rPr>
+        <w:t>WebAssembly</w:t>
+      </w:r>
+      <w:proofErr w:type="spellEnd"/>
     </w:p>
     <w:p>
       <w:pPr>
@@ -5734,9 +6740,16 @@
       </w:pPr>
       <w:r>
         <w:rPr>
-          <w:lang w:eastAsia="zh-TW"/>
-        </w:rPr>
-        <w:t>本專案把</w:t>
+          <w:rFonts w:hint="eastAsia"/>
+          <w:lang w:eastAsia="zh-TW"/>
+        </w:rPr>
+        <w:t>此</w:t>
+      </w:r>
+      <w:r>
+        <w:rPr>
+          <w:lang w:eastAsia="zh-TW"/>
+        </w:rPr>
+        <w:t>專案把</w:t>
       </w:r>
       <w:r>
         <w:rPr>
@@ -5748,14 +6761,23 @@
         <w:rPr>
           <w:lang w:eastAsia="zh-TW"/>
         </w:rPr>
-        <w:t>語言落實在最需要它的地方，也就是對數值精確度與可重現性要求最高的數學核心。</w:t>
-      </w:r>
+        <w:t>語言落實在對數值精確度與可重現性要求最高的數學核心。</w:t>
+      </w:r>
+      <w:proofErr w:type="spellStart"/>
       <w:r>
         <w:rPr>
           <w:rFonts w:ascii="Consolas" w:eastAsia="Consolas" w:hAnsi="Consolas"/>
           <w:lang w:eastAsia="zh-TW"/>
         </w:rPr>
-        <w:t>wasm/</w:t>
+        <w:t>wasm</w:t>
+      </w:r>
+      <w:proofErr w:type="spellEnd"/>
+      <w:r>
+        <w:rPr>
+          <w:rFonts w:ascii="Consolas" w:eastAsia="Consolas" w:hAnsi="Consolas"/>
+          <w:lang w:eastAsia="zh-TW"/>
+        </w:rPr>
+        <w:t>/</w:t>
       </w:r>
       <w:r>
         <w:rPr>
@@ -5781,6 +6803,7 @@
         </w:rPr>
         <w:t>撰寫了四個原始檔，最後連結成單一的數學引擎二進位檔。</w:t>
       </w:r>
+      <w:proofErr w:type="spellStart"/>
       <w:r>
         <w:rPr>
           <w:rFonts w:ascii="Consolas" w:eastAsia="Consolas" w:hAnsi="Consolas"/>
@@ -5788,6 +6811,7 @@
         </w:rPr>
         <w:t>math_engine.c</w:t>
       </w:r>
+      <w:proofErr w:type="spellEnd"/>
       <w:r>
         <w:rPr>
           <w:lang w:eastAsia="zh-TW"/>
@@ -5800,6 +6824,7 @@
         </w:rPr>
         <w:t>提供二乘二矩陣相乘、扇形面積與「點是否落在扇形內」的判定、梯形法數值積分，以及計分公式等數學函式，其中計分公式是實際在執行期由前端顯示與後端重算共用的關鍵函式。</w:t>
       </w:r>
+      <w:proofErr w:type="spellStart"/>
       <w:r>
         <w:rPr>
           <w:rFonts w:ascii="Consolas" w:eastAsia="Consolas" w:hAnsi="Consolas"/>
@@ -5807,6 +6832,7 @@
         </w:rPr>
         <w:t>curve.c</w:t>
       </w:r>
+      <w:proofErr w:type="spellEnd"/>
       <w:r>
         <w:rPr>
           <w:lang w:eastAsia="zh-TW"/>
@@ -5819,6 +6845,7 @@
         </w:rPr>
         <w:t>處理多項式、三角與對數三族曲線的求值、微分與定義域判斷。</w:t>
       </w:r>
+      <w:proofErr w:type="spellStart"/>
       <w:r>
         <w:rPr>
           <w:rFonts w:ascii="Consolas" w:eastAsia="Consolas" w:hAnsi="Consolas"/>
@@ -5826,6 +6853,7 @@
         </w:rPr>
         <w:t>level_gen.c</w:t>
       </w:r>
+      <w:proofErr w:type="spellEnd"/>
       <w:r>
         <w:rPr>
           <w:lang w:eastAsia="zh-TW"/>
@@ -5848,14 +6876,14 @@
         <w:rPr>
           <w:lang w:eastAsia="zh-TW"/>
         </w:rPr>
-        <w:t>曲線之間斜率分離得夠開、每條曲線在格線邊界恰好有兩個出生點、揭露範圍唯一，以及目標點確實落在範圍之內。其中求交點用的是變號掃描加二分逼近，而為了讓不同執</w:t>
+        <w:t>曲線之間斜率分離得夠開、每條曲線在格線邊界恰好有兩個出生點、揭露範圍唯一，以及目標點確實落在範圍之內。其中求交點用的是變號掃描加二分逼近，而為了讓不同執行環境跑出完全一致的結果，</w:t>
       </w:r>
       <w:r>
         <w:rPr>
           <w:lang w:eastAsia="zh-TW"/>
         </w:rPr>
         <w:lastRenderedPageBreak/>
-        <w:t>行環境跑出完全一致的結果，二分逼近的迭代次數一律在進入迴圈前就決定好</w:t>
+        <w:t>二分逼近的迭代次數一律在進入迴圈前就決定好</w:t>
       </w:r>
       <w:r>
         <w:rPr>
@@ -5881,6 +6909,7 @@
         </w:rPr>
         <w:t>曲線的自由係數則一律限制在四分之一的整數倍這種二進位分數格點上，讓生成的曲線能精確通過目標點而不帶浮點誤差。</w:t>
       </w:r>
+      <w:proofErr w:type="spellStart"/>
       <w:r>
         <w:rPr>
           <w:rFonts w:ascii="Consolas" w:eastAsia="Consolas" w:hAnsi="Consolas"/>
@@ -5888,6 +6917,7 @@
         </w:rPr>
         <w:t>prng.c</w:t>
       </w:r>
+      <w:proofErr w:type="spellEnd"/>
       <w:r>
         <w:rPr>
           <w:lang w:eastAsia="zh-TW"/>
@@ -5924,6 +6954,12 @@
         <w:rPr>
           <w:lang w:eastAsia="zh-TW"/>
         </w:rPr>
+        <w:tab/>
+      </w:r>
+      <w:r>
+        <w:rPr>
+          <w:lang w:eastAsia="zh-TW"/>
+        </w:rPr>
         <w:t>選擇</w:t>
       </w:r>
       <w:r>
@@ -5942,7 +6978,21 @@
         <w:rPr>
           <w:lang w:eastAsia="zh-TW"/>
         </w:rPr>
-        <w:t xml:space="preserve"> WebAssembly </w:t>
+        <w:t xml:space="preserve"> </w:t>
+      </w:r>
+      <w:proofErr w:type="spellStart"/>
+      <w:r>
+        <w:rPr>
+          <w:lang w:eastAsia="zh-TW"/>
+        </w:rPr>
+        <w:t>WebAssembly</w:t>
+      </w:r>
+      <w:proofErr w:type="spellEnd"/>
+      <w:r>
+        <w:rPr>
+          <w:lang w:eastAsia="zh-TW"/>
+        </w:rPr>
+        <w:t xml:space="preserve"> </w:t>
       </w:r>
       <w:r>
         <w:rPr>
@@ -5966,7 +7016,21 @@
         <w:rPr>
           <w:lang w:eastAsia="zh-TW"/>
         </w:rPr>
-        <w:t xml:space="preserve"> WebAssembly </w:t>
+        <w:t xml:space="preserve"> </w:t>
+      </w:r>
+      <w:proofErr w:type="spellStart"/>
+      <w:r>
+        <w:rPr>
+          <w:lang w:eastAsia="zh-TW"/>
+        </w:rPr>
+        <w:t>WebAssembly</w:t>
+      </w:r>
+      <w:proofErr w:type="spellEnd"/>
+      <w:r>
+        <w:rPr>
+          <w:lang w:eastAsia="zh-TW"/>
+        </w:rPr>
+        <w:t xml:space="preserve"> </w:t>
       </w:r>
       <w:r>
         <w:rPr>
@@ -5990,7 +7054,21 @@
         <w:rPr>
           <w:lang w:eastAsia="zh-TW"/>
         </w:rPr>
-        <w:t xml:space="preserve"> WasmBridge </w:t>
+        <w:t xml:space="preserve"> </w:t>
+      </w:r>
+      <w:proofErr w:type="spellStart"/>
+      <w:r>
+        <w:rPr>
+          <w:lang w:eastAsia="zh-TW"/>
+        </w:rPr>
+        <w:t>WasmBridge</w:t>
+      </w:r>
+      <w:proofErr w:type="spellEnd"/>
+      <w:r>
+        <w:rPr>
+          <w:lang w:eastAsia="zh-TW"/>
+        </w:rPr>
+        <w:t xml:space="preserve"> </w:t>
       </w:r>
       <w:r>
         <w:rPr>
@@ -6002,7 +7080,21 @@
         <w:rPr>
           <w:lang w:eastAsia="zh-TW"/>
         </w:rPr>
-        <w:t xml:space="preserve"> Emscripten </w:t>
+        <w:t xml:space="preserve"> </w:t>
+      </w:r>
+      <w:proofErr w:type="spellStart"/>
+      <w:r>
+        <w:rPr>
+          <w:lang w:eastAsia="zh-TW"/>
+        </w:rPr>
+        <w:t>Emscripten</w:t>
+      </w:r>
+      <w:proofErr w:type="spellEnd"/>
+      <w:r>
+        <w:rPr>
+          <w:lang w:eastAsia="zh-TW"/>
+        </w:rPr>
+        <w:t xml:space="preserve"> </w:t>
       </w:r>
       <w:r>
         <w:rPr>
@@ -6060,7 +7152,21 @@
         <w:rPr>
           <w:lang w:eastAsia="zh-TW"/>
         </w:rPr>
-        <w:t xml:space="preserve"> WebAssembly </w:t>
+        <w:t xml:space="preserve"> </w:t>
+      </w:r>
+      <w:proofErr w:type="spellStart"/>
+      <w:r>
+        <w:rPr>
+          <w:lang w:eastAsia="zh-TW"/>
+        </w:rPr>
+        <w:t>WebAssembly</w:t>
+      </w:r>
+      <w:proofErr w:type="spellEnd"/>
+      <w:r>
+        <w:rPr>
+          <w:lang w:eastAsia="zh-TW"/>
+        </w:rPr>
+        <w:t xml:space="preserve"> </w:t>
       </w:r>
       <w:r>
         <w:rPr>
@@ -6068,11 +7174,19 @@
         </w:rPr>
         <w:t>執行環境上跑，都要產生位元等級完全相同的浮點輸出。要做到這件事，需要幾個條件同時成立。</w:t>
       </w:r>
-      <w:r>
-        <w:rPr>
-          <w:lang w:eastAsia="zh-TW"/>
-        </w:rPr>
-        <w:t xml:space="preserve">Emscripten </w:t>
+      <w:proofErr w:type="spellStart"/>
+      <w:r>
+        <w:rPr>
+          <w:lang w:eastAsia="zh-TW"/>
+        </w:rPr>
+        <w:t>Emscripten</w:t>
+      </w:r>
+      <w:proofErr w:type="spellEnd"/>
+      <w:r>
+        <w:rPr>
+          <w:lang w:eastAsia="zh-TW"/>
+        </w:rPr>
+        <w:t xml:space="preserve"> </w:t>
       </w:r>
       <w:r>
         <w:rPr>
@@ -6084,7 +7198,21 @@
         <w:rPr>
           <w:lang w:eastAsia="zh-TW"/>
         </w:rPr>
-        <w:t xml:space="preserve"> musl </w:t>
+        <w:t xml:space="preserve"> </w:t>
+      </w:r>
+      <w:proofErr w:type="spellStart"/>
+      <w:r>
+        <w:rPr>
+          <w:lang w:eastAsia="zh-TW"/>
+        </w:rPr>
+        <w:t>musl</w:t>
+      </w:r>
+      <w:proofErr w:type="spellEnd"/>
+      <w:r>
+        <w:rPr>
+          <w:lang w:eastAsia="zh-TW"/>
+        </w:rPr>
+        <w:t xml:space="preserve"> </w:t>
       </w:r>
       <w:r>
         <w:rPr>
@@ -6110,6 +7238,7 @@
         </w:rPr>
         <w:t xml:space="preserve"> </w:t>
       </w:r>
+      <w:proofErr w:type="spellStart"/>
       <w:r>
         <w:rPr>
           <w:rFonts w:ascii="Consolas" w:eastAsia="Consolas" w:hAnsi="Consolas"/>
@@ -6117,12 +7246,14 @@
         </w:rPr>
         <w:t>sinf</w:t>
       </w:r>
+      <w:proofErr w:type="spellEnd"/>
       <w:r>
         <w:rPr>
           <w:lang w:eastAsia="zh-TW"/>
         </w:rPr>
         <w:t>、</w:t>
       </w:r>
+      <w:proofErr w:type="spellStart"/>
       <w:r>
         <w:rPr>
           <w:rFonts w:ascii="Consolas" w:eastAsia="Consolas" w:hAnsi="Consolas"/>
@@ -6130,12 +7261,14 @@
         </w:rPr>
         <w:t>cosf</w:t>
       </w:r>
+      <w:proofErr w:type="spellEnd"/>
       <w:r>
         <w:rPr>
           <w:lang w:eastAsia="zh-TW"/>
         </w:rPr>
         <w:t>、</w:t>
       </w:r>
+      <w:proofErr w:type="spellStart"/>
       <w:r>
         <w:rPr>
           <w:rFonts w:ascii="Consolas" w:eastAsia="Consolas" w:hAnsi="Consolas"/>
@@ -6143,6 +7276,7 @@
         </w:rPr>
         <w:t>logf</w:t>
       </w:r>
+      <w:proofErr w:type="spellEnd"/>
       <w:r>
         <w:rPr>
           <w:lang w:eastAsia="zh-TW"/>
@@ -6172,7 +7306,21 @@
         <w:rPr>
           <w:lang w:eastAsia="zh-TW"/>
         </w:rPr>
-        <w:t xml:space="preserve"> WebAssembly </w:t>
+        <w:t xml:space="preserve"> </w:t>
+      </w:r>
+      <w:proofErr w:type="spellStart"/>
+      <w:r>
+        <w:rPr>
+          <w:lang w:eastAsia="zh-TW"/>
+        </w:rPr>
+        <w:t>WebAssembly</w:t>
+      </w:r>
+      <w:proofErr w:type="spellEnd"/>
+      <w:r>
+        <w:rPr>
+          <w:lang w:eastAsia="zh-TW"/>
+        </w:rPr>
+        <w:t xml:space="preserve"> </w:t>
       </w:r>
       <w:r>
         <w:rPr>
@@ -6190,13 +7338,7 @@
         <w:rPr>
           <w:lang w:eastAsia="zh-TW"/>
         </w:rPr>
-        <w:t>執行環境只是逐位元解讀這份位元碼，不會替換成自己的實作。同時，編譯旗標明確禁止編譯器對浮點運算式做任何會造成微小末位誤差的代數重寫，例如把連乘加融合成單一的乘加指令。亂數產生器本身也為此而設計，它取五十三個確定的隨機位元組成一個雙精度</w:t>
-      </w:r>
-      <w:r>
-        <w:rPr>
-          <w:lang w:eastAsia="zh-TW"/>
-        </w:rPr>
-        <w:t>浮點數，對應到可被精確表示的數值，使兩個執行環境即使各自運算也不會因為捨入而分歧。</w:t>
+        <w:t>執行環境只是逐位元解讀這份位元碼，不會替換成自己的實作。同時，編譯旗標明確禁止編譯器對浮點運算式做任何會造成微小末位誤差的代數重寫，例如把連乘加融合成單一的乘加指令。亂數產生器本身也為此而設計，它取五十三個確定的隨機位元組成一個雙精度浮點數，對應到可被精確表示的數值，使兩個執行環境即使各自運算也不會因為捨入而分歧。</w:t>
       </w:r>
     </w:p>
     <w:p>
@@ -6210,13 +7352,33 @@
         <w:rPr>
           <w:lang w:eastAsia="zh-TW"/>
         </w:rPr>
+        <w:tab/>
+      </w:r>
+      <w:r>
+        <w:rPr>
+          <w:lang w:eastAsia="zh-TW"/>
+        </w:rPr>
         <w:t>決定論帶來的直接好處，是後端可以充當一個誠實的裁判。整場遊戲可以由一個亂數種子完整重現，後端以</w:t>
       </w:r>
       <w:r>
         <w:rPr>
           <w:lang w:eastAsia="zh-TW"/>
         </w:rPr>
-        <w:t xml:space="preserve"> wasmtime </w:t>
+        <w:t xml:space="preserve"> </w:t>
+      </w:r>
+      <w:proofErr w:type="spellStart"/>
+      <w:r>
+        <w:rPr>
+          <w:lang w:eastAsia="zh-TW"/>
+        </w:rPr>
+        <w:t>wasmtime</w:t>
+      </w:r>
+      <w:proofErr w:type="spellEnd"/>
+      <w:r>
+        <w:rPr>
+          <w:lang w:eastAsia="zh-TW"/>
+        </w:rPr>
+        <w:t xml:space="preserve"> </w:t>
       </w:r>
       <w:r>
         <w:rPr>
@@ -6240,7 +7402,21 @@
         <w:rPr>
           <w:lang w:eastAsia="zh-TW"/>
         </w:rPr>
-        <w:t xml:space="preserve"> replay_mismatch </w:t>
+        <w:t xml:space="preserve"> </w:t>
+      </w:r>
+      <w:proofErr w:type="spellStart"/>
+      <w:r>
+        <w:rPr>
+          <w:lang w:eastAsia="zh-TW"/>
+        </w:rPr>
+        <w:t>replay_mismatch</w:t>
+      </w:r>
+      <w:proofErr w:type="spellEnd"/>
+      <w:r>
+        <w:rPr>
+          <w:lang w:eastAsia="zh-TW"/>
+        </w:rPr>
+        <w:t xml:space="preserve"> </w:t>
       </w:r>
       <w:r>
         <w:rPr>
@@ -6300,7 +7476,21 @@
         <w:rPr>
           <w:lang w:eastAsia="zh-TW"/>
         </w:rPr>
-        <w:t xml:space="preserve"> WebAssembly </w:t>
+        <w:t xml:space="preserve"> </w:t>
+      </w:r>
+      <w:proofErr w:type="spellStart"/>
+      <w:r>
+        <w:rPr>
+          <w:lang w:eastAsia="zh-TW"/>
+        </w:rPr>
+        <w:t>WebAssembly</w:t>
+      </w:r>
+      <w:proofErr w:type="spellEnd"/>
+      <w:r>
+        <w:rPr>
+          <w:lang w:eastAsia="zh-TW"/>
+        </w:rPr>
+        <w:t xml:space="preserve"> </w:t>
       </w:r>
       <w:r>
         <w:rPr>
@@ -6414,44 +7604,63 @@
         <w:rPr>
           <w:lang w:eastAsia="zh-TW"/>
         </w:rPr>
+        <w:tab/>
+      </w:r>
+      <w:r>
+        <w:rPr>
+          <w:lang w:eastAsia="zh-TW"/>
+        </w:rPr>
         <w:t xml:space="preserve">C </w:t>
       </w:r>
       <w:r>
         <w:rPr>
           <w:lang w:eastAsia="zh-TW"/>
         </w:rPr>
-        <w:t>語言把每一個數值的精度與寬度都交給開發者明確決定，本專題刻意在同一個核心裡並用兩種浮點精度，對應兩種不同的正確性契約。計分公式全程</w:t>
+        <w:t>語言把數值的精度與寬度都交給開發者明確決定，本專</w:t>
+      </w:r>
+      <w:r>
+        <w:rPr>
+          <w:rFonts w:hint="eastAsia"/>
+          <w:lang w:eastAsia="zh-TW"/>
+        </w:rPr>
+        <w:t>案</w:t>
+      </w:r>
+      <w:r>
+        <w:rPr>
+          <w:lang w:eastAsia="zh-TW"/>
+        </w:rPr>
+        <w:t>刻意在同一個核心裡並用兩種浮點精度，對應兩種不同的正確性契約。計分公式全程使用六十四位元的雙精度浮點數，原因在於它的比對對象是</w:t>
+      </w:r>
+      <w:r>
+        <w:rPr>
+          <w:lang w:eastAsia="zh-TW"/>
+        </w:rPr>
+        <w:t xml:space="preserve"> JavaScript </w:t>
+      </w:r>
+      <w:r>
+        <w:rPr>
+          <w:lang w:eastAsia="zh-TW"/>
+        </w:rPr>
+        <w:t>與</w:t>
+      </w:r>
+      <w:r>
+        <w:rPr>
+          <w:lang w:eastAsia="zh-TW"/>
+        </w:rPr>
+        <w:t xml:space="preserve"> Python:</w:t>
+      </w:r>
+      <w:r>
+        <w:rPr>
+          <w:lang w:eastAsia="zh-TW"/>
+        </w:rPr>
+        <w:t>這兩種語言的數字在</w:t>
       </w:r>
       <w:r>
         <w:rPr>
           <w:lang w:eastAsia="zh-TW"/>
         </w:rPr>
         <w:lastRenderedPageBreak/>
-        <w:t>使用六十四位元的雙精度浮點數，原因在於它的比對對象是</w:t>
-      </w:r>
-      <w:r>
-        <w:rPr>
-          <w:lang w:eastAsia="zh-TW"/>
-        </w:rPr>
-        <w:t xml:space="preserve"> JavaScript </w:t>
-      </w:r>
-      <w:r>
-        <w:rPr>
-          <w:lang w:eastAsia="zh-TW"/>
-        </w:rPr>
-        <w:t>與</w:t>
-      </w:r>
-      <w:r>
-        <w:rPr>
-          <w:lang w:eastAsia="zh-TW"/>
-        </w:rPr>
-        <w:t xml:space="preserve"> Python:</w:t>
-      </w:r>
-      <w:r>
-        <w:rPr>
-          <w:lang w:eastAsia="zh-TW"/>
-        </w:rPr>
-        <w:t>這兩種語言的數字在規格上就是</w:t>
+        <w:t>規格上就是</w:t>
       </w:r>
       <w:r>
         <w:rPr>
@@ -6487,13 +7696,27 @@
         <w:rPr>
           <w:lang w:eastAsia="zh-TW"/>
         </w:rPr>
-        <w:t>版本二的回放從頭到尾只走</w:t>
-      </w:r>
-      <w:r>
-        <w:rPr>
-          <w:lang w:eastAsia="zh-TW"/>
-        </w:rPr>
-        <w:t xml:space="preserve"> WebAssembly </w:t>
+        <w:t>回放從頭到尾只走</w:t>
+      </w:r>
+      <w:r>
+        <w:rPr>
+          <w:lang w:eastAsia="zh-TW"/>
+        </w:rPr>
+        <w:t xml:space="preserve"> </w:t>
+      </w:r>
+      <w:proofErr w:type="spellStart"/>
+      <w:r>
+        <w:rPr>
+          <w:lang w:eastAsia="zh-TW"/>
+        </w:rPr>
+        <w:t>WebAssembly</w:t>
+      </w:r>
+      <w:proofErr w:type="spellEnd"/>
+      <w:r>
+        <w:rPr>
+          <w:lang w:eastAsia="zh-TW"/>
+        </w:rPr>
+        <w:t xml:space="preserve"> </w:t>
       </w:r>
       <w:r>
         <w:rPr>
@@ -6525,6 +7748,12 @@
         <w:rPr>
           <w:lang w:eastAsia="zh-TW"/>
         </w:rPr>
+        <w:tab/>
+      </w:r>
+      <w:r>
+        <w:rPr>
+          <w:lang w:eastAsia="zh-TW"/>
+        </w:rPr>
         <w:t>整數則一律取用</w:t>
       </w:r>
       <w:r>
@@ -6545,6 +7774,7 @@
         </w:rPr>
         <w:t xml:space="preserve"> </w:t>
       </w:r>
+      <w:proofErr w:type="spellStart"/>
       <w:r>
         <w:rPr>
           <w:rFonts w:ascii="Consolas" w:eastAsia="Consolas" w:hAnsi="Consolas"/>
@@ -6552,6 +7782,7 @@
         </w:rPr>
         <w:t>stdint.h</w:t>
       </w:r>
+      <w:proofErr w:type="spellEnd"/>
       <w:r>
         <w:rPr>
           <w:lang w:eastAsia="zh-TW"/>
@@ -6628,7 +7859,21 @@
         <w:rPr>
           <w:lang w:eastAsia="zh-TW"/>
         </w:rPr>
-        <w:t xml:space="preserve"> WebAssembly </w:t>
+        <w:t xml:space="preserve"> </w:t>
+      </w:r>
+      <w:proofErr w:type="spellStart"/>
+      <w:r>
+        <w:rPr>
+          <w:lang w:eastAsia="zh-TW"/>
+        </w:rPr>
+        <w:t>WebAssembly</w:t>
+      </w:r>
+      <w:proofErr w:type="spellEnd"/>
+      <w:r>
+        <w:rPr>
+          <w:lang w:eastAsia="zh-TW"/>
+        </w:rPr>
+        <w:t xml:space="preserve"> </w:t>
       </w:r>
       <w:r>
         <w:rPr>
@@ -6652,7 +7897,21 @@
         <w:rPr>
           <w:lang w:eastAsia="zh-TW"/>
         </w:rPr>
-        <w:t xml:space="preserve"> WebAssembly </w:t>
+        <w:t xml:space="preserve"> </w:t>
+      </w:r>
+      <w:proofErr w:type="spellStart"/>
+      <w:r>
+        <w:rPr>
+          <w:lang w:eastAsia="zh-TW"/>
+        </w:rPr>
+        <w:t>WebAssembly</w:t>
+      </w:r>
+      <w:proofErr w:type="spellEnd"/>
+      <w:r>
+        <w:rPr>
+          <w:lang w:eastAsia="zh-TW"/>
+        </w:rPr>
+        <w:t xml:space="preserve"> </w:t>
       </w:r>
       <w:r>
         <w:rPr>
@@ -6672,6 +7931,12 @@
         <w:rPr>
           <w:lang w:eastAsia="zh-TW"/>
         </w:rPr>
+        <w:tab/>
+      </w:r>
+      <w:r>
+        <w:rPr>
+          <w:lang w:eastAsia="zh-TW"/>
+        </w:rPr>
         <w:t>亂數產生器最能體現內部表示與對外介面可以分開選型。它的內部狀態是六十四位元的無號整數，這是</w:t>
       </w:r>
       <w:r>
@@ -6702,7 +7967,21 @@
         <w:rPr>
           <w:lang w:eastAsia="zh-TW"/>
         </w:rPr>
-        <w:t xml:space="preserve"> Emscripten </w:t>
+        <w:t xml:space="preserve"> </w:t>
+      </w:r>
+      <w:proofErr w:type="spellStart"/>
+      <w:r>
+        <w:rPr>
+          <w:lang w:eastAsia="zh-TW"/>
+        </w:rPr>
+        <w:t>Emscripten</w:t>
+      </w:r>
+      <w:proofErr w:type="spellEnd"/>
+      <w:r>
+        <w:rPr>
+          <w:lang w:eastAsia="zh-TW"/>
+        </w:rPr>
+        <w:t xml:space="preserve"> </w:t>
       </w:r>
       <w:r>
         <w:rPr>
@@ -6726,19 +8005,27 @@
         <w:rPr>
           <w:lang w:eastAsia="zh-TW"/>
         </w:rPr>
-        <w:t xml:space="preserve"> BigInt </w:t>
-      </w:r>
-      <w:r>
-        <w:rPr>
-          <w:lang w:eastAsia="zh-TW"/>
-        </w:rPr>
-        <w:t>型別，徒增邊界上的轉換負擔與出錯空間，而三十二位元的種子空間已足以涵蓋一場遊戲所需的隨機性。上一節提到亂數輸出以五十三個隨機位元組成一個雙精度浮點數，之所</w:t>
-      </w:r>
-      <w:r>
-        <w:rPr>
-          <w:lang w:eastAsia="zh-TW"/>
-        </w:rPr>
-        <w:t>以恰好取五十三，是因為這正是</w:t>
+        <w:t xml:space="preserve"> </w:t>
+      </w:r>
+      <w:proofErr w:type="spellStart"/>
+      <w:r>
+        <w:rPr>
+          <w:lang w:eastAsia="zh-TW"/>
+        </w:rPr>
+        <w:t>BigInt</w:t>
+      </w:r>
+      <w:proofErr w:type="spellEnd"/>
+      <w:r>
+        <w:rPr>
+          <w:lang w:eastAsia="zh-TW"/>
+        </w:rPr>
+        <w:t xml:space="preserve"> </w:t>
+      </w:r>
+      <w:r>
+        <w:rPr>
+          <w:lang w:eastAsia="zh-TW"/>
+        </w:rPr>
+        <w:t>型別，徒增邊界上的轉換負擔與出錯空間，而三十二位元的種子空間已足以涵蓋一場遊戲所需的隨機性。上一節提到亂數輸出以五十三個隨機位元組成一個雙精度浮點數，之所以恰好取五十三，是因為這正是</w:t>
       </w:r>
       <w:r>
         <w:rPr>
@@ -6762,7 +8049,13 @@
         <w:rPr>
           <w:lang w:eastAsia="zh-TW"/>
         </w:rPr>
-        <w:t>湊滿但不超過這個位數，每個輸出都會落在可被精確表示的格點上，捨入因此沒有發揮的餘地，這是把型別規格本身當作演算法設計依據的具體例子。</w:t>
+        <w:t>湊滿但不超過這個位數，每個輸出都會落在可被精確表示的格點上，捨入因此沒有</w:t>
+      </w:r>
+      <w:r>
+        <w:rPr>
+          <w:lang w:eastAsia="zh-TW"/>
+        </w:rPr>
+        <w:t>發揮的餘地，這是把型別規格本身當作演算法設計依據的具體例子。</w:t>
       </w:r>
     </w:p>
     <w:p>
@@ -6776,6 +8069,12 @@
         <w:rPr>
           <w:lang w:eastAsia="zh-TW"/>
         </w:rPr>
+        <w:tab/>
+      </w:r>
+      <w:r>
+        <w:rPr>
+          <w:lang w:eastAsia="zh-TW"/>
+        </w:rPr>
         <w:t>記憶體管理採取</w:t>
       </w:r>
       <w:r>
@@ -6898,6 +8197,12 @@
         <w:rPr>
           <w:lang w:eastAsia="zh-TW"/>
         </w:rPr>
+        <w:tab/>
+      </w:r>
+      <w:r>
+        <w:rPr>
+          <w:lang w:eastAsia="zh-TW"/>
+        </w:rPr>
         <w:t>錯誤處理同樣有明確的約定。</w:t>
       </w:r>
       <w:r>
@@ -6940,7 +8245,21 @@
         <w:rPr>
           <w:lang w:eastAsia="zh-TW"/>
         </w:rPr>
-        <w:t>(NaN)</w:t>
+        <w:t>(</w:t>
+      </w:r>
+      <w:proofErr w:type="spellStart"/>
+      <w:r>
+        <w:rPr>
+          <w:lang w:eastAsia="zh-TW"/>
+        </w:rPr>
+        <w:t>NaN</w:t>
+      </w:r>
+      <w:proofErr w:type="spellEnd"/>
+      <w:r>
+        <w:rPr>
+          <w:lang w:eastAsia="zh-TW"/>
+        </w:rPr>
+        <w:t>)</w:t>
       </w:r>
       <w:r>
         <w:rPr>
@@ -7016,14 +8335,87 @@
         <w:rPr>
           <w:lang w:eastAsia="zh-TW"/>
         </w:rPr>
-        <w:t>後端採用領域驅動設計，把「遊戲與系統的規則」和「網路、資料庫這些技術細節」分開存放。核心</w:t>
+        <w:t>後端採用領域驅動設計，把「遊戲與系統的規則」和「網路、資料庫這些技術細節」分開存放。核心的業務規則，例如誰能搶領地、分數怎麼算、成就怎麼解，被寫成不綁任何框架的純邏輯，放在領域層</w:t>
+      </w:r>
+      <w:r>
+        <w:rPr>
+          <w:lang w:eastAsia="zh-TW"/>
+        </w:rPr>
+        <w:t>；</w:t>
+      </w:r>
+      <w:r>
+        <w:rPr>
+          <w:lang w:eastAsia="zh-TW"/>
+        </w:rPr>
+        <w:t>往外依序是協調流程的應用服務層、實際接資</w:t>
       </w:r>
       <w:r>
         <w:rPr>
           <w:lang w:eastAsia="zh-TW"/>
         </w:rPr>
         <w:lastRenderedPageBreak/>
-        <w:t>的業務規則，例如誰能搶領地、分數怎麼算、成就怎麼解，被寫成不綁任何框架的純邏輯，放在領域層</w:t>
+        <w:t>料庫的基礎設施層，以及接收網路請求的路由層。領域層完全不含</w:t>
+      </w:r>
+      <w:r>
+        <w:rPr>
+          <w:lang w:eastAsia="zh-TW"/>
+        </w:rPr>
+        <w:t xml:space="preserve"> HTTP </w:t>
+      </w:r>
+      <w:r>
+        <w:rPr>
+          <w:lang w:eastAsia="zh-TW"/>
+        </w:rPr>
+        <w:t>概念，領域內拋出的錯誤是不帶狀態碼的，真正把它們翻譯成</w:t>
+      </w:r>
+      <w:r>
+        <w:rPr>
+          <w:lang w:eastAsia="zh-TW"/>
+        </w:rPr>
+        <w:t xml:space="preserve"> HTTP </w:t>
+      </w:r>
+      <w:r>
+        <w:rPr>
+          <w:lang w:eastAsia="zh-TW"/>
+        </w:rPr>
+        <w:t>狀態碼這件事，集中在一個對照表裡處理。</w:t>
+      </w:r>
+      <w:r>
+        <w:rPr>
+          <w:rFonts w:hint="eastAsia"/>
+          <w:lang w:eastAsia="zh-TW"/>
+        </w:rPr>
+        <w:t>如此</w:t>
+      </w:r>
+      <w:r>
+        <w:rPr>
+          <w:lang w:eastAsia="zh-TW"/>
+        </w:rPr>
+        <w:t>分層讓核心規則可以脫離瀏覽器與伺服器、用純</w:t>
+      </w:r>
+      <w:r>
+        <w:rPr>
+          <w:lang w:eastAsia="zh-TW"/>
+        </w:rPr>
+        <w:t xml:space="preserve"> Python </w:t>
+      </w:r>
+      <w:r>
+        <w:rPr>
+          <w:lang w:eastAsia="zh-TW"/>
+        </w:rPr>
+        <w:t>單獨測試，例如代表一場遊戲的聚合，其測試完全不需要開資料庫就能跑。這套設計之所以划算，是有三個現實需求把它推導出來</w:t>
+      </w:r>
+      <w:r>
+        <w:rPr>
+          <w:lang w:eastAsia="zh-TW"/>
+        </w:rPr>
+        <w:t>:</w:t>
+      </w:r>
+      <w:r>
+        <w:rPr>
+          <w:lang w:eastAsia="zh-TW"/>
+        </w:rPr>
+        <w:t>分數必須能在伺服器端被可信地重新驗算，業務規則不能只活在前端</w:t>
       </w:r>
       <w:r>
         <w:rPr>
@@ -7035,55 +8427,7 @@
         <w:rPr>
           <w:lang w:eastAsia="zh-TW"/>
         </w:rPr>
-        <w:t>往外依序是協調流程的應用服務層、實際接資料庫的基礎設施層，以及接收網路請求的路由層。領域層完全不含</w:t>
-      </w:r>
-      <w:r>
-        <w:rPr>
-          <w:lang w:eastAsia="zh-TW"/>
-        </w:rPr>
-        <w:t xml:space="preserve"> HTTP </w:t>
-      </w:r>
-      <w:r>
-        <w:rPr>
-          <w:lang w:eastAsia="zh-TW"/>
-        </w:rPr>
-        <w:t>概念，領域內拋出的錯誤是不帶狀態碼的，真正把它們翻譯成</w:t>
-      </w:r>
-      <w:r>
-        <w:rPr>
-          <w:lang w:eastAsia="zh-TW"/>
-        </w:rPr>
-        <w:t xml:space="preserve"> HTTP </w:t>
-      </w:r>
-      <w:r>
-        <w:rPr>
-          <w:lang w:eastAsia="zh-TW"/>
-        </w:rPr>
-        <w:t>狀態碼這件事，集中在一個對照表裡處理。這樣的分層讓核心規則可以脫離瀏覽器與伺服器、用純</w:t>
-      </w:r>
-      <w:r>
-        <w:rPr>
-          <w:lang w:eastAsia="zh-TW"/>
-        </w:rPr>
-        <w:t xml:space="preserve"> Python </w:t>
-      </w:r>
-      <w:r>
-        <w:rPr>
-          <w:lang w:eastAsia="zh-TW"/>
-        </w:rPr>
-        <w:t>單獨測試，例如代表一場遊戲的聚合，其測試完全不需要開資料庫就能跑。這套設計之所以划算，是有三個現實需求把它推導出來</w:t>
-      </w:r>
-      <w:r>
-        <w:rPr>
-          <w:lang w:eastAsia="zh-TW"/>
-        </w:rPr>
-        <w:t>:</w:t>
-      </w:r>
-      <w:r>
-        <w:rPr>
-          <w:lang w:eastAsia="zh-TW"/>
-        </w:rPr>
-        <w:t>分數必須能在伺服器端被可信地重新驗算，業務規則不能只活在前端</w:t>
+        <w:t>系統的子領域確實很多，從遊戲場次、成就、天賦，到領地、班級、賽季，各有各的規則，不分層很快就會纏成一團</w:t>
       </w:r>
       <w:r>
         <w:rPr>
@@ -7095,19 +8439,7 @@
         <w:rPr>
           <w:lang w:eastAsia="zh-TW"/>
         </w:rPr>
-        <w:t>系統的子領域確實很多，從遊戲場次、成就、天賦，到領地、班級、賽季，各有各的規則，不分層很快就會纏成一團</w:t>
-      </w:r>
-      <w:r>
-        <w:rPr>
-          <w:lang w:eastAsia="zh-TW"/>
-        </w:rPr>
-        <w:t>；</w:t>
-      </w:r>
-      <w:r>
-        <w:rPr>
-          <w:lang w:eastAsia="zh-TW"/>
-        </w:rPr>
-        <w:t>把領域與資料庫解耦，日後更換儲存方式或新增功能時影響面才會小。在這套分層之上，一場遊戲結束所衍生的各種副作用，例如更新排行榜、檢查成就、更新初始作答的近期正確率，是透過一個領域事件匯流排分派出去的。每個處理器各自在獨立的工作單元中執行、各自捕捉例外，因此其中一項失敗不會連帶回滾已經穩定寫入的場次紀錄。</w:t>
+        <w:t>把領域與資料庫解耦，日後更換儲存方式或新增功能時影響面才會小。在這套分層之上，一場遊戲結束所衍生的各種副作用，例如更新排行榜、檢查成就、更新初始作答的近期正確率，是透過一個領域事件匯流排分派出去的。處理器各自在獨立的工作單元中執行、各自捕捉例外，因此其中一項失敗不會連帶回滾已經穩定寫入的場次紀錄。</w:t>
       </w:r>
     </w:p>
     <w:p>
@@ -7121,6 +8453,12 @@
         <w:rPr>
           <w:lang w:eastAsia="zh-TW"/>
         </w:rPr>
+        <w:tab/>
+      </w:r>
+      <w:r>
+        <w:rPr>
+          <w:lang w:eastAsia="zh-TW"/>
+        </w:rPr>
         <w:t>除了在程式層做檢查之外，本專題刻意把真正的不變式進一步下放到資料庫本身，作為最後一道防線。程式會有疏漏，但只要某些事實是「永遠都該成立」的，就把它釘在最底層、最不容易被繞過的地方。舉例而言，資料庫透過一個帶條件的唯一索引，保證同一個使用者最多只能有一場進行中的遊戲，從根本上杜絕了用分身同時開多局來刷分的可能</w:t>
       </w:r>
       <w:r>
@@ -7133,13 +8471,7 @@
         <w:rPr>
           <w:lang w:eastAsia="zh-TW"/>
         </w:rPr>
-        <w:t>另有多個檢查約束保證分數、擊殺數、生命值不為負，星等落在一到五之間，作答正確率落在零到一之間等。這類不變式本來就不該改變，放進資料庫反而是最穩固的做法，而日常會變動的業務流程則仍然留在應用層，維持彈性。排行榜寫入、回放事件與成就解鎖也都採具冪等性的寫入，透過唯一索引或「衝突時不重複插入」的方式達成，並由場次列的</w:t>
-      </w:r>
-      <w:r>
-        <w:rPr>
-          <w:lang w:eastAsia="zh-TW"/>
-        </w:rPr>
-        <w:t>鎖把整個結算流程串行化，確保在高併發或重試時不會產生重複或遺失更新。</w:t>
+        <w:t>另有多個檢查約束保證分數、擊殺數、生命值不為負，星等落在一到五之間，作答正確率落在零到一之間等。這類不變式本來就不該改變，放進資料庫反而是最穩固的做法，而日常會變動的業務流程則仍然留在應用層，維持彈性。排行榜寫入、回放事件與成就解鎖也都採具冪等性的寫入，透過唯一索引或「衝突時不重複插入」的方式達成，並由場次列的鎖把整個結算流程串行化，確保在高併發或重試時不會產生重複或遺失更新。</w:t>
       </w:r>
     </w:p>
     <w:p>
@@ -7320,6 +8652,7 @@
       <w:pPr>
         <w:spacing w:after="0" w:line="240" w:lineRule="auto"/>
         <w:rPr>
+          <w:rFonts w:eastAsia="新細明體" w:hint="eastAsia"/>
           <w:lang w:eastAsia="zh-TW"/>
         </w:rPr>
       </w:pPr>
@@ -7329,7 +8662,7 @@
           <w:sz w:val="19"/>
           <w:lang w:eastAsia="zh-TW"/>
         </w:rPr>
-        <w:t xml:space="preserve"> ▼ ④ 權杖驗證:短效 JWT、登出黑名單、</w:t>
+        <w:t xml:space="preserve"> ▼ ④ 權杖驗證:短效 JWT、登出黑名單</w:t>
       </w:r>
     </w:p>
     <w:p>
@@ -7345,7 +8678,23 @@
           <w:sz w:val="19"/>
           <w:lang w:eastAsia="zh-TW"/>
         </w:rPr>
-        <w:t xml:space="preserve">     密碼版本比對、更新權杖旋轉與家族撤銷</w:t>
+        <w:t xml:space="preserve">     </w:t>
+      </w:r>
+      <w:r>
+        <w:rPr>
+          <w:rFonts w:ascii="Consolas" w:eastAsia="Consolas" w:hAnsi="Consolas"/>
+          <w:sz w:val="19"/>
+          <w:lang w:eastAsia="zh-TW"/>
+        </w:rPr>
+        <w:t>、</w:t>
+      </w:r>
+      <w:r>
+        <w:rPr>
+          <w:rFonts w:ascii="Consolas" w:eastAsia="Consolas" w:hAnsi="Consolas"/>
+          <w:sz w:val="19"/>
+          <w:lang w:eastAsia="zh-TW"/>
+        </w:rPr>
+        <w:t>密碼版本比對、更新權杖旋轉與家族撤銷</w:t>
       </w:r>
     </w:p>
     <w:p>
@@ -7377,7 +8726,25 @@
           <w:sz w:val="19"/>
           <w:lang w:eastAsia="zh-TW"/>
         </w:rPr>
-        <w:t xml:space="preserve"> ▼ ⑤ 輸入驗證:Pydantic+領域複驗、圖片魔術數字</w:t>
+        <w:t xml:space="preserve"> ▼ ⑤ 輸入驗證:</w:t>
+      </w:r>
+      <w:proofErr w:type="spellStart"/>
+      <w:r>
+        <w:rPr>
+          <w:rFonts w:ascii="Consolas" w:eastAsia="Consolas" w:hAnsi="Consolas"/>
+          <w:sz w:val="19"/>
+          <w:lang w:eastAsia="zh-TW"/>
+        </w:rPr>
+        <w:t>Pydantic</w:t>
+      </w:r>
+      <w:proofErr w:type="spellEnd"/>
+      <w:r>
+        <w:rPr>
+          <w:rFonts w:ascii="Consolas" w:eastAsia="Consolas" w:hAnsi="Consolas"/>
+          <w:sz w:val="19"/>
+          <w:lang w:eastAsia="zh-TW"/>
+        </w:rPr>
+        <w:t>+領域複驗、圖片魔術數字</w:t>
       </w:r>
     </w:p>
     <w:p>
@@ -7441,7 +8808,25 @@
           <w:sz w:val="19"/>
           <w:lang w:eastAsia="zh-TW"/>
         </w:rPr>
-        <w:t xml:space="preserve"> ▼ ⑦ 完整性驗算:wasmtime 重算分數(見 6.2)</w:t>
+        <w:t xml:space="preserve"> ▼ ⑦ 完整性驗算:</w:t>
+      </w:r>
+      <w:proofErr w:type="spellStart"/>
+      <w:r>
+        <w:rPr>
+          <w:rFonts w:ascii="Consolas" w:eastAsia="Consolas" w:hAnsi="Consolas"/>
+          <w:sz w:val="19"/>
+          <w:lang w:eastAsia="zh-TW"/>
+        </w:rPr>
+        <w:t>wasmtime</w:t>
+      </w:r>
+      <w:proofErr w:type="spellEnd"/>
+      <w:r>
+        <w:rPr>
+          <w:rFonts w:ascii="Consolas" w:eastAsia="Consolas" w:hAnsi="Consolas"/>
+          <w:sz w:val="19"/>
+          <w:lang w:eastAsia="zh-TW"/>
+        </w:rPr>
+        <w:t xml:space="preserve"> 重算分數(見 6.2)</w:t>
       </w:r>
     </w:p>
     <w:p>
@@ -7562,7 +8947,7 @@
           <w:color w:val="666666"/>
           <w:lang w:eastAsia="zh-TW"/>
         </w:rPr>
-        <w:t>圖中各道防線的設計考量，在以下兩段中展開說明。</w:t>
+        <w:t>圖中各防線的設計考量，在以下兩段中展開說明。</w:t>
       </w:r>
     </w:p>
     <w:p>
@@ -7576,6 +8961,12 @@
         <w:rPr>
           <w:lang w:eastAsia="zh-TW"/>
         </w:rPr>
+        <w:tab/>
+      </w:r>
+      <w:r>
+        <w:rPr>
+          <w:lang w:eastAsia="zh-TW"/>
+        </w:rPr>
         <w:t>由於</w:t>
       </w:r>
       <w:r>
@@ -7600,14 +8991,14 @@
         <w:rPr>
           <w:lang w:eastAsia="zh-TW"/>
         </w:rPr>
-        <w:t>至於長效的更新權杖則採另一套機制管理，它以隨機值產生、資料庫只保存其雜湊而非明文，每次使用都旋轉換新，偵測到被偷用重放時會撤銷該</w:t>
+        <w:t>至於長效的更新權杖則採另一套機制管理，它以隨機值產生、資料庫只保存其雜湊而非明文，每次使用都旋轉換新，偵測到被偷用重放時會撤銷該使用者全部的更新權杖，而改密碼時也會另外顯式地把這些更新權杖一併撤銷。針對暴力嘗試密碼，系統採分級鎖定，連續失敗會被鎖定且鎖定</w:t>
       </w:r>
       <w:r>
         <w:rPr>
           <w:lang w:eastAsia="zh-TW"/>
         </w:rPr>
         <w:lastRenderedPageBreak/>
-        <w:t>使用者全部的更新權杖，而改密碼時也會另外顯式地把這些更新權杖一併撤銷。針對暴力嘗試密碼，系統採分級鎖定，連續失敗會被鎖定且鎖定時間逐次拉長，這個狀態存在資料庫裡，因此跨重啟、跨機器都一致。對於已登入狀態下會改變狀態的請求，採用雙重提交的</w:t>
+        <w:t>時間逐次拉長，這個狀態存在資料庫裡，因此跨重啟、跨機器都一致。對於已登入狀態下會改變狀態的請求，採用雙重提交的</w:t>
       </w:r>
       <w:r>
         <w:rPr>
@@ -7619,7 +9010,7 @@
         <w:rPr>
           <w:lang w:eastAsia="zh-TW"/>
         </w:rPr>
-        <w:t>機制防範跨站請求偽造，並以常數時間比對來避免從反應快慢推測內容。多因素驗證的密鑰在存入資料庫前以對稱加密處理，屬於靜態加密，而且若加密金鑰未正確設定，後端會在啟動時直接拒絕運行，以避免帶著錯誤組態上線。</w:t>
+        <w:t>機制防範跨站請求偽造，並以常數時間比對來避免從反應快慢推測內容。多因素驗證的密鑰在存入資料庫前以對稱加密處理，屬於靜態加密，且若加密金鑰未正確設定，後端會在啟動時拒絕運行，避免帶著錯誤組態上線。</w:t>
       </w:r>
     </w:p>
     <w:p>
@@ -7633,13 +9024,33 @@
         <w:rPr>
           <w:lang w:eastAsia="zh-TW"/>
         </w:rPr>
+        <w:tab/>
+      </w:r>
+      <w:r>
+        <w:rPr>
+          <w:lang w:eastAsia="zh-TW"/>
+        </w:rPr>
         <w:t>除了上述的權杖與鎖定機制，系統在密碼處理與佈署層面還有多項成本低而收益高的防護。密碼以</w:t>
       </w:r>
       <w:r>
         <w:rPr>
           <w:lang w:eastAsia="zh-TW"/>
         </w:rPr>
-        <w:t xml:space="preserve"> bcrypt </w:t>
+        <w:t xml:space="preserve"> </w:t>
+      </w:r>
+      <w:proofErr w:type="spellStart"/>
+      <w:r>
+        <w:rPr>
+          <w:lang w:eastAsia="zh-TW"/>
+        </w:rPr>
+        <w:t>bcrypt</w:t>
+      </w:r>
+      <w:proofErr w:type="spellEnd"/>
+      <w:r>
+        <w:rPr>
+          <w:lang w:eastAsia="zh-TW"/>
+        </w:rPr>
+        <w:t xml:space="preserve"> </w:t>
       </w:r>
       <w:r>
         <w:rPr>
@@ -7805,13 +9216,7 @@
         <w:rPr>
           <w:lang w:eastAsia="zh-TW"/>
         </w:rPr>
-        <w:t>只透過一個橋接用的組合式函式把引擎接上畫面，負責把引擎算出的狀態</w:t>
-      </w:r>
-      <w:r>
-        <w:rPr>
-          <w:lang w:eastAsia="zh-TW"/>
-        </w:rPr>
-        <w:t>畫到</w:t>
+        <w:t>只透過一個橋接用的組合式函式把引擎接上畫面，負責把引擎算出的狀態畫到</w:t>
       </w:r>
       <w:r>
         <w:rPr>
@@ -7847,7 +9252,13 @@
         <w:rPr>
           <w:lang w:eastAsia="zh-TW"/>
         </w:rPr>
-        <w:t>專門的決定論測試以零容差的精確相等，鎖定了相同種子下偽隨機數的抽樣序列逐位元一致，以及若干關鍵呼叫點的結果一致。至於完整一局的回放重建，驗收標準是重算分數與原始紀錄相差在極小的容差內，而非要求整場模擬逐位元相同。把引擎與框架解耦帶來三個好處</w:t>
+        <w:t>專門的決定論測試以零容差</w:t>
+      </w:r>
+      <w:r>
+        <w:rPr>
+          <w:lang w:eastAsia="zh-TW"/>
+        </w:rPr>
+        <w:t>的精確相等，鎖定了相同種子下偽隨機數的抽樣序列逐位元一致，以及若干關鍵呼叫點的結果一致。至於完整一局的回放重建，驗收標準是重算分數與原始紀錄相差在極小的容差內，而非要求整場模擬逐位元相同。把引擎與框架解耦帶來三個好處</w:t>
       </w:r>
       <w:r>
         <w:rPr>
@@ -7897,13 +9308,46 @@
         <w:rPr>
           <w:lang w:eastAsia="zh-TW"/>
         </w:rPr>
-        <w:t>為了在多人協作下維持架構不腐化，本專案在持續整合中設置了多道靜態檢查，每次提交都會自動執行。其中包括確認剛編好的</w:t>
-      </w:r>
-      <w:r>
-        <w:rPr>
-          <w:lang w:eastAsia="zh-TW"/>
-        </w:rPr>
-        <w:t xml:space="preserve"> WebAssembly </w:t>
+        <w:tab/>
+      </w:r>
+      <w:r>
+        <w:rPr>
+          <w:lang w:eastAsia="zh-TW"/>
+        </w:rPr>
+        <w:t>為</w:t>
+      </w:r>
+      <w:r>
+        <w:rPr>
+          <w:rFonts w:hint="eastAsia"/>
+          <w:lang w:eastAsia="zh-TW"/>
+        </w:rPr>
+        <w:t>求</w:t>
+      </w:r>
+      <w:r>
+        <w:rPr>
+          <w:lang w:eastAsia="zh-TW"/>
+        </w:rPr>
+        <w:t>多人協作下維持架構不腐化，本專案在持續整合中設置了多道靜態檢查，每次提交都會自動執行。其中包括確認編好的</w:t>
+      </w:r>
+      <w:r>
+        <w:rPr>
+          <w:lang w:eastAsia="zh-TW"/>
+        </w:rPr>
+        <w:t xml:space="preserve"> </w:t>
+      </w:r>
+      <w:proofErr w:type="spellStart"/>
+      <w:r>
+        <w:rPr>
+          <w:lang w:eastAsia="zh-TW"/>
+        </w:rPr>
+        <w:t>WebAssembly</w:t>
+      </w:r>
+      <w:proofErr w:type="spellEnd"/>
+      <w:r>
+        <w:rPr>
+          <w:lang w:eastAsia="zh-TW"/>
+        </w:rPr>
+        <w:t xml:space="preserve"> </w:t>
       </w:r>
       <w:r>
         <w:rPr>
@@ -7957,7 +9401,14 @@
         <w:rPr>
           <w:lang w:eastAsia="zh-TW"/>
         </w:rPr>
-        <w:t>型別宣告，因此萬一</w:t>
+        <w:t>型別宣告，因此</w:t>
+      </w:r>
+      <w:r>
+        <w:rPr>
+          <w:rFonts w:hint="eastAsia"/>
+          <w:lang w:eastAsia="zh-TW"/>
+        </w:rPr>
+        <w:t>若</w:t>
       </w:r>
       <w:r>
         <w:rPr>
@@ -7969,7 +9420,33 @@
         <w:rPr>
           <w:lang w:eastAsia="zh-TW"/>
         </w:rPr>
-        <w:t>端改了函式名稱卻忘了同步，型別檢查會在編譯期就報錯，而不是等到執行期才崩潰。這裡也要劃清楚自動化的邊界</w:t>
+        <w:t>端改了函式名稱卻忘了同步，型別檢查會在編譯期就報錯，而</w:t>
+      </w:r>
+      <w:r>
+        <w:rPr>
+          <w:rFonts w:hint="eastAsia"/>
+          <w:lang w:eastAsia="zh-TW"/>
+        </w:rPr>
+        <w:t>非</w:t>
+      </w:r>
+      <w:r>
+        <w:rPr>
+          <w:lang w:eastAsia="zh-TW"/>
+        </w:rPr>
+        <w:t>等到執行期才崩潰。</w:t>
+      </w:r>
+      <w:r>
+        <w:rPr>
+          <w:rFonts w:hint="eastAsia"/>
+          <w:lang w:eastAsia="zh-TW"/>
+        </w:rPr>
+        <w:t>另需聲明</w:t>
+      </w:r>
+      <w:r>
+        <w:rPr>
+          <w:lang w:eastAsia="zh-TW"/>
+        </w:rPr>
+        <w:t>自動化的邊界</w:t>
       </w:r>
       <w:r>
         <w:rPr>
@@ -7981,7 +9458,20 @@
         <w:rPr>
           <w:lang w:eastAsia="zh-TW"/>
         </w:rPr>
-        <w:t>完整的分層依賴規則是寫在團隊規範文件裡的約定，目前由腳本自動強制的是其中最關鍵的子集，其餘部分仍倚賴人工的程式碼審查把關。後端另有相依套件的漏洞稽核、資料庫遷移從零重放，以及測試等檢查關卡。</w:t>
+        <w:t>完整的分層依賴規則是寫在團隊規範文件裡的約定，由腳本自動強制的是其中最關鍵的子集，其餘</w:t>
+      </w:r>
+      <w:r>
+        <w:rPr>
+          <w:rFonts w:hint="eastAsia"/>
+          <w:lang w:eastAsia="zh-TW"/>
+        </w:rPr>
+        <w:t>則</w:t>
+      </w:r>
+      <w:r>
+        <w:rPr>
+          <w:lang w:eastAsia="zh-TW"/>
+        </w:rPr>
+        <w:t>仍倚賴人工審查把關。後端另有相依套件的漏洞稽核、資料庫遷移從零重放，以及測試等檢查關卡。</w:t>
       </w:r>
     </w:p>
     <w:p>
@@ -7995,7 +9485,6 @@
         <w:rPr>
           <w:lang w:eastAsia="zh-TW"/>
         </w:rPr>
-        <w:lastRenderedPageBreak/>
         <w:t xml:space="preserve">6.7 </w:t>
       </w:r>
       <w:r>
@@ -8028,7 +9517,14 @@
         <w:rPr>
           <w:lang w:eastAsia="zh-TW"/>
         </w:rPr>
-        <w:t>，意指在不中斷遊戲的情況下，從遊玩行為本身蒐集能力證據。貝氏統計的精神是先有一個信念，看到證據就更新信念。本專題對玩家的每一項數學技能各維持一個</w:t>
+        <w:t>，意指在不中斷遊戲的情況下，從遊玩行為本身蒐集能力證據。貝氏統計的精神是先有一個信念，看到證據就更新信念。本專題對玩家的每</w:t>
+      </w:r>
+      <w:r>
+        <w:rPr>
+          <w:lang w:eastAsia="zh-TW"/>
+        </w:rPr>
+        <w:lastRenderedPageBreak/>
+        <w:t>一項數學技能各維持一個</w:t>
       </w:r>
       <w:r>
         <w:rPr>
@@ -8114,6 +9610,12 @@
         <w:rPr>
           <w:lang w:eastAsia="zh-TW"/>
         </w:rPr>
+        <w:tab/>
+      </w:r>
+      <w:r>
+        <w:rPr>
+          <w:lang w:eastAsia="zh-TW"/>
+        </w:rPr>
         <w:t>這套評量的整體骨架是生產級的、在線上運作、也有單元測試覆蓋。同時需要誠實界定它目前的範圍</w:t>
       </w:r>
       <w:r>
@@ -8180,13 +9682,7 @@
         <w:rPr>
           <w:lang w:eastAsia="zh-TW"/>
         </w:rPr>
-        <w:t>、能力的證據中心設計到難度推薦的自主性</w:t>
-      </w:r>
-      <w:r>
-        <w:rPr>
-          <w:lang w:eastAsia="zh-TW"/>
-        </w:rPr>
-        <w:t>原則，多處都在原始碼中直接引用了相關的測量與教育理論文獻，而非僅停留在投影片上的口號。</w:t>
+        <w:t>、能力的證據中心設計到難度推薦的自主性原則，多處都在原始碼中直接引用了相關的測量與教育理論文獻，而非僅停留在投影片上的口號。</w:t>
       </w:r>
     </w:p>
     <w:p>
@@ -8220,7 +9716,13 @@
         <w:rPr>
           <w:lang w:eastAsia="zh-TW"/>
         </w:rPr>
-        <w:t>除了單人遊玩，本專題另提供以班級為單位的競爭機制。教師可以建立限時的搶領土活動，學生在活動期間以自己的分數爭奪地圖上的格子，並在地區、班級與全球三種排行榜上互相比較</w:t>
+        <w:t>除了單人遊玩，本專題另提供以班級為單位的競爭機制。教師可以建立限時的搶領土活動，學生在活</w:t>
+      </w:r>
+      <w:r>
+        <w:rPr>
+          <w:lang w:eastAsia="zh-TW"/>
+        </w:rPr>
+        <w:t>動期間以自己的分數爭奪地圖上的格子，並在地區、班級與全球三種排行榜上互相比較</w:t>
       </w:r>
       <w:r>
         <w:rPr>
@@ -8246,7 +9748,26 @@
         <w:rPr>
           <w:lang w:eastAsia="zh-TW"/>
         </w:rPr>
-        <w:t>這類同時湧入的操作對資料一致性是個考驗。當多名學生在同一瞬間搶同一格時，後端以</w:t>
+        <w:tab/>
+      </w:r>
+      <w:r>
+        <w:rPr>
+          <w:lang w:eastAsia="zh-TW"/>
+        </w:rPr>
+        <w:t>這類同時湧入的操作對資料一致性是個考驗。當多名學生在同一瞬間搶同一格時，後端</w:t>
+      </w:r>
+      <w:r>
+        <w:rPr>
+          <w:rFonts w:hint="eastAsia"/>
+          <w:lang w:eastAsia="zh-TW"/>
+        </w:rPr>
+        <w:t>將</w:t>
+      </w:r>
+      <w:r>
+        <w:rPr>
+          <w:lang w:eastAsia="zh-TW"/>
+        </w:rPr>
+        <w:t>以</w:t>
       </w:r>
       <w:r>
         <w:rPr>
@@ -8284,6 +9805,12 @@
         <w:rPr>
           <w:lang w:eastAsia="zh-TW"/>
         </w:rPr>
+        <w:tab/>
+      </w:r>
+      <w:r>
+        <w:rPr>
+          <w:lang w:eastAsia="zh-TW"/>
+        </w:rPr>
         <w:t>即時觀戰以行程內的</w:t>
       </w:r>
       <w:r>
@@ -8344,11 +9871,19 @@
         </w:rPr>
         <w:t>品質保證方面，後端約有三十多個測試檔，涵蓋領域聚合、路由、領域不變式、登入鎖定、權杖黑名單、跨站請求偽造、計分對拍、回放重算、</w:t>
       </w:r>
-      <w:r>
-        <w:rPr>
-          <w:lang w:eastAsia="zh-TW"/>
-        </w:rPr>
-        <w:t xml:space="preserve">wasmtime </w:t>
+      <w:proofErr w:type="spellStart"/>
+      <w:r>
+        <w:rPr>
+          <w:lang w:eastAsia="zh-TW"/>
+        </w:rPr>
+        <w:t>wasmtime</w:t>
+      </w:r>
+      <w:proofErr w:type="spellEnd"/>
+      <w:r>
+        <w:rPr>
+          <w:lang w:eastAsia="zh-TW"/>
+        </w:rPr>
+        <w:t xml:space="preserve"> </w:t>
       </w:r>
       <w:r>
         <w:rPr>
@@ -8368,11 +9903,19 @@
         </w:rPr>
         <w:t>測試資料庫執行，行覆蓋率約為百分之八十一。前端約有九十個測試檔，涵蓋各系統、引擎、</w:t>
       </w:r>
-      <w:r>
-        <w:rPr>
-          <w:lang w:eastAsia="zh-TW"/>
-        </w:rPr>
-        <w:t xml:space="preserve">WebAssembly </w:t>
+      <w:proofErr w:type="spellStart"/>
+      <w:r>
+        <w:rPr>
+          <w:lang w:eastAsia="zh-TW"/>
+        </w:rPr>
+        <w:t>WebAssembly</w:t>
+      </w:r>
+      <w:proofErr w:type="spellEnd"/>
+      <w:r>
+        <w:rPr>
+          <w:lang w:eastAsia="zh-TW"/>
+        </w:rPr>
+        <w:t xml:space="preserve"> </w:t>
       </w:r>
       <w:r>
         <w:rPr>
@@ -8396,7 +9939,21 @@
         <w:rPr>
           <w:lang w:eastAsia="zh-TW"/>
         </w:rPr>
-        <w:t xml:space="preserve"> Vitest </w:t>
+        <w:t xml:space="preserve"> </w:t>
+      </w:r>
+      <w:proofErr w:type="spellStart"/>
+      <w:r>
+        <w:rPr>
+          <w:lang w:eastAsia="zh-TW"/>
+        </w:rPr>
+        <w:t>Vitest</w:t>
+      </w:r>
+      <w:proofErr w:type="spellEnd"/>
+      <w:r>
+        <w:rPr>
+          <w:lang w:eastAsia="zh-TW"/>
+        </w:rPr>
+        <w:t xml:space="preserve"> </w:t>
       </w:r>
       <w:r>
         <w:rPr>
@@ -8408,7 +9965,21 @@
         <w:rPr>
           <w:lang w:eastAsia="zh-TW"/>
         </w:rPr>
-        <w:t xml:space="preserve"> happy-dom </w:t>
+        <w:t xml:space="preserve"> happy-</w:t>
+      </w:r>
+      <w:proofErr w:type="spellStart"/>
+      <w:r>
+        <w:rPr>
+          <w:lang w:eastAsia="zh-TW"/>
+        </w:rPr>
+        <w:t>dom</w:t>
+      </w:r>
+      <w:proofErr w:type="spellEnd"/>
+      <w:r>
+        <w:rPr>
+          <w:lang w:eastAsia="zh-TW"/>
+        </w:rPr>
+        <w:t xml:space="preserve"> </w:t>
       </w:r>
       <w:r>
         <w:rPr>
@@ -8426,14 +9997,7 @@
         <w:rPr>
           <w:lang w:eastAsia="zh-TW"/>
         </w:rPr>
-        <w:t>前端覆蓋率較低的部分多集中在畫面元件，而核心的遊戲引擎與計分則</w:t>
-      </w:r>
-      <w:r>
-        <w:rPr>
-          <w:lang w:eastAsia="zh-TW"/>
-        </w:rPr>
-        <w:lastRenderedPageBreak/>
-        <w:t>有決定論測試與數值對拍這類高價值測試在守。需要說明的是，這些覆蓋率數字是手動量測的一次性快照，持續整合本身並未設定覆蓋率門檻。</w:t>
+        <w:t>前端覆蓋率較低的部分多集中在畫面元件，而核心的遊戲引擎與計分則有決定論測試與數值對拍這類高價值測試在守。需要說明的是，這些覆蓋率數字是手動量測的一次性快照，持續整合本身並未設定覆蓋率門檻。</w:t>
       </w:r>
     </w:p>
     <w:p>
@@ -8447,6 +10011,12 @@
         <w:rPr>
           <w:lang w:eastAsia="zh-TW"/>
         </w:rPr>
+        <w:tab/>
+      </w:r>
+      <w:r>
+        <w:rPr>
+          <w:lang w:eastAsia="zh-TW"/>
+        </w:rPr>
         <w:t>效能與負載方面，專案另有獨立的壓力測試。以</w:t>
       </w:r>
       <w:r>
@@ -8459,7 +10029,14 @@
         <w:rPr>
           <w:lang w:eastAsia="zh-TW"/>
         </w:rPr>
-        <w:t>模擬約一百名使用者同時操作的尖峰情境，跑完整的「建立場次、多次更新、結束、查排行榜」流程，檢查通過率為百分之百、錯誤率為零</w:t>
+        <w:t>模擬約一百名使用者同時操作的尖峰情境，</w:t>
+      </w:r>
+      <w:r>
+        <w:rPr>
+          <w:lang w:eastAsia="zh-TW"/>
+        </w:rPr>
+        <w:lastRenderedPageBreak/>
+        <w:t>跑完整的「建立場次、多次更新、結束、查排行榜」流程，檢查通過率為百分之百、錯誤率為零</w:t>
       </w:r>
       <w:r>
         <w:rPr>
@@ -8541,7 +10118,7 @@
         <w:rPr>
           <w:lang w:eastAsia="zh-TW"/>
         </w:rPr>
-        <w:t>向量內積決定矩陣塔的傷害、對多項式做微分或積分的結果決定微積分塔生成的寵物、極限的答案決定極限塔的效果。玩家是在玩數學，而不是在數學與遊戲之間切換，這是它與一般數學練習軟體最本質的差異。</w:t>
+        <w:t>向量內積決定矩陣塔的傷害、對多項式做微分或積分的結果決定微積分塔生成的寵物、極限的答案決定極限塔的效果。玩家是在玩數學，而不是在數學與遊戲之間切換，這是與一般數學練習軟體最本質的差異。</w:t>
       </w:r>
     </w:p>
     <w:p>
@@ -8555,6 +10132,12 @@
         <w:rPr>
           <w:lang w:eastAsia="zh-TW"/>
         </w:rPr>
+        <w:tab/>
+      </w:r>
+      <w:r>
+        <w:rPr>
+          <w:lang w:eastAsia="zh-TW"/>
+        </w:rPr>
         <w:t>第二個創新是把抽象的數學概念視覺化、遊戲化。整個戰場就是一個座標平面，玩家要防守的據點被定義為「所有路徑曲線的唯一共同交點」，敵人沿著程式自動生成、且都通過該點的多項式曲線前進。函數圖形、曲線交點這些原本停留在課本上的抽象物件，在這裡變成了看得見、要與之互動的遊戲元素。由此延伸出全遊戲最獨特的開場設計</w:t>
       </w:r>
       <w:r>
@@ -8579,13 +10162,7 @@
         <w:rPr>
           <w:lang w:eastAsia="zh-TW"/>
         </w:rPr>
-        <w:t>願意承擔</w:t>
-      </w:r>
-      <w:r>
-        <w:rPr>
-          <w:lang w:eastAsia="zh-TW"/>
-        </w:rPr>
-        <w:t>風險的玩家可以選擇盲打，在完全不顯示敵人路徑的情況下作戰，把對函數圖形的掌握化為真正的實力考驗。</w:t>
+        <w:t>願意承擔風險的玩家可以選擇盲打，在完全不顯示敵人路徑的情況下作戰，把對函數圖形的掌握化為真正的實力考驗。</w:t>
       </w:r>
     </w:p>
     <w:p>
@@ -8599,7 +10176,19 @@
         <w:rPr>
           <w:lang w:eastAsia="zh-TW"/>
         </w:rPr>
-        <w:t>第三個創新是把機率課悄悄藏進遊戲。蒙提霍爾事件刻意不揭露「換門比較有利」這個違反直覺的數學事實，而是讓玩家從反覆遊玩、累積成敗經驗的過程中自行體會。這是一種在玩家不自覺的情況下進行的教學設計，把抽象的條件機率變成一個玩家親身做選擇、親眼看到結果的決定。</w:t>
+        <w:tab/>
+      </w:r>
+      <w:r>
+        <w:rPr>
+          <w:lang w:eastAsia="zh-TW"/>
+        </w:rPr>
+        <w:t>第三個創新是把機率課悄悄藏進遊戲。蒙提霍爾事件刻意不揭露「換門比較有利」這個違反直</w:t>
+      </w:r>
+      <w:r>
+        <w:rPr>
+          <w:lang w:eastAsia="zh-TW"/>
+        </w:rPr>
+        <w:t>覺的數學事實，而是讓玩家從反覆遊玩、累積成敗經驗的過程中自行體會。這是一種在玩家不自覺的情況下進行的教學設計，把抽象的條件機率變成一個玩家親身做選擇、親眼看到結果的決定。</w:t>
       </w:r>
     </w:p>
     <w:p>
@@ -8613,6 +10202,12 @@
         <w:rPr>
           <w:lang w:eastAsia="zh-TW"/>
         </w:rPr>
+        <w:tab/>
+      </w:r>
+      <w:r>
+        <w:rPr>
+          <w:lang w:eastAsia="zh-TW"/>
+        </w:rPr>
         <w:t>第四個層面是技術與工程的嚴謹度本身就構成一種創新。用</w:t>
       </w:r>
       <w:r>
@@ -8631,13 +10226,27 @@
         <w:rPr>
           <w:lang w:eastAsia="zh-TW"/>
         </w:rPr>
-        <w:t xml:space="preserve"> WebAssembly </w:t>
-      </w:r>
-      <w:r>
-        <w:rPr>
-          <w:lang w:eastAsia="zh-TW"/>
-        </w:rPr>
-        <w:t>達成跨執行環境的位元一致，使得伺服器能以同一份邏輯重算分數來防止作弊，把教育遊戲常被忽略的「分數可信度」問題謹慎地解決掉。最後，成就、天賦樹、班級領土競賽與排行榜把單局遊玩銜接成一條長期的學習進程，後端的能力估計模型已實際用於星級難度建議，並為日後的個人化出題與動態難度調整預留了基礎。關於本專題在教育理論上的設計依據，另見專案內的</w:t>
+        <w:t xml:space="preserve"> </w:t>
+      </w:r>
+      <w:proofErr w:type="spellStart"/>
+      <w:r>
+        <w:rPr>
+          <w:lang w:eastAsia="zh-TW"/>
+        </w:rPr>
+        <w:t>WebAssembly</w:t>
+      </w:r>
+      <w:proofErr w:type="spellEnd"/>
+      <w:r>
+        <w:rPr>
+          <w:lang w:eastAsia="zh-TW"/>
+        </w:rPr>
+        <w:t xml:space="preserve"> </w:t>
+      </w:r>
+      <w:r>
+        <w:rPr>
+          <w:lang w:eastAsia="zh-TW"/>
+        </w:rPr>
+        <w:t>達成跨執行環境的位元一致，使得伺服器能以同一份邏輯重算分數來防止作弊，把教育遊戲常被忽略的「分數可信度」問題謹慎地解決掉。最後，成就、天賦樹、班級領土競賽與排行榜把單局遊玩銜接成一條長期的學習進程，後端的能力估計模型已實際用於星級難度建議，並為日後的個人化出題與動態難度調整預留了基礎。關於在教育理論上的設計依據，另見專案內的</w:t>
       </w:r>
       <w:r>
         <w:rPr>
@@ -8716,7 +10325,7 @@
         <w:rPr>
           <w:lang w:eastAsia="zh-TW"/>
         </w:rPr>
-        <w:t>以座標平面作為主視覺，整個戰場就是一張數學圖紙，把「數學即機制」的理念一路延伸到「數學即美術」。在實際的戰鬥畫面上，幾乎看不到一般塔防常見的怪物立繪或現成塔圖，場上的每一個物件都是即時以程式繪製出來的數學符號或數學儀器。</w:t>
+        <w:t>以座標平面作為主視覺，整個戰場就是一張數學圖紙，把「數學即機制」的理念一路延伸到「數學即美術」。在戰鬥畫面上，看不到一般塔防常見的怪物立繪或現成塔圖，場上的每一個物件都是即時以程式繪製出來的數學符號或數學儀器。</w:t>
       </w:r>
     </w:p>
     <w:p>
@@ -8730,6 +10339,12 @@
         <w:rPr>
           <w:lang w:eastAsia="zh-TW"/>
         </w:rPr>
+        <w:tab/>
+      </w:r>
+      <w:r>
+        <w:rPr>
+          <w:lang w:eastAsia="zh-TW"/>
+        </w:rPr>
         <w:t>敵人不是怪獸，而是會動的數學符號</w:t>
       </w:r>
       <w:r>
@@ -8787,8 +10402,16 @@
         <w:rPr>
           <w:lang w:eastAsia="zh-TW"/>
         </w:rPr>
-        <w:t xml:space="preserve"> lim</w:t>
-      </w:r>
+        <w:t xml:space="preserve"> </w:t>
+      </w:r>
+      <w:proofErr w:type="spellStart"/>
+      <w:r>
+        <w:rPr>
+          <w:lang w:eastAsia="zh-TW"/>
+        </w:rPr>
+        <w:t>lim</w:t>
+      </w:r>
+      <w:proofErr w:type="spellEnd"/>
       <w:r>
         <w:rPr>
           <w:lang w:eastAsia="zh-TW"/>
@@ -8853,14 +10476,7 @@
         <w:rPr>
           <w:lang w:eastAsia="zh-TW"/>
         </w:rPr>
-        <w:t>、外圍漂</w:t>
-      </w:r>
-      <w:r>
-        <w:rPr>
-          <w:lang w:eastAsia="zh-TW"/>
-        </w:rPr>
-        <w:lastRenderedPageBreak/>
-        <w:t>著閃爍的方程式碎片，</w:t>
+        <w:t>、外圍漂著閃爍的方程式碎片，</w:t>
       </w:r>
       <w:r>
         <w:rPr>
@@ -8910,6 +10526,12 @@
         <w:rPr>
           <w:lang w:eastAsia="zh-TW"/>
         </w:rPr>
+        <w:tab/>
+      </w:r>
+      <w:r>
+        <w:rPr>
+          <w:lang w:eastAsia="zh-TW"/>
+        </w:rPr>
         <w:t>七種塔則是各自對應其數學主題的儀器</w:t>
       </w:r>
       <w:r>
@@ -8922,7 +10544,14 @@
         <w:rPr>
           <w:lang w:eastAsia="zh-TW"/>
         </w:rPr>
-        <w:t>函數圖形塔是一張畫著會起伏的正弦曲線的羊皮卷軸，掃描雷達塔是一具在刻度弧上掃動的六分儀，速射雷達塔是兩圈反向旋轉的星盤，狙擊雷達塔是一架架在三腳架上、會追著最近敵人轉的黃銅望遠鏡，矩陣塔是一對漂浮的二乘二中括號、格內還有滾動的數字，極限塔是一個沿著兩條虛線漸近線不斷上升、卻永遠搆不到上界的點，微積分塔則是一個緩慢旋轉的</w:t>
+        <w:t>函數圖形塔是一張畫著會起伏的正弦曲線的羊皮卷軸，掃描雷達塔是一具在刻度弧上掃動的六分儀，速射雷達塔是兩圈反向旋轉的星盤，狙擊雷達塔是一架</w:t>
+      </w:r>
+      <w:r>
+        <w:rPr>
+          <w:lang w:eastAsia="zh-TW"/>
+        </w:rPr>
+        <w:lastRenderedPageBreak/>
+        <w:t>架在三腳架上、會追著最近敵人轉的黃銅望遠鏡，矩陣塔是一對漂浮的二乘二中括號、格內還有滾動的數字，極限塔是一個沿著兩條虛線漸近線不斷上升、卻永遠搆不到上界的點，微積分塔則是一個緩慢旋轉的</w:t>
       </w:r>
       <w:r>
         <w:rPr>
@@ -8948,11 +10577,19 @@
         </w:rPr>
         <w:t>、</w:t>
       </w:r>
-      <w:r>
-        <w:rPr>
-          <w:lang w:eastAsia="zh-TW"/>
-        </w:rPr>
-        <w:t xml:space="preserve">dy </w:t>
+      <w:proofErr w:type="spellStart"/>
+      <w:r>
+        <w:rPr>
+          <w:lang w:eastAsia="zh-TW"/>
+        </w:rPr>
+        <w:t>dy</w:t>
+      </w:r>
+      <w:proofErr w:type="spellEnd"/>
+      <w:r>
+        <w:rPr>
+          <w:lang w:eastAsia="zh-TW"/>
+        </w:rPr>
+        <w:t xml:space="preserve"> </w:t>
       </w:r>
       <w:r>
         <w:rPr>
@@ -9112,7 +10749,21 @@
         <w:rPr>
           <w:lang w:eastAsia="zh-TW"/>
         </w:rPr>
-        <w:t>(Morandi)</w:t>
+        <w:t>(</w:t>
+      </w:r>
+      <w:proofErr w:type="spellStart"/>
+      <w:r>
+        <w:rPr>
+          <w:lang w:eastAsia="zh-TW"/>
+        </w:rPr>
+        <w:t>Morandi</w:t>
+      </w:r>
+      <w:proofErr w:type="spellEnd"/>
+      <w:r>
+        <w:rPr>
+          <w:lang w:eastAsia="zh-TW"/>
+        </w:rPr>
+        <w:t>)</w:t>
       </w:r>
       <w:r>
         <w:rPr>
@@ -9160,7 +10811,21 @@
         <w:rPr>
           <w:lang w:eastAsia="zh-TW"/>
         </w:rPr>
-        <w:t xml:space="preserve"> KaTeX </w:t>
+        <w:t xml:space="preserve"> </w:t>
+      </w:r>
+      <w:proofErr w:type="spellStart"/>
+      <w:r>
+        <w:rPr>
+          <w:lang w:eastAsia="zh-TW"/>
+        </w:rPr>
+        <w:t>KaTeX</w:t>
+      </w:r>
+      <w:proofErr w:type="spellEnd"/>
+      <w:r>
+        <w:rPr>
+          <w:lang w:eastAsia="zh-TW"/>
+        </w:rPr>
+        <w:t xml:space="preserve"> </w:t>
       </w:r>
       <w:r>
         <w:rPr>
@@ -9204,6 +10869,12 @@
         <w:rPr>
           <w:lang w:eastAsia="zh-TW"/>
         </w:rPr>
+        <w:tab/>
+      </w:r>
+      <w:r>
+        <w:rPr>
+          <w:lang w:eastAsia="zh-TW"/>
+        </w:rPr>
         <w:t>這套美術在工程上也照顧到跨平台與不同螢幕。許多數學符號在非</w:t>
       </w:r>
       <w:r>
@@ -9228,7 +10899,13 @@
         <w:rPr>
           <w:lang w:eastAsia="zh-TW"/>
         </w:rPr>
-        <w:t>型頭目的雙紐線都是這樣畫出來的。遊戲畫面本身固定以一千兩百八十乘七百二十像素的座標系繪製，再透過單一的</w:t>
+        <w:t>型頭目的雙紐線都是這樣畫出來的。遊戲畫面本身固定以一千兩百八十乘七百二十像素</w:t>
+      </w:r>
+      <w:r>
+        <w:rPr>
+          <w:lang w:eastAsia="zh-TW"/>
+        </w:rPr>
+        <w:t>的座標系繪製，再透過單一的</w:t>
       </w:r>
       <w:r>
         <w:rPr>
@@ -9614,26 +11291,26 @@
         <w:rPr>
           <w:lang w:eastAsia="zh-TW"/>
         </w:rPr>
-        <w:t>，因此即使是色覺辨識有困難的玩家，也能</w:t>
+        <w:t>，因此即使是色覺辨識有困難的玩家，也能單憑符號區分塔的種類，符合無障礙準則中「不單靠顏色傳達資訊」的要求。畫面設有一個即時播報區，會以輔助技術可讀的方式宣告階段的轉換與生命值警告。系統尊重作業系統之減少動態效果的偏好設定，在玩家開啟該設定時降低環境動畫的強度。塔的放置支援完整的鍵盤操作，玩家可以只用方向鍵與</w:t>
+      </w:r>
+      <w:r>
+        <w:rPr>
+          <w:lang w:eastAsia="zh-TW"/>
+        </w:rPr>
+        <w:t xml:space="preserve"> Enter </w:t>
+      </w:r>
+      <w:r>
+        <w:rPr>
+          <w:lang w:eastAsia="zh-TW"/>
+        </w:rPr>
+        <w:t>完成佈陣，符合「所有功能皆可由鍵盤</w:t>
       </w:r>
       <w:r>
         <w:rPr>
           <w:lang w:eastAsia="zh-TW"/>
         </w:rPr>
         <w:lastRenderedPageBreak/>
-        <w:t>單憑符號區分塔的種類，符合無障礙準則中「不單靠顏色傳達資訊」的要求。畫面設有一個即時播報區，會以輔助技術可讀的方式宣告階段的轉換與生命值警告。系統尊重作業系統之減少動態效果的偏好設定，在玩家開啟該設定時降低環境動畫的強度。塔的放置支援完整的鍵盤操作，玩家可以只用方向鍵與</w:t>
-      </w:r>
-      <w:r>
-        <w:rPr>
-          <w:lang w:eastAsia="zh-TW"/>
-        </w:rPr>
-        <w:t xml:space="preserve"> Enter </w:t>
-      </w:r>
-      <w:r>
-        <w:rPr>
-          <w:lang w:eastAsia="zh-TW"/>
-        </w:rPr>
-        <w:t>完成佈陣，符合「所有功能皆可由鍵盤操作」的準則，而鍵盤選取游標另以深色外暈加上亮色內環呈現，確保在任何底色上都有足夠的對比。可點擊的按鈕都保有四十四乘四十四像素以上的點按範圍，彈出視窗則會把鍵盤焦點限制在窗內、並在關閉後把焦點歸還原處，避免焦點逸失。此外，敵人路徑的標籤會依玩家近期初始作答的正確率淡入淡出，讓系統能在不打斷遊戲的前提下，對掌握程度不同的玩家給予不同程度的視覺提示。</w:t>
+        <w:t>操作」的準則，而鍵盤選取游標另以深色外暈加上亮色內環呈現，確保在任何底色上都有足夠的對比。可點擊的按鈕都保有四十四乘四十四像素以上的點按範圍，彈出視窗則會把鍵盤焦點限制在窗內、並在關閉後把焦點歸還原處，避免焦點逸失。此外，敵人路徑的標籤會依玩家近期初始作答的正確率淡入淡出，讓系統能在不打斷遊戲的前提下，對掌握程度不同的玩家給予不同程度的視覺提示。</w:t>
       </w:r>
     </w:p>
     <w:p>
@@ -10039,13 +11716,7 @@
         <w:rPr>
           <w:lang w:eastAsia="zh-TW"/>
         </w:rPr>
-        <w:t>取得。若採用建</w:t>
-      </w:r>
-      <w:r>
-        <w:rPr>
-          <w:lang w:eastAsia="zh-TW"/>
-        </w:rPr>
-        <w:t>議的</w:t>
+        <w:t>取得。若採用建議的</w:t>
       </w:r>
       <w:r>
         <w:rPr>
@@ -10071,7 +11742,21 @@
         <w:rPr>
           <w:lang w:eastAsia="zh-TW"/>
         </w:rPr>
-        <w:t xml:space="preserve">Emscripten SDK </w:t>
+        <w:tab/>
+      </w:r>
+      <w:proofErr w:type="spellStart"/>
+      <w:r>
+        <w:rPr>
+          <w:lang w:eastAsia="zh-TW"/>
+        </w:rPr>
+        <w:t>Emscripten</w:t>
+      </w:r>
+      <w:proofErr w:type="spellEnd"/>
+      <w:r>
+        <w:rPr>
+          <w:lang w:eastAsia="zh-TW"/>
+        </w:rPr>
+        <w:t xml:space="preserve"> SDK </w:t>
       </w:r>
       <w:r>
         <w:rPr>
@@ -10107,7 +11792,21 @@
         <w:rPr>
           <w:lang w:eastAsia="zh-TW"/>
         </w:rPr>
-        <w:t xml:space="preserve"> emsdk </w:t>
+        <w:t xml:space="preserve"> </w:t>
+      </w:r>
+      <w:proofErr w:type="spellStart"/>
+      <w:r>
+        <w:rPr>
+          <w:lang w:eastAsia="zh-TW"/>
+        </w:rPr>
+        <w:t>emsdk</w:t>
+      </w:r>
+      <w:proofErr w:type="spellEnd"/>
+      <w:r>
+        <w:rPr>
+          <w:lang w:eastAsia="zh-TW"/>
+        </w:rPr>
+        <w:t xml:space="preserve"> </w:t>
       </w:r>
       <w:r>
         <w:rPr>
@@ -10155,7 +11854,13 @@
         <w:rPr>
           <w:lang w:eastAsia="zh-TW"/>
         </w:rPr>
-        <w:t xml:space="preserve"> Docker </w:t>
+        <w:t xml:space="preserve"> </w:t>
+      </w:r>
+      <w:r>
+        <w:rPr>
+          <w:lang w:eastAsia="zh-TW"/>
+        </w:rPr>
+        <w:t xml:space="preserve">Docker </w:t>
       </w:r>
       <w:r>
         <w:rPr>
@@ -10167,8 +11872,16 @@
         <w:rPr>
           <w:lang w:eastAsia="zh-TW"/>
         </w:rPr>
-        <w:t xml:space="preserve"> Emscripten</w:t>
-      </w:r>
+        <w:t xml:space="preserve"> </w:t>
+      </w:r>
+      <w:proofErr w:type="spellStart"/>
+      <w:r>
+        <w:rPr>
+          <w:lang w:eastAsia="zh-TW"/>
+        </w:rPr>
+        <w:t>Emscripten</w:t>
+      </w:r>
+      <w:proofErr w:type="spellEnd"/>
       <w:r>
         <w:rPr>
           <w:lang w:eastAsia="zh-TW"/>
@@ -10184,14 +11897,27 @@
         </w:rPr>
       </w:pPr>
       <w:r>
+        <w:rPr>
+          <w:lang w:eastAsia="zh-TW"/>
+        </w:rPr>
+        <w:tab/>
+      </w:r>
+      <w:proofErr w:type="spellStart"/>
+      <w:r>
         <w:t>建議的執行方式是使用</w:t>
       </w:r>
-      <w:r>
-        <w:t xml:space="preserve"> Docker</w:t>
+      <w:proofErr w:type="spellEnd"/>
+      <w:r>
+        <w:t xml:space="preserve"> </w:t>
+      </w:r>
+      <w:proofErr w:type="spellStart"/>
+      <w:r>
+        <w:t>Docker</w:t>
       </w:r>
       <w:r>
         <w:t>。安裝</w:t>
       </w:r>
+      <w:proofErr w:type="spellEnd"/>
       <w:r>
         <w:t xml:space="preserve"> Docker </w:t>
       </w:r>
@@ -10201,9 +11927,11 @@
       <w:r>
         <w:t xml:space="preserve"> Compose v2 </w:t>
       </w:r>
+      <w:proofErr w:type="spellStart"/>
       <w:r>
         <w:t>後，取得程式碼，先複製環境變數範本，也就是執行</w:t>
       </w:r>
+      <w:proofErr w:type="spellEnd"/>
       <w:r>
         <w:t xml:space="preserve"> </w:t>
       </w:r>
@@ -10211,11 +11939,33 @@
         <w:rPr>
           <w:rFonts w:ascii="Consolas" w:eastAsia="Consolas" w:hAnsi="Consolas"/>
         </w:rPr>
-        <w:t>cp .env.example .env</w:t>
+        <w:t>cp .</w:t>
+      </w:r>
+      <w:proofErr w:type="spellStart"/>
+      <w:r>
+        <w:rPr>
+          <w:rFonts w:ascii="Consolas" w:eastAsia="Consolas" w:hAnsi="Consolas"/>
+        </w:rPr>
+        <w:t>env.example</w:t>
+      </w:r>
+      <w:proofErr w:type="spellEnd"/>
+      <w:r>
+        <w:rPr>
+          <w:rFonts w:ascii="Consolas" w:eastAsia="Consolas" w:hAnsi="Consolas"/>
+        </w:rPr>
+        <w:t xml:space="preserve"> .</w:t>
+      </w:r>
+      <w:proofErr w:type="spellStart"/>
+      <w:r>
+        <w:rPr>
+          <w:rFonts w:ascii="Consolas" w:eastAsia="Consolas" w:hAnsi="Consolas"/>
+        </w:rPr>
+        <w:t>env</w:t>
       </w:r>
       <w:r>
         <w:t>，接著編輯這份</w:t>
       </w:r>
+      <w:proofErr w:type="spellEnd"/>
       <w:r>
         <w:t xml:space="preserve"> </w:t>
       </w:r>
@@ -10223,17 +11973,30 @@
         <w:rPr>
           <w:rFonts w:ascii="Consolas" w:eastAsia="Consolas" w:hAnsi="Consolas"/>
         </w:rPr>
-        <w:t>.env</w:t>
+        <w:t>.</w:t>
+      </w:r>
+      <w:proofErr w:type="spellStart"/>
+      <w:r>
+        <w:rPr>
+          <w:rFonts w:ascii="Consolas" w:eastAsia="Consolas" w:hAnsi="Consolas"/>
+        </w:rPr>
+        <w:t>env</w:t>
       </w:r>
       <w:r>
         <w:t>，至少要設定一個長度三十二字元以上的</w:t>
       </w:r>
-      <w:r>
-        <w:t xml:space="preserve"> SECRET_KEY</w:t>
+      <w:proofErr w:type="spellEnd"/>
+      <w:r>
+        <w:t xml:space="preserve"> </w:t>
+      </w:r>
+      <w:proofErr w:type="spellStart"/>
+      <w:r>
+        <w:t>SECRET_KEY</w:t>
       </w:r>
       <w:r>
         <w:t>、把</w:t>
       </w:r>
+      <w:proofErr w:type="spellEnd"/>
       <w:r>
         <w:t xml:space="preserve"> DATABASE_URL </w:t>
       </w:r>
@@ -10243,11 +12006,17 @@
       <w:r>
         <w:t xml:space="preserve"> POSTGRES_PASSWORD </w:t>
       </w:r>
+      <w:proofErr w:type="spellStart"/>
       <w:r>
         <w:t>裡的預設密碼換掉，並設定一把用於加密多因素驗證密鑰的</w:t>
       </w:r>
-      <w:r>
-        <w:t xml:space="preserve"> TOTP_ENCRYPTION_KEY</w:t>
+      <w:proofErr w:type="spellEnd"/>
+      <w:r>
+        <w:t xml:space="preserve"> </w:t>
+      </w:r>
+      <w:proofErr w:type="spellStart"/>
+      <w:r>
+        <w:t>TOTP_ENCRYPTION_KEY</w:t>
       </w:r>
       <w:r>
         <w:t>；</w:t>
@@ -10255,6 +12024,7 @@
       <w:r>
         <w:t>後端在這幾項未設妥之前會拒絕啟動，這是刻意的安全防呆。設定完成後執行</w:t>
       </w:r>
+      <w:proofErr w:type="spellEnd"/>
       <w:r>
         <w:t xml:space="preserve"> </w:t>
       </w:r>
@@ -10267,21 +12037,35 @@
       <w:r>
         <w:t xml:space="preserve"> </w:t>
       </w:r>
+      <w:proofErr w:type="spellStart"/>
       <w:r>
         <w:t>即可，系統會依序啟動</w:t>
       </w:r>
-      <w:r>
-        <w:t xml:space="preserve"> PostgreSQL</w:t>
-      </w:r>
-      <w:r>
-        <w:t>、後端與前端三個服務，並在後端首次啟動時自動套用資料庫遷移。前端會在</w:t>
-      </w:r>
+      <w:proofErr w:type="spellEnd"/>
+      <w:r>
+        <w:t xml:space="preserve"> </w:t>
+      </w:r>
+      <w:proofErr w:type="spellStart"/>
+      <w:r>
+        <w:t>PostgreSQL</w:t>
+      </w:r>
+      <w:proofErr w:type="spellEnd"/>
+      <w:r>
+        <w:t>、</w:t>
+      </w:r>
+      <w:proofErr w:type="spellStart"/>
+      <w:r>
+        <w:t>後端與前端三個服務，並在後端首次啟動時自動套用資料庫遷移。前端會在</w:t>
+      </w:r>
+      <w:proofErr w:type="spellEnd"/>
       <w:r>
         <w:t xml:space="preserve"> 5173 </w:t>
       </w:r>
+      <w:proofErr w:type="spellStart"/>
       <w:r>
         <w:t>埠、後端</w:t>
       </w:r>
+      <w:proofErr w:type="spellEnd"/>
       <w:r>
         <w:t xml:space="preserve"> API </w:t>
       </w:r>
@@ -10291,11 +12075,16 @@
       <w:r>
         <w:t xml:space="preserve"> 8000 </w:t>
       </w:r>
+      <w:proofErr w:type="spellStart"/>
       <w:r>
         <w:t>埠、</w:t>
       </w:r>
       <w:r>
-        <w:t xml:space="preserve">PostgreSQL </w:t>
+        <w:t>PostgreSQL</w:t>
+      </w:r>
+      <w:proofErr w:type="spellEnd"/>
+      <w:r>
+        <w:t xml:space="preserve"> </w:t>
       </w:r>
       <w:r>
         <w:t>在</w:t>
@@ -10303,15 +12092,19 @@
       <w:r>
         <w:t xml:space="preserve"> 5432 </w:t>
       </w:r>
+      <w:proofErr w:type="spellStart"/>
       <w:r>
         <w:t>埠提供服務，健康檢查端點為</w:t>
       </w:r>
+      <w:proofErr w:type="spellEnd"/>
       <w:r>
         <w:t xml:space="preserve"> 8000 </w:t>
       </w:r>
+      <w:proofErr w:type="spellStart"/>
       <w:r>
         <w:t>埠的</w:t>
       </w:r>
+      <w:proofErr w:type="spellEnd"/>
       <w:r>
         <w:t xml:space="preserve"> </w:t>
       </w:r>
@@ -10339,20 +12132,32 @@
         </w:rPr>
       </w:pPr>
       <w:r>
+        <w:rPr>
+          <w:lang w:eastAsia="zh-TW"/>
+        </w:rPr>
+        <w:tab/>
+      </w:r>
+      <w:proofErr w:type="spellStart"/>
+      <w:r>
         <w:t>若不使用</w:t>
       </w:r>
+      <w:proofErr w:type="spellEnd"/>
       <w:r>
         <w:t xml:space="preserve"> Docker </w:t>
       </w:r>
+      <w:proofErr w:type="spellStart"/>
       <w:r>
         <w:t>而要手動執行，則需先備妥一個運作中的</w:t>
       </w:r>
+      <w:proofErr w:type="spellEnd"/>
       <w:r>
         <w:t xml:space="preserve"> PostgreSQL 16 </w:t>
       </w:r>
+      <w:proofErr w:type="spellStart"/>
       <w:r>
         <w:t>以及對應的資料庫與角色，具體指令見</w:t>
       </w:r>
+      <w:proofErr w:type="spellEnd"/>
       <w:r>
         <w:t xml:space="preserve"> </w:t>
       </w:r>
@@ -10412,7 +12217,21 @@
         <w:rPr>
           <w:lang w:eastAsia="zh-TW"/>
         </w:rPr>
-        <w:t xml:space="preserve"> postgres </w:t>
+        <w:t xml:space="preserve"> </w:t>
+      </w:r>
+      <w:proofErr w:type="spellStart"/>
+      <w:r>
+        <w:rPr>
+          <w:lang w:eastAsia="zh-TW"/>
+        </w:rPr>
+        <w:t>postgres</w:t>
+      </w:r>
+      <w:proofErr w:type="spellEnd"/>
+      <w:r>
+        <w:rPr>
+          <w:lang w:eastAsia="zh-TW"/>
+        </w:rPr>
+        <w:t xml:space="preserve"> </w:t>
       </w:r>
       <w:r>
         <w:rPr>
@@ -10436,7 +12255,21 @@
         <w:rPr>
           <w:lang w:eastAsia="zh-TW"/>
         </w:rPr>
-        <w:t xml:space="preserve"> uvicorn </w:t>
+        <w:t xml:space="preserve"> </w:t>
+      </w:r>
+      <w:proofErr w:type="spellStart"/>
+      <w:r>
+        <w:rPr>
+          <w:lang w:eastAsia="zh-TW"/>
+        </w:rPr>
+        <w:t>uvicorn</w:t>
+      </w:r>
+      <w:proofErr w:type="spellEnd"/>
+      <w:r>
+        <w:rPr>
+          <w:lang w:eastAsia="zh-TW"/>
+        </w:rPr>
+        <w:t xml:space="preserve"> </w:t>
       </w:r>
       <w:r>
         <w:rPr>
@@ -10474,12 +12307,21 @@
         </w:rPr>
         <w:t xml:space="preserve"> </w:t>
       </w:r>
+      <w:proofErr w:type="spellStart"/>
       <w:r>
         <w:rPr>
           <w:rFonts w:ascii="Consolas" w:eastAsia="Consolas" w:hAnsi="Consolas"/>
           <w:lang w:eastAsia="zh-TW"/>
         </w:rPr>
-        <w:t>npm install</w:t>
+        <w:t>npm</w:t>
+      </w:r>
+      <w:proofErr w:type="spellEnd"/>
+      <w:r>
+        <w:rPr>
+          <w:rFonts w:ascii="Consolas" w:eastAsia="Consolas" w:hAnsi="Consolas"/>
+          <w:lang w:eastAsia="zh-TW"/>
+        </w:rPr>
+        <w:t xml:space="preserve"> install</w:t>
       </w:r>
       <w:r>
         <w:rPr>
@@ -10499,12 +12341,21 @@
         </w:rPr>
         <w:t xml:space="preserve"> </w:t>
       </w:r>
+      <w:proofErr w:type="spellStart"/>
       <w:r>
         <w:rPr>
           <w:rFonts w:ascii="Consolas" w:eastAsia="Consolas" w:hAnsi="Consolas"/>
           <w:lang w:eastAsia="zh-TW"/>
         </w:rPr>
-        <w:t>npm run dev</w:t>
+        <w:t>npm</w:t>
+      </w:r>
+      <w:proofErr w:type="spellEnd"/>
+      <w:r>
+        <w:rPr>
+          <w:rFonts w:ascii="Consolas" w:eastAsia="Consolas" w:hAnsi="Consolas"/>
+          <w:lang w:eastAsia="zh-TW"/>
+        </w:rPr>
+        <w:t xml:space="preserve"> run dev</w:t>
       </w:r>
       <w:r>
         <w:rPr>
@@ -10530,6 +12381,12 @@
         <w:rPr>
           <w:lang w:eastAsia="zh-TW"/>
         </w:rPr>
+        <w:tab/>
+      </w:r>
+      <w:r>
+        <w:rPr>
+          <w:lang w:eastAsia="zh-TW"/>
+        </w:rPr>
         <w:t>最後提醒一個容易誤判的情況，以利順利執行。本專題的認證</w:t>
       </w:r>
       <w:r>
@@ -10542,14 +12399,7 @@
         <w:rPr>
           <w:lang w:eastAsia="zh-TW"/>
         </w:rPr>
-        <w:t>預設帶有僅限安全連線的屬性，因此若在遠端或無頭主機上執行，卻直接以該主機</w:t>
-      </w:r>
-      <w:r>
-        <w:rPr>
-          <w:lang w:eastAsia="zh-TW"/>
-        </w:rPr>
-        <w:lastRenderedPageBreak/>
-        <w:t>的區域網路位址</w:t>
+        <w:t>預設帶有僅限安全連線的屬性，因此若在遠端或無頭主機上執行，卻直接以該主機的區域網路位址</w:t>
       </w:r>
       <w:r>
         <w:rPr>
@@ -10635,6 +12485,7 @@
         <w:rPr>
           <w:lang w:eastAsia="zh-TW"/>
         </w:rPr>
+        <w:lastRenderedPageBreak/>
         <w:t xml:space="preserve">10. </w:t>
       </w:r>
       <w:r>
@@ -10655,7 +12506,7 @@
         <w:rPr>
           <w:lang w:eastAsia="zh-TW"/>
         </w:rPr>
-        <w:t>依課程節點推進，本專題於五月十二日進行提案、六月九日上台報告、六月十二日繳交。開發過程歷經數次較大的重構，從第一版到第三版逐步演進，版本紀錄可以佐證。第二版把早期較雜的塔種整併為現在這七種以數學概念為核心的塔，使每一座塔都明確對應一個數學主題</w:t>
+        <w:t>依課程推進，本專題於五月十二日進行提案、六月九日上台報告、六月十二日繳交。開發過程歷經數次較大的重構，從第一版到第三版逐步演進，版本紀錄可以佐證。第二版把早期較雜的塔種整併為現在這七種以數學概念為核心的塔，使每一座塔都明確對應一個數學主題</w:t>
       </w:r>
       <w:r>
         <w:rPr>
@@ -10681,6 +12532,12 @@
         <w:rPr>
           <w:lang w:eastAsia="zh-TW"/>
         </w:rPr>
+        <w:tab/>
+      </w:r>
+      <w:r>
+        <w:rPr>
+          <w:lang w:eastAsia="zh-TW"/>
+        </w:rPr>
         <w:t>開發中遭遇的最具代表性的困難，是跨執行環境的浮點決定論。最初前端顯示的分數與後端重算的結果，會在小數的最末幾位出現分歧。這種誤差無法靠重試消除，因為它是系統性的</w:t>
       </w:r>
       <w:r>
@@ -10759,7 +12616,21 @@
         <w:rPr>
           <w:lang w:eastAsia="zh-TW"/>
         </w:rPr>
-        <w:t xml:space="preserve"> musl </w:t>
+        <w:t xml:space="preserve"> </w:t>
+      </w:r>
+      <w:proofErr w:type="spellStart"/>
+      <w:r>
+        <w:rPr>
+          <w:lang w:eastAsia="zh-TW"/>
+        </w:rPr>
+        <w:t>musl</w:t>
+      </w:r>
+      <w:proofErr w:type="spellEnd"/>
+      <w:r>
+        <w:rPr>
+          <w:lang w:eastAsia="zh-TW"/>
+        </w:rPr>
+        <w:t xml:space="preserve"> </w:t>
       </w:r>
       <w:r>
         <w:rPr>
@@ -10771,8 +12642,16 @@
         <w:rPr>
           <w:lang w:eastAsia="zh-TW"/>
         </w:rPr>
-        <w:t xml:space="preserve"> WebAssembly</w:t>
-      </w:r>
+        <w:t xml:space="preserve"> </w:t>
+      </w:r>
+      <w:proofErr w:type="spellStart"/>
+      <w:r>
+        <w:rPr>
+          <w:lang w:eastAsia="zh-TW"/>
+        </w:rPr>
+        <w:t>WebAssembly</w:t>
+      </w:r>
+      <w:proofErr w:type="spellEnd"/>
       <w:r>
         <w:rPr>
           <w:lang w:eastAsia="zh-TW"/>
@@ -10807,7 +12686,21 @@
         <w:rPr>
           <w:lang w:eastAsia="zh-TW"/>
         </w:rPr>
-        <w:t xml:space="preserve"> WebAssembly </w:t>
+        <w:t xml:space="preserve"> </w:t>
+      </w:r>
+      <w:proofErr w:type="spellStart"/>
+      <w:r>
+        <w:rPr>
+          <w:lang w:eastAsia="zh-TW"/>
+        </w:rPr>
+        <w:t>WebAssembly</w:t>
+      </w:r>
+      <w:proofErr w:type="spellEnd"/>
+      <w:r>
+        <w:rPr>
+          <w:lang w:eastAsia="zh-TW"/>
+        </w:rPr>
+        <w:t xml:space="preserve"> </w:t>
       </w:r>
       <w:r>
         <w:rPr>
@@ -10851,13 +12744,33 @@
         <w:rPr>
           <w:lang w:eastAsia="zh-TW"/>
         </w:rPr>
+        <w:tab/>
+      </w:r>
+      <w:r>
+        <w:rPr>
+          <w:lang w:eastAsia="zh-TW"/>
+        </w:rPr>
         <w:t>另一個困難是</w:t>
       </w:r>
       <w:r>
         <w:rPr>
           <w:lang w:eastAsia="zh-TW"/>
         </w:rPr>
-        <w:t xml:space="preserve"> WebAssembly </w:t>
+        <w:t xml:space="preserve"> </w:t>
+      </w:r>
+      <w:proofErr w:type="spellStart"/>
+      <w:r>
+        <w:rPr>
+          <w:lang w:eastAsia="zh-TW"/>
+        </w:rPr>
+        <w:t>WebAssembly</w:t>
+      </w:r>
+      <w:proofErr w:type="spellEnd"/>
+      <w:r>
+        <w:rPr>
+          <w:lang w:eastAsia="zh-TW"/>
+        </w:rPr>
+        <w:t xml:space="preserve"> </w:t>
       </w:r>
       <w:r>
         <w:rPr>
@@ -10875,19 +12788,27 @@
         <w:rPr>
           <w:lang w:eastAsia="zh-TW"/>
         </w:rPr>
-        <w:t>需要手動配置與釋放記憶體，稍有不慎就</w:t>
-      </w:r>
-      <w:r>
-        <w:rPr>
-          <w:lang w:eastAsia="zh-TW"/>
-        </w:rPr>
-        <w:t>會洩漏。解法是在</w:t>
-      </w:r>
-      <w:r>
-        <w:rPr>
-          <w:lang w:eastAsia="zh-TW"/>
-        </w:rPr>
-        <w:t xml:space="preserve"> WasmBridge </w:t>
+        <w:t>需要手動配置與釋放記憶體，稍有不慎就會洩漏。解法是在</w:t>
+      </w:r>
+      <w:r>
+        <w:rPr>
+          <w:lang w:eastAsia="zh-TW"/>
+        </w:rPr>
+        <w:t xml:space="preserve"> </w:t>
+      </w:r>
+      <w:proofErr w:type="spellStart"/>
+      <w:r>
+        <w:rPr>
+          <w:lang w:eastAsia="zh-TW"/>
+        </w:rPr>
+        <w:t>WasmBridge</w:t>
+      </w:r>
+      <w:proofErr w:type="spellEnd"/>
+      <w:r>
+        <w:rPr>
+          <w:lang w:eastAsia="zh-TW"/>
+        </w:rPr>
+        <w:t xml:space="preserve"> </w:t>
       </w:r>
       <w:r>
         <w:rPr>
@@ -10927,7 +12848,7 @@
         <w:rPr>
           <w:lang w:eastAsia="zh-TW"/>
         </w:rPr>
-        <w:t>依課程規定，以下詳述每位組員的分工。本組依各自專長分工，每位組員負責明確的模組，跨模組的整合則透過</w:t>
+        <w:t>本組依各自專長分工，每位組員負責明確的模組，跨模組的整合則透過</w:t>
       </w:r>
       <w:r>
         <w:rPr>
@@ -10939,7 +12860,13 @@
         <w:rPr>
           <w:lang w:eastAsia="zh-TW"/>
         </w:rPr>
-        <w:t>審查流程共同把關。另須先說明的是，如</w:t>
+        <w:t>審查流程共同把</w:t>
+      </w:r>
+      <w:r>
+        <w:rPr>
+          <w:lang w:eastAsia="zh-TW"/>
+        </w:rPr>
+        <w:t>關。另須先說明的是，如</w:t>
       </w:r>
       <w:r>
         <w:rPr>
@@ -10988,6 +12915,17 @@
       <w:r>
         <w:rPr>
           <w:b/>
+          <w:sz w:val="28"/>
+          <w:szCs w:val="32"/>
+          <w:lang w:eastAsia="zh-TW"/>
+        </w:rPr>
+        <w:tab/>
+      </w:r>
+      <w:r>
+        <w:rPr>
+          <w:b/>
+          <w:sz w:val="28"/>
+          <w:szCs w:val="32"/>
           <w:lang w:eastAsia="zh-TW"/>
         </w:rPr>
         <w:t>黃晨瑋</w:t>
@@ -11044,7 +12982,21 @@
         <w:rPr>
           <w:lang w:eastAsia="zh-TW"/>
         </w:rPr>
-        <w:t xml:space="preserve"> WebAssembly </w:t>
+        <w:t xml:space="preserve"> </w:t>
+      </w:r>
+      <w:proofErr w:type="spellStart"/>
+      <w:r>
+        <w:rPr>
+          <w:lang w:eastAsia="zh-TW"/>
+        </w:rPr>
+        <w:t>WebAssembly</w:t>
+      </w:r>
+      <w:proofErr w:type="spellEnd"/>
+      <w:r>
+        <w:rPr>
+          <w:lang w:eastAsia="zh-TW"/>
+        </w:rPr>
+        <w:t xml:space="preserve"> </w:t>
       </w:r>
       <w:r>
         <w:rPr>
@@ -11056,8 +13008,16 @@
         <w:rPr>
           <w:lang w:eastAsia="zh-TW"/>
         </w:rPr>
-        <w:t xml:space="preserve"> WasmBridge</w:t>
-      </w:r>
+        <w:t xml:space="preserve"> </w:t>
+      </w:r>
+      <w:proofErr w:type="spellStart"/>
+      <w:r>
+        <w:rPr>
+          <w:lang w:eastAsia="zh-TW"/>
+        </w:rPr>
+        <w:t>WasmBridge</w:t>
+      </w:r>
+      <w:proofErr w:type="spellEnd"/>
       <w:r>
         <w:rPr>
           <w:lang w:eastAsia="zh-TW"/>
@@ -11086,8 +13046,16 @@
         <w:rPr>
           <w:lang w:eastAsia="zh-TW"/>
         </w:rPr>
-        <w:t xml:space="preserve"> WebAssembly</w:t>
-      </w:r>
+        <w:t xml:space="preserve"> </w:t>
+      </w:r>
+      <w:proofErr w:type="spellStart"/>
+      <w:r>
+        <w:rPr>
+          <w:lang w:eastAsia="zh-TW"/>
+        </w:rPr>
+        <w:t>WebAssembly</w:t>
+      </w:r>
+      <w:proofErr w:type="spellEnd"/>
       <w:r>
         <w:rPr>
           <w:lang w:eastAsia="zh-TW"/>
@@ -11098,7 +13066,21 @@
         <w:rPr>
           <w:lang w:eastAsia="zh-TW"/>
         </w:rPr>
-        <w:t xml:space="preserve"> musl </w:t>
+        <w:t xml:space="preserve"> </w:t>
+      </w:r>
+      <w:proofErr w:type="spellStart"/>
+      <w:r>
+        <w:rPr>
+          <w:lang w:eastAsia="zh-TW"/>
+        </w:rPr>
+        <w:t>musl</w:t>
+      </w:r>
+      <w:proofErr w:type="spellEnd"/>
+      <w:r>
+        <w:rPr>
+          <w:lang w:eastAsia="zh-TW"/>
+        </w:rPr>
+        <w:t xml:space="preserve"> </w:t>
       </w:r>
       <w:r>
         <w:rPr>
@@ -11128,7 +13110,20 @@
         <w:rPr>
           <w:lang w:eastAsia="zh-TW"/>
         </w:rPr>
-        <w:t>整合測試階段，並依品質保證流程建立的缺陷追蹤紀錄，完成橫跨遊戲機制、商店、班級權限與資料匯出等模組的錯誤修復。</w:t>
+        <w:t>整合測試階段，並依品質保證流程建立的缺陷追蹤紀錄，完成橫跨</w:t>
+      </w:r>
+      <w:r>
+        <w:rPr>
+          <w:rFonts w:hint="eastAsia"/>
+          <w:lang w:eastAsia="zh-TW"/>
+        </w:rPr>
+        <w:t>多</w:t>
+      </w:r>
+      <w:r>
+        <w:rPr>
+          <w:lang w:eastAsia="zh-TW"/>
+        </w:rPr>
+        <w:t>模組的錯誤修復。</w:t>
       </w:r>
     </w:p>
     <w:p>
@@ -11141,6 +13136,17 @@
       <w:r>
         <w:rPr>
           <w:b/>
+          <w:sz w:val="28"/>
+          <w:szCs w:val="32"/>
+          <w:lang w:eastAsia="zh-TW"/>
+        </w:rPr>
+        <w:tab/>
+      </w:r>
+      <w:r>
+        <w:rPr>
+          <w:b/>
+          <w:sz w:val="28"/>
+          <w:szCs w:val="32"/>
           <w:lang w:eastAsia="zh-TW"/>
         </w:rPr>
         <w:t>王晨嬡</w:t>
@@ -11203,38 +13209,65 @@
         <w:rPr>
           <w:lang w:eastAsia="zh-TW"/>
         </w:rPr>
-        <w:t>第八章所述的設計系統</w:t>
+        <w:t>第八章所述的設計系統亦由其建立，包括以設計變數集中管理的莫蘭迪色系調色、七種塔的識別色、等寬讀數與</w:t>
+      </w:r>
+      <w:r>
+        <w:rPr>
+          <w:lang w:eastAsia="zh-TW"/>
+        </w:rPr>
+        <w:t xml:space="preserve"> </w:t>
+      </w:r>
+      <w:proofErr w:type="spellStart"/>
+      <w:r>
+        <w:rPr>
+          <w:lang w:eastAsia="zh-TW"/>
+        </w:rPr>
+        <w:t>KaTeX</w:t>
+      </w:r>
+      <w:proofErr w:type="spellEnd"/>
+      <w:r>
+        <w:rPr>
+          <w:lang w:eastAsia="zh-TW"/>
+        </w:rPr>
+        <w:t xml:space="preserve"> </w:t>
+      </w:r>
+      <w:r>
+        <w:rPr>
+          <w:lang w:eastAsia="zh-TW"/>
+        </w:rPr>
+        <w:t>數學排版等元件規範，使全站畫面共用同一套視覺語言</w:t>
+      </w:r>
+      <w:r>
+        <w:rPr>
+          <w:lang w:eastAsia="zh-TW"/>
+        </w:rPr>
+        <w:t>；</w:t>
+      </w:r>
+      <w:r>
+        <w:rPr>
+          <w:lang w:eastAsia="zh-TW"/>
+        </w:rPr>
+        <w:t>同章的無障礙設計亦由其落實，涵蓋塔放置的完整鍵盤操作、輔助技術可讀的即時播報、對減少動態效果偏好的尊重，以及點按範圍與焦點管理等細節。個人檔案與自訂頭像功能從介面到伺服器端持久化的實作亦由其完成。品質保證方面，由其主導逐功能的系統性測試，建立貫穿整合</w:t>
       </w:r>
       <w:r>
         <w:rPr>
           <w:lang w:eastAsia="zh-TW"/>
         </w:rPr>
         <w:lastRenderedPageBreak/>
-        <w:t>亦由其建立，包括以設計變數集中管理的莫蘭迪色系調色、七種塔的識別色、等寬讀數與</w:t>
-      </w:r>
-      <w:r>
-        <w:rPr>
-          <w:lang w:eastAsia="zh-TW"/>
-        </w:rPr>
-        <w:t xml:space="preserve"> KaTeX </w:t>
-      </w:r>
-      <w:r>
-        <w:rPr>
-          <w:lang w:eastAsia="zh-TW"/>
-        </w:rPr>
-        <w:t>數學排版等元件規範，使全站畫面共用同一套視覺語言</w:t>
-      </w:r>
-      <w:r>
-        <w:rPr>
-          <w:lang w:eastAsia="zh-TW"/>
-        </w:rPr>
-        <w:t>；</w:t>
-      </w:r>
-      <w:r>
-        <w:rPr>
-          <w:lang w:eastAsia="zh-TW"/>
-        </w:rPr>
-        <w:t>同章的無障礙設計亦由其落實，涵蓋塔放置的完整鍵盤操作、輔助技術可讀的即時播報、對減少動態效果偏好的尊重，以及點按範圍與焦點管理等細節。個人檔案與自訂頭像功能從介面到伺服器端持久化的實作亦由其完成。品質保證方面，由其主導逐功能的系統性測試，建立貫穿整合階段的缺陷追蹤紀錄，並推動從發現、修復到驗收的品質迴圈，整合測試階段橫跨各模組的錯誤修復皆以這份紀錄為依據，使其成為整個專案品質的最後一道把關。本報告初稿亦由其統整全組成果撰寫而成。</w:t>
+        <w:t>階段的缺陷追蹤紀錄，並推動從發現、修復到驗收的品質迴圈，整合測試階段橫跨各模組的錯誤修復皆以這份紀錄為依據，使其成為整個專案品質的最後一道把關。本報告初稿亦由其統整</w:t>
+      </w:r>
+      <w:r>
+        <w:rPr>
+          <w:rFonts w:hint="eastAsia"/>
+          <w:lang w:eastAsia="zh-TW"/>
+        </w:rPr>
+        <w:t>資訊</w:t>
+      </w:r>
+      <w:r>
+        <w:rPr>
+          <w:lang w:eastAsia="zh-TW"/>
+        </w:rPr>
+        <w:t>撰寫而成。</w:t>
       </w:r>
     </w:p>
     <w:p>
@@ -11249,6 +13282,15 @@
           <w:b/>
           <w:lang w:eastAsia="zh-TW"/>
         </w:rPr>
+        <w:tab/>
+      </w:r>
+      <w:r>
+        <w:rPr>
+          <w:b/>
+          <w:sz w:val="28"/>
+          <w:szCs w:val="32"/>
+          <w:lang w:eastAsia="zh-TW"/>
+        </w:rPr>
         <w:t>邵顯智</w:t>
       </w:r>
       <w:r>
@@ -11285,19 +13327,19 @@
         <w:rPr>
           <w:lang w:eastAsia="zh-TW"/>
         </w:rPr>
-        <w:t>負責遊戲美術與媒體製作。具體工作包括</w:t>
-      </w:r>
-      <w:r>
-        <w:rPr>
-          <w:lang w:eastAsia="zh-TW"/>
-        </w:rPr>
-        <w:t xml:space="preserve"> Logo </w:t>
-      </w:r>
-      <w:r>
-        <w:rPr>
-          <w:lang w:eastAsia="zh-TW"/>
-        </w:rPr>
-        <w:t>與整體視覺識別的設計，主選單與登入頁那一圈緩慢旋轉、四個方位點綴幾何符號的金色光環即為其作品</w:t>
+        <w:t>負責遊戲美術與媒體製作。具體工作包括第八章所述以數學符號與數學儀器構成的塔與敵人視覺，並以色差描邊建立出區分敵我的</w:t>
+      </w:r>
+      <w:r>
+        <w:rPr>
+          <w:lang w:eastAsia="zh-TW"/>
+        </w:rPr>
+        <w:t xml:space="preserve"> glitch </w:t>
+      </w:r>
+      <w:r>
+        <w:rPr>
+          <w:lang w:eastAsia="zh-TW"/>
+        </w:rPr>
+        <w:t>視覺語彙，敵方用青色與洋紅錯位、寵物用純青、法術用金色</w:t>
       </w:r>
       <w:r>
         <w:rPr>
@@ -11309,31 +13351,20 @@
         <w:rPr>
           <w:lang w:eastAsia="zh-TW"/>
         </w:rPr>
-        <w:t>第八章所述以數學符號與數學儀器構成的塔與敵人視覺，亦由其完成重設計，並以色差描邊建立出區分敵我的</w:t>
-      </w:r>
-      <w:r>
-        <w:rPr>
-          <w:lang w:eastAsia="zh-TW"/>
-        </w:rPr>
-        <w:t xml:space="preserve"> glitch </w:t>
-      </w:r>
-      <w:r>
-        <w:rPr>
-          <w:lang w:eastAsia="zh-TW"/>
-        </w:rPr>
-        <w:t>視覺語彙，敵方用青色與洋紅錯位、寵物用純青、法術用金色</w:t>
-      </w:r>
-      <w:r>
-        <w:rPr>
-          <w:lang w:eastAsia="zh-TW"/>
-        </w:rPr>
-        <w:t>；</w:t>
-      </w:r>
-      <w:r>
-        <w:rPr>
-          <w:lang w:eastAsia="zh-TW"/>
-        </w:rPr>
-        <w:t>四種法術施放時的特效及其圖示同樣出自其手。美術之外，其自開發早期即持續試玩並回饋操作手感，遊戲操作介面的多處細部調整即源自這些建議</w:t>
+        <w:t>四種法術施放時的特效及其圖示</w:t>
+      </w:r>
+      <w:r>
+        <w:rPr>
+          <w:rFonts w:hint="eastAsia"/>
+          <w:lang w:eastAsia="zh-TW"/>
+        </w:rPr>
+        <w:t>亦</w:t>
+      </w:r>
+      <w:r>
+        <w:rPr>
+          <w:lang w:eastAsia="zh-TW"/>
+        </w:rPr>
+        <w:t>出自其手。美術之外，其自開發早期即持續試玩並回饋操作手感，遊戲操作介面的多處細部調整即源自這些建議</w:t>
       </w:r>
       <w:r>
         <w:rPr>
@@ -11409,13 +13440,7 @@
         <w:rPr>
           <w:lang w:eastAsia="zh-TW"/>
         </w:rPr>
-        <w:t>核心數學函式的輸出跨執行</w:t>
-      </w:r>
-      <w:r>
-        <w:rPr>
-          <w:lang w:eastAsia="zh-TW"/>
-        </w:rPr>
-        <w:t>環境逐位元一致，整局分數的重算則以極小容差驗收，使一款教育遊戲的分數具備可信度。</w:t>
+        <w:t>核心數學函式的輸出跨執行環境逐位元一致，整局分數的重算則以極小容差驗收，使一款教育遊戲的分數具備可信度。</w:t>
       </w:r>
     </w:p>
     <w:p>
@@ -11429,6 +13454,12 @@
         <w:rPr>
           <w:lang w:eastAsia="zh-TW"/>
         </w:rPr>
+        <w:tab/>
+      </w:r>
+      <w:r>
+        <w:rPr>
+          <w:lang w:eastAsia="zh-TW"/>
+        </w:rPr>
         <w:t>未來展望方面，首要的一步是把已在評量模型中定義妥當的診斷探針實際接上遊戲事件，讓能力估計能依玩家在各數學主題上的答對與答錯動態調整，進而支撐真正的個人化出題與難度自適應。其餘可能的延伸方向包括擴充更多對應數學主題的塔，例如機率分佈與線性代數，加入多人即時對戰，以及把</w:t>
       </w:r>
       <w:r>
@@ -11447,11 +13478,20 @@
     <w:p>
       <w:pPr>
         <w:pStyle w:val="21"/>
-      </w:pPr>
-      <w:r>
+        <w:rPr>
+          <w:lang w:eastAsia="zh-TW"/>
+        </w:rPr>
+      </w:pPr>
+      <w:r>
+        <w:rPr>
+          <w:lang w:eastAsia="zh-TW"/>
+        </w:rPr>
         <w:t xml:space="preserve">13. </w:t>
       </w:r>
       <w:r>
+        <w:rPr>
+          <w:lang w:eastAsia="zh-TW"/>
+        </w:rPr>
         <w:t>參考資料與素材來源</w:t>
       </w:r>
     </w:p>
@@ -11463,256 +13503,45 @@
         </w:rPr>
       </w:pPr>
       <w:r>
+        <w:rPr>
+          <w:lang w:eastAsia="zh-TW"/>
+        </w:rPr>
         <w:t>專案內的文件方面，系統與設計的詳細說明散見於</w:t>
       </w:r>
       <w:r>
+        <w:rPr>
+          <w:lang w:eastAsia="zh-TW"/>
+        </w:rPr>
         <w:t xml:space="preserve"> </w:t>
-      </w:r>
-      <w:r>
-        <w:rPr>
-          <w:rFonts w:ascii="Consolas" w:eastAsia="Consolas" w:hAnsi="Consolas"/>
-        </w:rPr>
-        <w:t>README.md</w:t>
-      </w:r>
-      <w:r>
-        <w:t>、</w:t>
-      </w:r>
-      <w:r>
-        <w:rPr>
-          <w:rFonts w:ascii="Consolas" w:eastAsia="Consolas" w:hAnsi="Consolas"/>
-        </w:rPr>
-        <w:t>ARCHITECTURE.md</w:t>
-      </w:r>
-      <w:r>
-        <w:t>、</w:t>
-      </w:r>
-      <w:r>
-        <w:rPr>
-          <w:rFonts w:ascii="Consolas" w:eastAsia="Consolas" w:hAnsi="Consolas"/>
-        </w:rPr>
-        <w:t>DATABASE_SCHEMA.md</w:t>
-      </w:r>
-      <w:r>
-        <w:t>、</w:t>
-      </w:r>
-      <w:r>
-        <w:rPr>
-          <w:rFonts w:ascii="Consolas" w:eastAsia="Consolas" w:hAnsi="Consolas"/>
-        </w:rPr>
-        <w:t>SECURITY.md</w:t>
-      </w:r>
-      <w:r>
-        <w:t>、</w:t>
-      </w:r>
-      <w:r>
-        <w:rPr>
-          <w:rFonts w:ascii="Consolas" w:eastAsia="Consolas" w:hAnsi="Consolas"/>
-        </w:rPr>
-        <w:t>UBUNTU_SETUP.md</w:t>
-      </w:r>
-      <w:r>
-        <w:t>、</w:t>
-      </w:r>
-      <w:r>
-        <w:rPr>
-          <w:rFonts w:ascii="Consolas" w:eastAsia="Consolas" w:hAnsi="Consolas"/>
-        </w:rPr>
-        <w:t>Math_Defense_Spec.md</w:t>
-      </w:r>
-      <w:r>
-        <w:t>、</w:t>
-      </w:r>
-      <w:r>
-        <w:rPr>
-          <w:rFonts w:ascii="Consolas" w:eastAsia="Consolas" w:hAnsi="Consolas"/>
-        </w:rPr>
-        <w:t>wasm/README.md</w:t>
-      </w:r>
-      <w:r>
-        <w:t>，以及</w:t>
-      </w:r>
-      <w:r>
-        <w:t xml:space="preserve"> </w:t>
-      </w:r>
-      <w:r>
-        <w:rPr>
-          <w:rFonts w:ascii="Consolas" w:eastAsia="Consolas" w:hAnsi="Consolas"/>
-        </w:rPr>
-        <w:t>docs/Educational_Theory_Analysis.md</w:t>
-      </w:r>
-      <w:r>
-        <w:t>。</w:t>
-      </w:r>
-      <w:r>
-        <w:rPr>
-          <w:lang w:eastAsia="zh-TW"/>
-        </w:rPr>
-        <w:t>本專題另製作了一段介紹影片，連結為</w:t>
-      </w:r>
-      <w:r>
-        <w:rPr>
-          <w:lang w:eastAsia="zh-TW"/>
-        </w:rPr>
-        <w:t xml:space="preserve"> https://youtu.be/7oKve4Sg1x8 </w:t>
-      </w:r>
-      <w:r>
-        <w:rPr>
-          <w:lang w:eastAsia="zh-TW"/>
-        </w:rPr>
-        <w:t>。</w:t>
       </w:r>
     </w:p>
     <w:p>
       <w:pPr>
+        <w:pStyle w:val="ae"/>
+        <w:numPr>
+          <w:ilvl w:val="0"/>
+          <w:numId w:val="10"/>
+        </w:numPr>
         <w:jc w:val="both"/>
         <w:rPr>
           <w:lang w:eastAsia="zh-TW"/>
         </w:rPr>
       </w:pPr>
       <w:r>
-        <w:t>主要的開源相依套件，前端包括</w:t>
-      </w:r>
-      <w:r>
-        <w:t xml:space="preserve"> Vue</w:t>
-      </w:r>
-      <w:r>
-        <w:t>、</w:t>
-      </w:r>
-      <w:r>
-        <w:t>Pinia</w:t>
-      </w:r>
-      <w:r>
-        <w:t>、</w:t>
-      </w:r>
-      <w:r>
-        <w:t>Vue Router</w:t>
-      </w:r>
-      <w:r>
-        <w:t>、</w:t>
-      </w:r>
-      <w:r>
-        <w:t xml:space="preserve">Vite </w:t>
-      </w:r>
-      <w:r>
-        <w:t>與</w:t>
-      </w:r>
-      <w:r>
-        <w:t xml:space="preserve"> Vitest</w:t>
-      </w:r>
-      <w:r>
-        <w:t>，後端包括</w:t>
-      </w:r>
-      <w:r>
-        <w:t xml:space="preserve"> FastAPI</w:t>
-      </w:r>
-      <w:r>
-        <w:t>、</w:t>
-      </w:r>
-      <w:r>
-        <w:t>Uvicorn</w:t>
-      </w:r>
-      <w:r>
-        <w:t>、</w:t>
-      </w:r>
-      <w:r>
-        <w:t>SQLAlchemy</w:t>
-      </w:r>
-      <w:r>
-        <w:t>、</w:t>
-      </w:r>
-      <w:r>
-        <w:t>Pydantic</w:t>
-      </w:r>
-      <w:r>
-        <w:t>、</w:t>
-      </w:r>
-      <w:r>
-        <w:t>PyJWT</w:t>
-      </w:r>
-      <w:r>
-        <w:t>、</w:t>
-      </w:r>
-      <w:r>
-        <w:t>bcrypt</w:t>
-      </w:r>
-      <w:r>
-        <w:t>、</w:t>
-      </w:r>
-      <w:r>
-        <w:t>slowapi</w:t>
-      </w:r>
-      <w:r>
-        <w:t>、</w:t>
-      </w:r>
-      <w:r>
-        <w:t xml:space="preserve">wasmtime </w:t>
-      </w:r>
-      <w:r>
-        <w:t>與用於加密的相關函式庫，</w:t>
-      </w:r>
-      <w:r>
-        <w:t xml:space="preserve">WebAssembly </w:t>
-      </w:r>
-      <w:r>
-        <w:t>工具鏈則為</w:t>
-      </w:r>
-      <w:r>
-        <w:t xml:space="preserve"> Emscripten </w:t>
-      </w:r>
-      <w:r>
-        <w:t>與</w:t>
-      </w:r>
-      <w:r>
-        <w:t xml:space="preserve"> musl </w:t>
-      </w:r>
-      <w:r>
-        <w:t>標準函式庫，皆依各自的開源授權使用。</w:t>
-      </w:r>
-      <w:r>
-        <w:rPr>
-          <w:lang w:eastAsia="zh-TW"/>
-        </w:rPr>
-        <w:t>演算法方面，偽隨機數產生器參考了</w:t>
-      </w:r>
-      <w:r>
-        <w:rPr>
-          <w:lang w:eastAsia="zh-TW"/>
-        </w:rPr>
-        <w:t xml:space="preserve"> M. E. O'Neill </w:t>
-      </w:r>
-      <w:r>
-        <w:rPr>
-          <w:lang w:eastAsia="zh-TW"/>
-        </w:rPr>
-        <w:t>提出的</w:t>
-      </w:r>
-      <w:r>
-        <w:rPr>
-          <w:lang w:eastAsia="zh-TW"/>
-        </w:rPr>
-        <w:t xml:space="preserve"> PCG </w:t>
-      </w:r>
-      <w:r>
-        <w:rPr>
-          <w:lang w:eastAsia="zh-TW"/>
-        </w:rPr>
-        <w:t>系列演算法，屬公眾領域。如第二章所述，班級領土競賽的玩法概念參考了葉丙成教授團隊的</w:t>
-      </w:r>
-      <w:r>
-        <w:rPr>
-          <w:lang w:eastAsia="zh-TW"/>
-        </w:rPr>
-        <w:t xml:space="preserve"> PaGamO</w:t>
-      </w:r>
-      <w:r>
-        <w:rPr>
-          <w:lang w:eastAsia="zh-TW"/>
-        </w:rPr>
-        <w:t>。</w:t>
+        <w:rPr>
+          <w:rFonts w:ascii="Consolas" w:eastAsia="Consolas" w:hAnsi="Consolas"/>
+          <w:lang w:eastAsia="zh-TW"/>
+        </w:rPr>
+        <w:t>README.md</w:t>
       </w:r>
     </w:p>
     <w:p>
       <w:pPr>
+        <w:pStyle w:val="ae"/>
+        <w:numPr>
+          <w:ilvl w:val="0"/>
+          <w:numId w:val="10"/>
+        </w:numPr>
         <w:jc w:val="both"/>
         <w:rPr>
           <w:lang w:eastAsia="zh-TW"/>
@@ -11720,6 +13549,439 @@
       </w:pPr>
       <w:r>
         <w:rPr>
+          <w:rFonts w:ascii="Consolas" w:eastAsia="Consolas" w:hAnsi="Consolas"/>
+        </w:rPr>
+        <w:t>ARCHITECTURE.md</w:t>
+      </w:r>
+    </w:p>
+    <w:p>
+      <w:pPr>
+        <w:pStyle w:val="ae"/>
+        <w:numPr>
+          <w:ilvl w:val="0"/>
+          <w:numId w:val="10"/>
+        </w:numPr>
+        <w:jc w:val="both"/>
+        <w:rPr>
+          <w:lang w:eastAsia="zh-TW"/>
+        </w:rPr>
+      </w:pPr>
+      <w:r>
+        <w:rPr>
+          <w:rFonts w:ascii="Consolas" w:eastAsia="Consolas" w:hAnsi="Consolas"/>
+        </w:rPr>
+        <w:t>DATABASE_SCHEMA.md</w:t>
+      </w:r>
+    </w:p>
+    <w:p>
+      <w:pPr>
+        <w:pStyle w:val="ae"/>
+        <w:numPr>
+          <w:ilvl w:val="0"/>
+          <w:numId w:val="10"/>
+        </w:numPr>
+        <w:jc w:val="both"/>
+        <w:rPr>
+          <w:lang w:eastAsia="zh-TW"/>
+        </w:rPr>
+      </w:pPr>
+      <w:r>
+        <w:rPr>
+          <w:rFonts w:ascii="Consolas" w:eastAsia="Consolas" w:hAnsi="Consolas"/>
+        </w:rPr>
+        <w:t>SECURITY.md</w:t>
+      </w:r>
+    </w:p>
+    <w:p>
+      <w:pPr>
+        <w:pStyle w:val="ae"/>
+        <w:numPr>
+          <w:ilvl w:val="0"/>
+          <w:numId w:val="10"/>
+        </w:numPr>
+        <w:jc w:val="both"/>
+        <w:rPr>
+          <w:lang w:eastAsia="zh-TW"/>
+        </w:rPr>
+      </w:pPr>
+      <w:r>
+        <w:rPr>
+          <w:rFonts w:ascii="Consolas" w:eastAsia="Consolas" w:hAnsi="Consolas"/>
+        </w:rPr>
+        <w:t>UBUNTU_SETUP.md</w:t>
+      </w:r>
+    </w:p>
+    <w:p>
+      <w:pPr>
+        <w:pStyle w:val="ae"/>
+        <w:numPr>
+          <w:ilvl w:val="0"/>
+          <w:numId w:val="10"/>
+        </w:numPr>
+        <w:jc w:val="both"/>
+        <w:rPr>
+          <w:lang w:eastAsia="zh-TW"/>
+        </w:rPr>
+      </w:pPr>
+      <w:r>
+        <w:rPr>
+          <w:rFonts w:ascii="Consolas" w:eastAsia="Consolas" w:hAnsi="Consolas"/>
+        </w:rPr>
+        <w:t>Math_Defense_Spec.md</w:t>
+      </w:r>
+      <w:r>
+        <w:t>、</w:t>
+      </w:r>
+      <w:r>
+        <w:rPr>
+          <w:rFonts w:ascii="Consolas" w:eastAsia="Consolas" w:hAnsi="Consolas"/>
+        </w:rPr>
+        <w:t>wasm/README.md</w:t>
+      </w:r>
+    </w:p>
+    <w:p>
+      <w:pPr>
+        <w:pStyle w:val="ae"/>
+        <w:numPr>
+          <w:ilvl w:val="0"/>
+          <w:numId w:val="10"/>
+        </w:numPr>
+        <w:jc w:val="both"/>
+        <w:rPr>
+          <w:rFonts w:hint="eastAsia"/>
+          <w:lang w:eastAsia="zh-TW"/>
+        </w:rPr>
+      </w:pPr>
+      <w:r>
+        <w:rPr>
+          <w:rFonts w:ascii="Consolas" w:eastAsia="Consolas" w:hAnsi="Consolas"/>
+        </w:rPr>
+        <w:t>docs/Educational_Theory_Analysis.md</w:t>
+      </w:r>
+    </w:p>
+    <w:p>
+      <w:pPr>
+        <w:jc w:val="both"/>
+        <w:rPr>
+          <w:lang w:eastAsia="zh-TW"/>
+        </w:rPr>
+      </w:pPr>
+      <w:r>
+        <w:rPr>
+          <w:lang w:eastAsia="zh-TW"/>
+        </w:rPr>
+        <w:t>本專題另</w:t>
+      </w:r>
+      <w:r>
+        <w:rPr>
+          <w:rFonts w:hint="eastAsia"/>
+          <w:lang w:eastAsia="zh-TW"/>
+        </w:rPr>
+        <w:t>有</w:t>
+      </w:r>
+      <w:r>
+        <w:rPr>
+          <w:rFonts w:hint="eastAsia"/>
+          <w:lang w:eastAsia="zh-TW"/>
+        </w:rPr>
+        <w:t>錄製</w:t>
+      </w:r>
+      <w:r>
+        <w:rPr>
+          <w:lang w:eastAsia="zh-TW"/>
+        </w:rPr>
+        <w:t>一</w:t>
+      </w:r>
+      <w:r>
+        <w:rPr>
+          <w:rFonts w:hint="eastAsia"/>
+          <w:lang w:eastAsia="zh-TW"/>
+        </w:rPr>
+        <w:t>部</w:t>
+      </w:r>
+      <w:r>
+        <w:rPr>
+          <w:lang w:eastAsia="zh-TW"/>
+        </w:rPr>
+        <w:t>介紹影片，</w:t>
+      </w:r>
+      <w:r>
+        <w:rPr>
+          <w:rFonts w:hint="eastAsia"/>
+          <w:lang w:eastAsia="zh-TW"/>
+        </w:rPr>
+        <w:t>其</w:t>
+      </w:r>
+      <w:r>
+        <w:rPr>
+          <w:lang w:eastAsia="zh-TW"/>
+        </w:rPr>
+        <w:t>連結</w:t>
+      </w:r>
+      <w:r>
+        <w:rPr>
+          <w:rFonts w:hint="eastAsia"/>
+          <w:lang w:eastAsia="zh-TW"/>
+        </w:rPr>
+        <w:t>如下</w:t>
+      </w:r>
+      <w:r>
+        <w:rPr>
+          <w:lang w:eastAsia="zh-TW"/>
+        </w:rPr>
+        <w:t xml:space="preserve"> </w:t>
+      </w:r>
+      <w:hyperlink r:id="rId6" w:history="1">
+        <w:r>
+          <w:rPr>
+            <w:rStyle w:val="affa"/>
+            <w:lang w:eastAsia="zh-TW"/>
+          </w:rPr>
+          <w:t>https://youtu.be/7oKve4Sg1x8</w:t>
+        </w:r>
+      </w:hyperlink>
+      <w:r>
+        <w:rPr>
+          <w:lang w:eastAsia="zh-TW"/>
+        </w:rPr>
+        <w:t xml:space="preserve"> </w:t>
+      </w:r>
+      <w:r>
+        <w:rPr>
+          <w:lang w:eastAsia="zh-TW"/>
+        </w:rPr>
+        <w:t>。</w:t>
+      </w:r>
+    </w:p>
+    <w:p>
+      <w:pPr>
+        <w:jc w:val="both"/>
+        <w:rPr>
+          <w:lang w:eastAsia="zh-TW"/>
+        </w:rPr>
+      </w:pPr>
+      <w:r>
+        <w:rPr>
+          <w:lang w:eastAsia="zh-TW"/>
+        </w:rPr>
+        <w:tab/>
+      </w:r>
+      <w:proofErr w:type="spellStart"/>
+      <w:r>
+        <w:t>主要的開源相依套件，前端包括</w:t>
+      </w:r>
+      <w:proofErr w:type="spellEnd"/>
+      <w:r>
+        <w:t xml:space="preserve"> </w:t>
+      </w:r>
+      <w:proofErr w:type="spellStart"/>
+      <w:r>
+        <w:t>Vue</w:t>
+      </w:r>
+      <w:r>
+        <w:t>、</w:t>
+      </w:r>
+      <w:r>
+        <w:t>Pinia</w:t>
+      </w:r>
+      <w:r>
+        <w:t>、</w:t>
+      </w:r>
+      <w:r>
+        <w:t>Vue</w:t>
+      </w:r>
+      <w:proofErr w:type="spellEnd"/>
+      <w:r>
+        <w:t xml:space="preserve"> </w:t>
+      </w:r>
+      <w:proofErr w:type="spellStart"/>
+      <w:r>
+        <w:t>Router</w:t>
+      </w:r>
+      <w:r>
+        <w:t>、</w:t>
+      </w:r>
+      <w:r>
+        <w:t>Vite</w:t>
+      </w:r>
+      <w:proofErr w:type="spellEnd"/>
+      <w:r>
+        <w:t xml:space="preserve"> </w:t>
+      </w:r>
+      <w:r>
+        <w:t>與</w:t>
+      </w:r>
+      <w:r>
+        <w:t xml:space="preserve"> </w:t>
+      </w:r>
+      <w:proofErr w:type="spellStart"/>
+      <w:r>
+        <w:t>Vitest</w:t>
+      </w:r>
+      <w:r>
+        <w:t>，後端包括</w:t>
+      </w:r>
+      <w:proofErr w:type="spellEnd"/>
+      <w:r>
+        <w:t xml:space="preserve"> FastAPI</w:t>
+      </w:r>
+      <w:r>
+        <w:t>、</w:t>
+      </w:r>
+      <w:r>
+        <w:t>Uvicorn</w:t>
+      </w:r>
+      <w:r>
+        <w:t>、</w:t>
+      </w:r>
+      <w:r>
+        <w:t>SQLAlchemy</w:t>
+      </w:r>
+      <w:r>
+        <w:t>、</w:t>
+      </w:r>
+      <w:r>
+        <w:t>Pydantic</w:t>
+      </w:r>
+      <w:r>
+        <w:t>、</w:t>
+      </w:r>
+      <w:r>
+        <w:t>PyJWT</w:t>
+      </w:r>
+      <w:r>
+        <w:t>、</w:t>
+      </w:r>
+      <w:r>
+        <w:t>bcrypt</w:t>
+      </w:r>
+      <w:r>
+        <w:t>、</w:t>
+      </w:r>
+      <w:r>
+        <w:t>slowapi</w:t>
+      </w:r>
+      <w:r>
+        <w:t>、</w:t>
+      </w:r>
+      <w:r>
+        <w:t xml:space="preserve">wasmtime </w:t>
+      </w:r>
+      <w:proofErr w:type="spellStart"/>
+      <w:r>
+        <w:t>與用於加密的相關函式庫，</w:t>
+      </w:r>
+      <w:r>
+        <w:t>WebAssembly</w:t>
+      </w:r>
+      <w:proofErr w:type="spellEnd"/>
+      <w:r>
+        <w:t xml:space="preserve"> </w:t>
+      </w:r>
+      <w:proofErr w:type="spellStart"/>
+      <w:r>
+        <w:t>工具鏈則為</w:t>
+      </w:r>
+      <w:proofErr w:type="spellEnd"/>
+      <w:r>
+        <w:t xml:space="preserve"> </w:t>
+      </w:r>
+      <w:proofErr w:type="spellStart"/>
+      <w:r>
+        <w:t>Emscripten</w:t>
+      </w:r>
+      <w:proofErr w:type="spellEnd"/>
+      <w:r>
+        <w:t xml:space="preserve"> </w:t>
+      </w:r>
+      <w:r>
+        <w:t>與</w:t>
+      </w:r>
+      <w:r>
+        <w:t xml:space="preserve"> </w:t>
+      </w:r>
+      <w:proofErr w:type="spellStart"/>
+      <w:r>
+        <w:t>musl</w:t>
+      </w:r>
+      <w:proofErr w:type="spellEnd"/>
+      <w:r>
+        <w:t xml:space="preserve"> </w:t>
+      </w:r>
+      <w:proofErr w:type="spellStart"/>
+      <w:r>
+        <w:t>標準函式庫，皆依各自的開源授權使用</w:t>
+      </w:r>
+      <w:proofErr w:type="spellEnd"/>
+      <w:r>
+        <w:t>。</w:t>
+      </w:r>
+      <w:r>
+        <w:rPr>
+          <w:lang w:eastAsia="zh-TW"/>
+        </w:rPr>
+        <w:t>演算法方面，偽隨機數產生器參考了</w:t>
+      </w:r>
+      <w:r>
+        <w:rPr>
+          <w:lang w:eastAsia="zh-TW"/>
+        </w:rPr>
+        <w:t xml:space="preserve"> M. E. O'Neill </w:t>
+      </w:r>
+      <w:r>
+        <w:rPr>
+          <w:lang w:eastAsia="zh-TW"/>
+        </w:rPr>
+        <w:t>提出的</w:t>
+      </w:r>
+      <w:r>
+        <w:rPr>
+          <w:lang w:eastAsia="zh-TW"/>
+        </w:rPr>
+        <w:t xml:space="preserve"> PCG </w:t>
+      </w:r>
+      <w:r>
+        <w:rPr>
+          <w:lang w:eastAsia="zh-TW"/>
+        </w:rPr>
+        <w:t>系列演算法，屬公眾領域。如第二章所述，班級領土競賽的玩法概念參考了葉丙成教授團隊的</w:t>
+      </w:r>
+      <w:r>
+        <w:rPr>
+          <w:lang w:eastAsia="zh-TW"/>
+        </w:rPr>
+        <w:t xml:space="preserve"> </w:t>
+      </w:r>
+      <w:proofErr w:type="spellStart"/>
+      <w:r>
+        <w:rPr>
+          <w:lang w:eastAsia="zh-TW"/>
+        </w:rPr>
+        <w:t>PaGamO</w:t>
+      </w:r>
+      <w:proofErr w:type="spellEnd"/>
+      <w:r>
+        <w:rPr>
+          <w:lang w:eastAsia="zh-TW"/>
+        </w:rPr>
+        <w:t>。</w:t>
+      </w:r>
+    </w:p>
+    <w:p>
+      <w:pPr>
+        <w:jc w:val="both"/>
+        <w:rPr>
+          <w:lang w:eastAsia="zh-TW"/>
+        </w:rPr>
+      </w:pPr>
+      <w:r>
+        <w:rPr>
+          <w:lang w:eastAsia="zh-TW"/>
+        </w:rPr>
+        <w:tab/>
+      </w:r>
+      <w:r>
+        <w:rPr>
           <w:lang w:eastAsia="zh-TW"/>
         </w:rPr>
         <w:t>影像、字型與音效方面，</w:t>
@@ -11764,7 +14026,21 @@
         <w:rPr>
           <w:lang w:eastAsia="zh-TW"/>
         </w:rPr>
-        <w:t xml:space="preserve"> KaTeX </w:t>
+        <w:t xml:space="preserve"> </w:t>
+      </w:r>
+      <w:proofErr w:type="spellStart"/>
+      <w:r>
+        <w:rPr>
+          <w:lang w:eastAsia="zh-TW"/>
+        </w:rPr>
+        <w:t>KaTeX</w:t>
+      </w:r>
+      <w:proofErr w:type="spellEnd"/>
+      <w:r>
+        <w:rPr>
+          <w:lang w:eastAsia="zh-TW"/>
+        </w:rPr>
+        <w:t xml:space="preserve"> </w:t>
       </w:r>
       <w:r>
         <w:rPr>
@@ -11966,6 +14242,120 @@
       </w:pPr>
       <w:rPr>
         <w:rFonts w:ascii="Symbol" w:hAnsi="Symbol" w:hint="default"/>
+      </w:rPr>
+    </w:lvl>
+  </w:abstractNum>
+  <w:abstractNum w:abstractNumId="9" w15:restartNumberingAfterBreak="0">
+    <w:nsid w:val="494F239D"/>
+    <w:multiLevelType w:val="hybridMultilevel"/>
+    <w:tmpl w:val="DC928EFA"/>
+    <w:lvl w:ilvl="0" w:tplc="C34E36A0">
+      <w:start w:val="1"/>
+      <w:numFmt w:val="bullet"/>
+      <w:lvlText w:val=""/>
+      <w:lvlJc w:val="left"/>
+      <w:pPr>
+        <w:ind w:left="480" w:hanging="480"/>
+      </w:pPr>
+      <w:rPr>
+        <w:rFonts w:ascii="Wingdings" w:hAnsi="Wingdings" w:hint="default"/>
+        <w:sz w:val="16"/>
+      </w:rPr>
+    </w:lvl>
+    <w:lvl w:ilvl="1" w:tplc="04090003" w:tentative="1">
+      <w:start w:val="1"/>
+      <w:numFmt w:val="bullet"/>
+      <w:lvlText w:val=""/>
+      <w:lvlJc w:val="left"/>
+      <w:pPr>
+        <w:ind w:left="960" w:hanging="480"/>
+      </w:pPr>
+      <w:rPr>
+        <w:rFonts w:ascii="Wingdings" w:hAnsi="Wingdings" w:hint="default"/>
+      </w:rPr>
+    </w:lvl>
+    <w:lvl w:ilvl="2" w:tplc="04090005" w:tentative="1">
+      <w:start w:val="1"/>
+      <w:numFmt w:val="bullet"/>
+      <w:lvlText w:val=""/>
+      <w:lvlJc w:val="left"/>
+      <w:pPr>
+        <w:ind w:left="1440" w:hanging="480"/>
+      </w:pPr>
+      <w:rPr>
+        <w:rFonts w:ascii="Wingdings" w:hAnsi="Wingdings" w:hint="default"/>
+      </w:rPr>
+    </w:lvl>
+    <w:lvl w:ilvl="3" w:tplc="04090001" w:tentative="1">
+      <w:start w:val="1"/>
+      <w:numFmt w:val="bullet"/>
+      <w:lvlText w:val=""/>
+      <w:lvlJc w:val="left"/>
+      <w:pPr>
+        <w:ind w:left="1920" w:hanging="480"/>
+      </w:pPr>
+      <w:rPr>
+        <w:rFonts w:ascii="Wingdings" w:hAnsi="Wingdings" w:hint="default"/>
+      </w:rPr>
+    </w:lvl>
+    <w:lvl w:ilvl="4" w:tplc="04090003" w:tentative="1">
+      <w:start w:val="1"/>
+      <w:numFmt w:val="bullet"/>
+      <w:lvlText w:val=""/>
+      <w:lvlJc w:val="left"/>
+      <w:pPr>
+        <w:ind w:left="2400" w:hanging="480"/>
+      </w:pPr>
+      <w:rPr>
+        <w:rFonts w:ascii="Wingdings" w:hAnsi="Wingdings" w:hint="default"/>
+      </w:rPr>
+    </w:lvl>
+    <w:lvl w:ilvl="5" w:tplc="04090005" w:tentative="1">
+      <w:start w:val="1"/>
+      <w:numFmt w:val="bullet"/>
+      <w:lvlText w:val=""/>
+      <w:lvlJc w:val="left"/>
+      <w:pPr>
+        <w:ind w:left="2880" w:hanging="480"/>
+      </w:pPr>
+      <w:rPr>
+        <w:rFonts w:ascii="Wingdings" w:hAnsi="Wingdings" w:hint="default"/>
+      </w:rPr>
+    </w:lvl>
+    <w:lvl w:ilvl="6" w:tplc="04090001" w:tentative="1">
+      <w:start w:val="1"/>
+      <w:numFmt w:val="bullet"/>
+      <w:lvlText w:val=""/>
+      <w:lvlJc w:val="left"/>
+      <w:pPr>
+        <w:ind w:left="3360" w:hanging="480"/>
+      </w:pPr>
+      <w:rPr>
+        <w:rFonts w:ascii="Wingdings" w:hAnsi="Wingdings" w:hint="default"/>
+      </w:rPr>
+    </w:lvl>
+    <w:lvl w:ilvl="7" w:tplc="04090003" w:tentative="1">
+      <w:start w:val="1"/>
+      <w:numFmt w:val="bullet"/>
+      <w:lvlText w:val=""/>
+      <w:lvlJc w:val="left"/>
+      <w:pPr>
+        <w:ind w:left="3840" w:hanging="480"/>
+      </w:pPr>
+      <w:rPr>
+        <w:rFonts w:ascii="Wingdings" w:hAnsi="Wingdings" w:hint="default"/>
+      </w:rPr>
+    </w:lvl>
+    <w:lvl w:ilvl="8" w:tplc="04090005" w:tentative="1">
+      <w:start w:val="1"/>
+      <w:numFmt w:val="bullet"/>
+      <w:lvlText w:val=""/>
+      <w:lvlJc w:val="left"/>
+      <w:pPr>
+        <w:ind w:left="4320" w:hanging="480"/>
+      </w:pPr>
+      <w:rPr>
+        <w:rFonts w:ascii="Wingdings" w:hAnsi="Wingdings" w:hint="default"/>
       </w:rPr>
     </w:lvl>
   </w:abstractNum>
@@ -11995,6 +14385,9 @@
   </w:num>
   <w:num w:numId="9" w16cid:durableId="586303545">
     <w:abstractNumId w:val="0"/>
+  </w:num>
+  <w:num w:numId="10" w16cid:durableId="1537082169">
+    <w:abstractNumId w:val="9"/>
   </w:num>
 </w:numbering>
 </file>
@@ -23388,6 +25781,29 @@
       </w:tcPr>
     </w:tblStylePr>
   </w:style>
+  <w:style w:type="character" w:styleId="affa">
+    <w:name w:val="Hyperlink"/>
+    <w:basedOn w:val="a2"/>
+    <w:uiPriority w:val="99"/>
+    <w:unhideWhenUsed/>
+    <w:rsid w:val="00822C6F"/>
+    <w:rPr>
+      <w:color w:val="0000FF" w:themeColor="hyperlink"/>
+      <w:u w:val="single"/>
+    </w:rPr>
+  </w:style>
+  <w:style w:type="character" w:styleId="affb">
+    <w:name w:val="Unresolved Mention"/>
+    <w:basedOn w:val="a2"/>
+    <w:uiPriority w:val="99"/>
+    <w:semiHidden/>
+    <w:unhideWhenUsed/>
+    <w:rsid w:val="00822C6F"/>
+    <w:rPr>
+      <w:color w:val="605E5C"/>
+      <w:shd w:val="clear" w:color="auto" w:fill="E1DFDD"/>
+    </w:rPr>
+  </w:style>
 </w:styles>
 </file>
 
